--- a/downloads/workbook/ai-4-week-16.docx
+++ b/downloads/workbook/ai-4-week-16.docx
@@ -1328,6 +1328,178 @@
         <w:t>Project connection: For your Responsible Plant Classifier, save the input, procedure, observed result and limitation of this check. Label this worked example as practice; use a different, previously unreviewed case when checking independent understanding.</w:t>
       </w:r>
     </w:p>
+    <w:p>
+      <w:pPr>
+        <w:pStyle w:val="Heading1"/>
+      </w:pPr>
+      <w:r>
+        <w:t>19. Project portfolio milestone</w:t>
+      </w:r>
+    </w:p>
+    <w:p>
+      <w:r>
+        <w:t>Project: Responsible Plant Classifier</w:t>
+      </w:r>
+    </w:p>
+    <w:p>
+      <w:r>
+        <w:t>Current milestone: Test changed cases. Keep normal, boundary and failure cases; compare expected and observed results.</w:t>
+      </w:r>
+    </w:p>
+    <w:p>
+      <w:r>
+        <w:t>For your Responsible Plant Classifier, save the input, procedure, observed result and limitation of this check. Label this worked example as practice; use a different, previously unreviewed case when checking independent understanding.</w:t>
+      </w:r>
+    </w:p>
+    <w:tbl>
+      <w:tblPr>
+        <w:tblStyle w:val="LightShading-Accent1"/>
+        <w:tblW w:type="auto" w:w="0"/>
+        <w:tblLook w:firstColumn="1" w:firstRow="1" w:lastColumn="0" w:lastRow="0" w:noHBand="0" w:noVBand="1" w:val="04A0"/>
+      </w:tblPr>
+      <w:tblGrid>
+        <w:gridCol w:w="5112"/>
+        <w:gridCol w:w="5112"/>
+      </w:tblGrid>
+      <w:tr>
+        <w:trPr>
+          <w:tblHeader/>
+        </w:trPr>
+        <w:tc>
+          <w:tcPr>
+            <w:tcW w:type="dxa" w:w="5112"/>
+          </w:tcPr>
+          <w:p>
+            <w:r>
+              <w:t>Evidence to keep</w:t>
+            </w:r>
+          </w:p>
+        </w:tc>
+        <w:tc>
+          <w:tcPr>
+            <w:tcW w:type="dxa" w:w="5112"/>
+          </w:tcPr>
+          <w:p>
+            <w:r>
+              <w:t>My record</w:t>
+            </w:r>
+          </w:p>
+        </w:tc>
+      </w:tr>
+      <w:tr>
+        <w:tc>
+          <w:tcPr>
+            <w:tcW w:type="dxa" w:w="5112"/>
+          </w:tcPr>
+          <w:p>
+            <w:r>
+              <w:t>This week’s input and deciding step</w:t>
+            </w:r>
+          </w:p>
+        </w:tc>
+        <w:tc>
+          <w:tcPr>
+            <w:tcW w:type="dxa" w:w="5112"/>
+          </w:tcPr>
+          <w:p>
+            <w:r/>
+          </w:p>
+        </w:tc>
+      </w:tr>
+      <w:tr>
+        <w:tc>
+          <w:tcPr>
+            <w:tcW w:type="dxa" w:w="5112"/>
+          </w:tcPr>
+          <w:p>
+            <w:r>
+              <w:t>Prediction and actual result (or labelled paper trace)</w:t>
+            </w:r>
+          </w:p>
+        </w:tc>
+        <w:tc>
+          <w:tcPr>
+            <w:tcW w:type="dxa" w:w="5112"/>
+          </w:tcPr>
+          <w:p>
+            <w:r/>
+          </w:p>
+        </w:tc>
+      </w:tr>
+      <w:tr>
+        <w:tc>
+          <w:tcPr>
+            <w:tcW w:type="dxa" w:w="5112"/>
+          </w:tcPr>
+          <w:p>
+            <w:r>
+              <w:t>One change since the previous checkpoint and why</w:t>
+            </w:r>
+          </w:p>
+        </w:tc>
+        <w:tc>
+          <w:tcPr>
+            <w:tcW w:type="dxa" w:w="5112"/>
+          </w:tcPr>
+          <w:p>
+            <w:r/>
+          </w:p>
+        </w:tc>
+      </w:tr>
+      <w:tr>
+        <w:tc>
+          <w:tcPr>
+            <w:tcW w:type="dxa" w:w="5112"/>
+          </w:tcPr>
+          <w:p>
+            <w:r>
+              <w:t>One error or limit and the next test</w:t>
+            </w:r>
+          </w:p>
+        </w:tc>
+        <w:tc>
+          <w:tcPr>
+            <w:tcW w:type="dxa" w:w="5112"/>
+          </w:tcPr>
+          <w:p>
+            <w:r/>
+          </w:p>
+        </w:tc>
+      </w:tr>
+    </w:tbl>
+    <w:p>
+      <w:pPr>
+        <w:pStyle w:val="Heading3"/>
+      </w:pPr>
+      <w:r>
+        <w:t>Explain what this week adds to your project. Reuse last week’s record rather than starting again.</w:t>
+      </w:r>
+    </w:p>
+    <w:p>
+      <w:r>
+        <w:t>________________________________________________________________</w:t>
+      </w:r>
+    </w:p>
+    <w:p>
+      <w:r>
+        <w:t>________________________________________________________________</w:t>
+      </w:r>
+    </w:p>
+    <w:p>
+      <w:r>
+        <w:t>________________________________________________________________</w:t>
+      </w:r>
+    </w:p>
+    <w:p>
+      <w:r>
+        <w:t>________________________________________________________________</w:t>
+      </w:r>
+    </w:p>
+    <w:p>
+      <w:r>
+        <w:t>________________________________________________________________</w:t>
+      </w:r>
+    </w:p>
     <w:sectPr>
       <w:pgSz w:w="12240" w:h="15840"/>
       <w:pgMar w:top="936" w:right="1008" w:bottom="936" w:left="1008" w:header="720" w:footer="720" w:gutter="0"/>

--- a/downloads/workbook/ai-4-week-16.docx
+++ b/downloads/workbook/ai-4-week-16.docx
@@ -1500,6 +1500,248 @@
         <w:t>________________________________________________________________</w:t>
       </w:r>
     </w:p>
+    <w:p>
+      <w:pPr>
+        <w:pStyle w:val="Heading1"/>
+      </w:pPr>
+      <w:r>
+        <w:t>20. Supported practice and learning evidence</w:t>
+      </w:r>
+    </w:p>
+    <w:p>
+      <w:r>
+        <w:t>Use this supported practice once, in the browser or on paper. Keep the reserved independent assessment for a separate first attempt before teacher feedback.</w:t>
+      </w:r>
+    </w:p>
+    <w:p>
+      <w:r>
+        <w:t>Show how a common healthy class can hide complete failure to detect spotted leaves.</w:t>
+      </w:r>
+    </w:p>
+    <w:p>
+      <w:pPr>
+        <w:pStyle w:val="Heading3"/>
+      </w:pPr>
+      <w:r>
+        <w:t>Practice 1: explain the deciding evidence</w:t>
+      </w:r>
+    </w:p>
+    <w:p>
+      <w:r>
+        <w:t>Which labelled step matches this detail? Candidate catches both spotted leaves while producing three false alarms; choose with stated costs and review needs.</w:t>
+      </w:r>
+    </w:p>
+    <w:p>
+      <w:r>
+        <w:t>1. Compare consequences</w:t>
+      </w:r>
+    </w:p>
+    <w:p>
+      <w:r>
+        <w:t>2. Score candidate</w:t>
+      </w:r>
+    </w:p>
+    <w:p>
+      <w:r>
+        <w:t>3. Score trivial baseline</w:t>
+      </w:r>
+    </w:p>
+    <w:p>
+      <w:pPr>
+        <w:pStyle w:val="Heading3"/>
+      </w:pPr>
+      <w:r>
+        <w:t>My selected conclusion, deciding fact and explanation</w:t>
+      </w:r>
+    </w:p>
+    <w:p>
+      <w:r>
+        <w:t>________________________________________________________________</w:t>
+      </w:r>
+    </w:p>
+    <w:p>
+      <w:r>
+        <w:t>________________________________________________________________</w:t>
+      </w:r>
+    </w:p>
+    <w:p>
+      <w:r>
+        <w:t>________________________________________________________________</w:t>
+      </w:r>
+    </w:p>
+    <w:p>
+      <w:r>
+        <w:t>________________________________________________________________</w:t>
+      </w:r>
+    </w:p>
+    <w:p>
+      <w:r>
+        <w:t>________________________________________________________________</w:t>
+      </w:r>
+    </w:p>
+    <w:p>
+      <w:r>
+        <w:t>Hint if needed: Read the steps in the pictorial case. Match the supplied detail to the stage that performs or records it.</w:t>
+      </w:r>
+    </w:p>
+    <w:p>
+      <w:r>
+        <w:t>After your attempt, compare with the supported explanation: Compare consequences Candidate catches both spotted leaves while producing three false alarms; choose with stated costs and review needs. Read the picture in order. Candidate catches both spotted leaves while producing three false alarms; choose with stated costs and review needs. The arrows show which recorded input or intermediate result each decision uses. Explain the deciding step aloud before checking the changed case; pointing to the final answer alone does not show how it follows.</w:t>
+      </w:r>
+    </w:p>
+    <w:p>
+      <w:pPr>
+        <w:pStyle w:val="Heading3"/>
+      </w:pPr>
+      <w:r>
+        <w:t>Practice 2: explain the deciding evidence</w:t>
+      </w:r>
+    </w:p>
+    <w:p>
+      <w:r>
+        <w:t>Changed-case practice: The candidate’s three false alarms are corrected without changing its detections. Which conclusion is supported by the supplied facts?</w:t>
+      </w:r>
+    </w:p>
+    <w:p>
+      <w:r>
+        <w:t>1. Candidate accuracy becomes20/20 with spotted recall still100% in this toy set.</w:t>
+      </w:r>
+    </w:p>
+    <w:p>
+      <w:r>
+        <w:t>2. This one example guarantees correct results for every future input.</w:t>
+      </w:r>
+    </w:p>
+    <w:p>
+      <w:r>
+        <w:t>3. We can decide the result without examining the changed input or the procedure.</w:t>
+      </w:r>
+    </w:p>
+    <w:p>
+      <w:pPr>
+        <w:pStyle w:val="Heading3"/>
+      </w:pPr>
+      <w:r>
+        <w:t>My selected conclusion, deciding fact and explanation</w:t>
+      </w:r>
+    </w:p>
+    <w:p>
+      <w:r>
+        <w:t>________________________________________________________________</w:t>
+      </w:r>
+    </w:p>
+    <w:p>
+      <w:r>
+        <w:t>________________________________________________________________</w:t>
+      </w:r>
+    </w:p>
+    <w:p>
+      <w:r>
+        <w:t>________________________________________________________________</w:t>
+      </w:r>
+    </w:p>
+    <w:p>
+      <w:r>
+        <w:t>________________________________________________________________</w:t>
+      </w:r>
+    </w:p>
+    <w:p>
+      <w:r>
+        <w:t>________________________________________________________________</w:t>
+      </w:r>
+    </w:p>
+    <w:p>
+      <w:r>
+        <w:t>Hint if needed: Use the changed condition and the deciding step in the pictorial trace. The answer must say what follows from those facts.</w:t>
+      </w:r>
+    </w:p>
+    <w:p>
+      <w:r>
+        <w:t>After your attempt, compare with the supported explanation: Candidate accuracy becomes20/20 with spotted recall still100% in this toy set. False alarms move from FP to TN; neither TP nor FN changes.</w:t>
+      </w:r>
+    </w:p>
+    <w:p>
+      <w:pPr>
+        <w:pStyle w:val="Heading3"/>
+      </w:pPr>
+      <w:r>
+        <w:t>Repair a missing building block</w:t>
+      </w:r>
+    </w:p>
+    <w:p>
+      <w:r>
+        <w:t>Review Confusion Matrix (ai-4/15). Goal: Build a labelled confusion matrix from matched reference and prediction pairs. Short practice: Why is adding TP alone without reducing FN an incorrect revision? Point to the relevant step in the picture, then write the changed result and the rule or evidence that supports it.. Return to this week and explain what you changed.</w:t>
+      </w:r>
+    </w:p>
+    <w:p>
+      <w:r>
+        <w:t>Review Train a Classifier (ai-4/13). Goal: Connect training-only scaling and neighbour prediction in one pipeline. Short practice: Which pipeline record would help another team reproduce the result? Point to the relevant step in the picture, then write the changed result and the rule or evidence that supports it.. Return to this week and explain what you changed.</w:t>
+      </w:r>
+    </w:p>
+    <w:p>
+      <w:r>
+        <w:t>Review Baselines First (ai-4/10). Goal: Fit a majority label baseline using training labels only. Short practice: Can the candidate’s training accuracy replace this validation comparison? Point to the relevant step in the picture, then write the changed result and the rule or evidence that supports it.. Return to this week and explain what you changed.</w:t>
+      </w:r>
+    </w:p>
+    <w:p>
+      <w:pPr>
+        <w:pStyle w:val="Heading3"/>
+      </w:pPr>
+      <w:r>
+        <w:t>Predict, run and debug</w:t>
+      </w:r>
+    </w:p>
+    <w:p>
+      <w:r>
+        <w:t>The browser lab lets you edit the supported Python examples already included in this lesson. Predict first, run, inspect the actual output or error, change one input, then run again. Keep code, predictions, actual results and a reasoned revision together. On paper, label your result as a trace rather than an execution.</w:t>
+      </w:r>
+    </w:p>
+    <w:p>
+      <w:pPr>
+        <w:pStyle w:val="Heading3"/>
+      </w:pPr>
+      <w:r>
+        <w:t>Keep your completed work</w:t>
+      </w:r>
+    </w:p>
+    <w:p>
+      <w:r>
+        <w:t>Use Download completed work in the hosted lesson to export your answers, reflections, practice feedback and code-run evidence. Open the HTML copy to read or print it. Drafts stay in this browser when storage is available; clear drafts on a shared device.</w:t>
+      </w:r>
+    </w:p>
+    <w:p>
+      <w:pPr>
+        <w:pStyle w:val="Heading3"/>
+      </w:pPr>
+      <w:r>
+        <w:t>What I repaired, the evidence I kept and the next test</w:t>
+      </w:r>
+    </w:p>
+    <w:p>
+      <w:r>
+        <w:t>________________________________________________________________</w:t>
+      </w:r>
+    </w:p>
+    <w:p>
+      <w:r>
+        <w:t>________________________________________________________________</w:t>
+      </w:r>
+    </w:p>
+    <w:p>
+      <w:r>
+        <w:t>________________________________________________________________</w:t>
+      </w:r>
+    </w:p>
+    <w:p>
+      <w:r>
+        <w:t>________________________________________________________________</w:t>
+      </w:r>
+    </w:p>
+    <w:p>
+      <w:r>
+        <w:t>________________________________________________________________</w:t>
+      </w:r>
+    </w:p>
     <w:sectPr>
       <w:pgSz w:w="12240" w:h="15840"/>
       <w:pgMar w:top="936" w:right="1008" w:bottom="936" w:left="1008" w:header="720" w:footer="720" w:gutter="0"/>

--- a/downloads/workbook/ai-4-week-16.docx
+++ b/downloads/workbook/ai-4-week-16.docx
@@ -30,7 +30,30 @@
     </w:p>
     <w:p>
       <w:r>
-        <w:t>Try the recall before opening notes. Then use a different colour or a labelled second line to correct your explanation.</w:t>
+        <w:t>Record your starting explanation for Accuracy and Imbalance before opening notes. Show any later correction separately.</w:t>
+      </w:r>
+    </w:p>
+    <w:p>
+      <w:pPr>
+        <w:spacing w:line="336" w:lineRule="auto" w:after="180"/>
+      </w:pPr>
+      <w:r>
+        <w:rPr>
+          <w:b w:val="0"/>
+        </w:rPr>
+        <w:t xml:space="preserve">Try the </w:t>
+      </w:r>
+      <w:r>
+        <w:rPr>
+          <w:b/>
+        </w:rPr>
+        <w:t>recall</w:t>
+      </w:r>
+      <w:r>
+        <w:rPr>
+          <w:b w:val="0"/>
+        </w:rPr>
+        <w:t xml:space="preserve"> before opening notes. Then use a different colour or a labelled second line to correct your explanation.</w:t>
       </w:r>
     </w:p>
     <w:p>
@@ -42,7 +65,13 @@
       </w:r>
     </w:p>
     <w:p>
-      <w:r>
+      <w:pPr>
+        <w:spacing w:line="336" w:lineRule="auto" w:after="180"/>
+      </w:pPr>
+      <w:r>
+        <w:rPr>
+          <w:b w:val="0"/>
+        </w:rPr>
         <w:t>Without opening the old lesson, explain one key idea from Confusion Matrix. Give an example and a mistake that the idea helps you avoid.</w:t>
       </w:r>
     </w:p>
@@ -78,7 +107,13 @@
       </w:r>
     </w:p>
     <w:p>
-      <w:r>
+      <w:pPr>
+        <w:spacing w:line="336" w:lineRule="auto" w:after="180"/>
+      </w:pPr>
+      <w:r>
+        <w:rPr>
+          <w:b w:val="0"/>
+        </w:rPr>
         <w:t>Without opening the old lesson, explain one key idea from Train a Classifier. Give an example and a mistake that the idea helps you avoid.</w:t>
       </w:r>
     </w:p>
@@ -114,7 +149,13 @@
       </w:r>
     </w:p>
     <w:p>
-      <w:r>
+      <w:pPr>
+        <w:spacing w:line="336" w:lineRule="auto" w:after="180"/>
+      </w:pPr>
+      <w:r>
+        <w:rPr>
+          <w:b w:val="0"/>
+        </w:rPr>
         <w:t>Without opening the old lesson, explain one key idea from Baselines First. Give an example and a mistake that the idea helps you avoid.</w:t>
       </w:r>
     </w:p>
@@ -151,7 +192,42 @@
     </w:p>
     <w:p>
       <w:r>
-        <w:t>Use W2: Compare both class fractions for Accuracy and class imbalance. Record the answer once; the lesson and workbook refer to the same attempt.</w:t>
+        <w:t>Complete the supported Accuracy and Imbalance trace and record the first step you can explain without help.</w:t>
+      </w:r>
+    </w:p>
+    <w:p>
+      <w:pPr>
+        <w:spacing w:line="336" w:lineRule="auto" w:after="180"/>
+      </w:pPr>
+      <w:r>
+        <w:rPr>
+          <w:b w:val="0"/>
+        </w:rPr>
+        <w:t xml:space="preserve">Use W2: Compare both class fractions for </w:t>
+      </w:r>
+      <w:r>
+        <w:rPr>
+          <w:b/>
+        </w:rPr>
+        <w:t>Accuracy</w:t>
+      </w:r>
+      <w:r>
+        <w:rPr>
+          <w:b w:val="0"/>
+        </w:rPr>
+        <w:t xml:space="preserve"> and </w:t>
+      </w:r>
+      <w:r>
+        <w:rPr>
+          <w:b/>
+        </w:rPr>
+        <w:t>class imbalance</w:t>
+      </w:r>
+      <w:r>
+        <w:rPr>
+          <w:b w:val="0"/>
+        </w:rPr>
+        <w:t>. Record the answer once; the lesson and workbook refer to the same attempt.</w:t>
       </w:r>
     </w:p>
     <w:tbl>
@@ -279,7 +355,65 @@
     </w:p>
     <w:p>
       <w:r>
-        <w:t>Use the worked case for Accuracy and class imbalance. Proposed explanation: “High accuracy means both classes work well”. Decide whether this explanation is supported. Point to the step or supplied fact that decides; explain your repair if needed.</w:t>
+        <w:t>Check the proposed Accuracy and Imbalance explanation against the supplied facts before discussing it.</w:t>
+      </w:r>
+    </w:p>
+    <w:p>
+      <w:pPr>
+        <w:spacing w:line="336" w:lineRule="auto" w:after="180"/>
+      </w:pPr>
+      <w:r>
+        <w:rPr>
+          <w:b w:val="0"/>
+        </w:rPr>
+        <w:t xml:space="preserve">Use the worked case for </w:t>
+      </w:r>
+      <w:r>
+        <w:rPr>
+          <w:b/>
+        </w:rPr>
+        <w:t>Accuracy</w:t>
+      </w:r>
+      <w:r>
+        <w:rPr>
+          <w:b w:val="0"/>
+        </w:rPr>
+        <w:t xml:space="preserve"> and </w:t>
+      </w:r>
+      <w:r>
+        <w:rPr>
+          <w:b/>
+        </w:rPr>
+        <w:t>class imbalance</w:t>
+      </w:r>
+      <w:r>
+        <w:rPr>
+          <w:b w:val="0"/>
+        </w:rPr>
+        <w:t xml:space="preserve">. Proposed explanation: “High </w:t>
+      </w:r>
+      <w:r>
+        <w:rPr>
+          <w:b/>
+        </w:rPr>
+        <w:t>accuracy</w:t>
+      </w:r>
+      <w:r>
+        <w:rPr>
+          <w:b w:val="0"/>
+        </w:rPr>
+        <w:t xml:space="preserve"> means both classes work well”. Decide whether this explanation is supported.</w:t>
+      </w:r>
+    </w:p>
+    <w:p>
+      <w:pPr>
+        <w:spacing w:line="336" w:lineRule="auto" w:after="180"/>
+      </w:pPr>
+      <w:r>
+        <w:rPr>
+          <w:b w:val="0"/>
+        </w:rPr>
+        <w:t>Point to the step or supplied fact that decides; explain your repair if needed.</w:t>
       </w:r>
     </w:p>
     <w:p>
@@ -319,6 +453,11 @@
       </w:r>
     </w:p>
     <w:p>
+      <w:r>
+        <w:t>Write one first attempt at the reserved independent case before feedback. Repeated copies of that case refer to the same recorded attempt.</w:t>
+      </w:r>
+    </w:p>
+    <w:p>
       <w:pPr>
         <w:pStyle w:val="Heading3"/>
       </w:pPr>
@@ -327,8 +466,38 @@
       </w:r>
     </w:p>
     <w:p>
-      <w:r>
-        <w:t>Validation has90 healthy and10 spotted cases. Always-healthy predicts all healthy. Another model has TP7,FN3,FP8,TN82. Compare accuracy and spotted recall.</w:t>
+      <w:pPr>
+        <w:spacing w:line="336" w:lineRule="auto" w:after="180"/>
+      </w:pPr>
+      <w:r>
+        <w:rPr>
+          <w:b w:val="0"/>
+        </w:rPr>
+        <w:t xml:space="preserve">Validation has90 healthy and10 spotted cases. Always-healthy predicts all healthy. Another model has TP7,FN3,FP8,TN82. Compare </w:t>
+      </w:r>
+      <w:r>
+        <w:rPr>
+          <w:b/>
+        </w:rPr>
+        <w:t>accuracy</w:t>
+      </w:r>
+      <w:r>
+        <w:rPr>
+          <w:b w:val="0"/>
+        </w:rPr>
+        <w:t xml:space="preserve"> and spotted </w:t>
+      </w:r>
+      <w:r>
+        <w:rPr>
+          <w:b/>
+        </w:rPr>
+        <w:t>recall</w:t>
+      </w:r>
+      <w:r>
+        <w:rPr>
+          <w:b w:val="0"/>
+        </w:rPr>
+        <w:t>.</w:t>
       </w:r>
     </w:p>
     <w:p>
@@ -375,7 +544,13 @@
       </w:r>
     </w:p>
     <w:p>
-      <w:r>
+      <w:pPr>
+        <w:spacing w:line="336" w:lineRule="auto" w:after="180"/>
+      </w:pPr>
+      <w:r>
+        <w:rPr>
+          <w:b w:val="0"/>
+        </w:rPr>
         <w:t>Attempt this case before feedback. Record any help. Earlier examples below are further practice; a case already practised with feedback cannot establish fresh transfer.</w:t>
       </w:r>
     </w:p>
@@ -389,7 +564,30 @@
     </w:p>
     <w:p>
       <w:r>
-        <w:t>Model A is always healthy on 96 healthy and 4 spotted leaves. Model B finds 3 spotted but falsely flags 5 healthy. Compare accuracy and spotted detection.</w:t>
+        <w:t>Connect the Accuracy and Imbalance target to a trace and a justified conclusion.</w:t>
+      </w:r>
+    </w:p>
+    <w:p>
+      <w:pPr>
+        <w:spacing w:line="336" w:lineRule="auto" w:after="180"/>
+      </w:pPr>
+      <w:r>
+        <w:rPr>
+          <w:b w:val="0"/>
+        </w:rPr>
+        <w:t xml:space="preserve">Model A is always healthy on 96 healthy and 4 spotted leaves. Model B finds 3 spotted but falsely flags 5 healthy. Compare </w:t>
+      </w:r>
+      <w:r>
+        <w:rPr>
+          <w:b/>
+        </w:rPr>
+        <w:t>accuracy</w:t>
+      </w:r>
+      <w:r>
+        <w:rPr>
+          <w:b w:val="0"/>
+        </w:rPr>
+        <w:t xml:space="preserve"> and spotted detection.</w:t>
       </w:r>
     </w:p>
     <w:p>
@@ -402,17 +600,58 @@
     </w:p>
     <w:p>
       <w:r>
+        <w:t>Solve the supplied Accuracy and Imbalance case and show the deciding evidence.</w:t>
+      </w:r>
+    </w:p>
+    <w:p>
+      <w:pPr>
+        <w:spacing w:line="336" w:lineRule="auto" w:after="180"/>
+      </w:pPr>
+      <w:r>
+        <w:rPr>
+          <w:b w:val="0"/>
+        </w:rPr>
         <w:t>A dataset has 95 healthy and 5 spotted. Model predicts healthy for all.</w:t>
       </w:r>
     </w:p>
     <w:p>
-      <w:r>
-        <w:t>Calculate and critique accuracy.</w:t>
-      </w:r>
-    </w:p>
-    <w:p>
-      <w:r>
-        <w:t>Show your trace, calculation or evidence</w:t>
+      <w:pPr>
+        <w:spacing w:line="336" w:lineRule="auto" w:after="180"/>
+      </w:pPr>
+      <w:r>
+        <w:rPr>
+          <w:b w:val="0"/>
+        </w:rPr>
+        <w:t xml:space="preserve">Calculate and critique </w:t>
+      </w:r>
+      <w:r>
+        <w:rPr>
+          <w:b/>
+        </w:rPr>
+        <w:t>accuracy</w:t>
+      </w:r>
+      <w:r>
+        <w:rPr>
+          <w:b w:val="0"/>
+        </w:rPr>
+        <w:t>.</w:t>
+      </w:r>
+    </w:p>
+    <w:p>
+      <w:pPr>
+        <w:spacing w:line="336" w:lineRule="auto" w:after="180"/>
+      </w:pPr>
+      <w:r>
+        <w:rPr>
+          <w:b w:val="0"/>
+        </w:rPr>
+        <w:t xml:space="preserve">Show your trace, calculation or </w:t>
+      </w:r>
+      <w:r>
+        <w:rPr>
+          <w:b/>
+        </w:rPr>
+        <w:t>evidence</w:t>
       </w:r>
     </w:p>
     <w:p>
@@ -458,11 +697,52 @@
     </w:p>
     <w:p>
       <w:r>
-        <w:t>A classifier predicts healthy for all 100 plants; 95 are healthy and 5 diseased. Compute accuracy and diseased recall.</w:t>
-      </w:r>
-    </w:p>
-    <w:p>
-      <w:r>
+        <w:t>Apply the procedure to the changed case and record why the conclusion follows.</w:t>
+      </w:r>
+    </w:p>
+    <w:p>
+      <w:pPr>
+        <w:spacing w:line="336" w:lineRule="auto" w:after="180"/>
+      </w:pPr>
+      <w:r>
+        <w:rPr>
+          <w:b w:val="0"/>
+        </w:rPr>
+        <w:t xml:space="preserve">A classifier predicts healthy for all 100 plants; 95 are healthy and 5 diseased. Compute </w:t>
+      </w:r>
+      <w:r>
+        <w:rPr>
+          <w:b/>
+        </w:rPr>
+        <w:t>accuracy</w:t>
+      </w:r>
+      <w:r>
+        <w:rPr>
+          <w:b w:val="0"/>
+        </w:rPr>
+        <w:t xml:space="preserve"> and diseased </w:t>
+      </w:r>
+      <w:r>
+        <w:rPr>
+          <w:b/>
+        </w:rPr>
+        <w:t>recall</w:t>
+      </w:r>
+      <w:r>
+        <w:rPr>
+          <w:b w:val="0"/>
+        </w:rPr>
+        <w:t>.</w:t>
+      </w:r>
+    </w:p>
+    <w:p>
+      <w:pPr>
+        <w:spacing w:line="336" w:lineRule="auto" w:after="180"/>
+      </w:pPr>
+      <w:r>
+        <w:rPr>
+          <w:b w:val="0"/>
+        </w:rPr>
         <w:t>My independent answer and reason</w:t>
       </w:r>
     </w:p>
@@ -517,7 +797,30 @@
     </w:p>
     <w:p>
       <w:r>
-        <w:t>Create a changed input, boundary case or missing-information case. Write the expected answer or safe response before testing.</w:t>
+        <w:t>Specify a changed input, expected result and observation separately.</w:t>
+      </w:r>
+    </w:p>
+    <w:p>
+      <w:pPr>
+        <w:spacing w:line="336" w:lineRule="auto" w:after="180"/>
+      </w:pPr>
+      <w:r>
+        <w:rPr>
+          <w:b w:val="0"/>
+        </w:rPr>
+        <w:t xml:space="preserve">Create a changed </w:t>
+      </w:r>
+      <w:r>
+        <w:rPr>
+          <w:b/>
+        </w:rPr>
+        <w:t>input</w:t>
+      </w:r>
+      <w:r>
+        <w:rPr>
+          <w:b w:val="0"/>
+        </w:rPr>
+        <w:t>, boundary case or missing-information case. Write the expected answer or safe response before testing.</w:t>
       </w:r>
     </w:p>
     <w:tbl>
@@ -646,12 +949,41 @@
     </w:p>
     <w:p>
       <w:r>
+        <w:t>Justify what Accuracy and Imbalance adds to Responsible Plant Classifier and keep the evidence.</w:t>
+      </w:r>
+    </w:p>
+    <w:p>
+      <w:pPr>
+        <w:spacing w:line="336" w:lineRule="auto" w:after="180"/>
+      </w:pPr>
+      <w:r>
+        <w:rPr>
+          <w:b w:val="0"/>
+        </w:rPr>
         <w:t>Check Plant Classifier class balance and select metrics that keep the spotted-leaf class visible.</w:t>
       </w:r>
     </w:p>
     <w:p>
-      <w:r>
-        <w:t>The project change and evidence I will keep</w:t>
+      <w:pPr>
+        <w:spacing w:line="336" w:lineRule="auto" w:after="180"/>
+      </w:pPr>
+      <w:r>
+        <w:rPr>
+          <w:b w:val="0"/>
+        </w:rPr>
+        <w:t xml:space="preserve">The project change and </w:t>
+      </w:r>
+      <w:r>
+        <w:rPr>
+          <w:b/>
+        </w:rPr>
+        <w:t>evidence</w:t>
+      </w:r>
+      <w:r>
+        <w:rPr>
+          <w:b w:val="0"/>
+        </w:rPr>
+        <w:t xml:space="preserve"> I will keep</w:t>
       </w:r>
     </w:p>
     <w:p>
@@ -697,11 +1029,54 @@
     </w:p>
     <w:p>
       <w:r>
-        <w:t>I can explain the mechanism. I can show evidence. I can handle a changed case. I can name a limit. Mark each as not yet, with help or independently, and attach supporting work.</w:t>
-      </w:r>
-    </w:p>
-    <w:p>
-      <w:r>
+        <w:t>Judge explanation, evidence, transfer and limits separately; attach the work behind your judgement.</w:t>
+      </w:r>
+    </w:p>
+    <w:p>
+      <w:pPr>
+        <w:pStyle w:val="ListBullet"/>
+      </w:pPr>
+      <w:r>
+        <w:t>I can explain the mechanism.</w:t>
+      </w:r>
+    </w:p>
+    <w:p>
+      <w:pPr>
+        <w:pStyle w:val="ListBullet"/>
+      </w:pPr>
+      <w:r>
+        <w:t>I can show evidence.</w:t>
+      </w:r>
+    </w:p>
+    <w:p>
+      <w:pPr>
+        <w:pStyle w:val="ListBullet"/>
+      </w:pPr>
+      <w:r>
+        <w:t>I can handle a changed case.</w:t>
+      </w:r>
+    </w:p>
+    <w:p>
+      <w:pPr>
+        <w:pStyle w:val="ListBullet"/>
+      </w:pPr>
+      <w:r>
+        <w:t>I can name a limit.</w:t>
+      </w:r>
+    </w:p>
+    <w:p>
+      <w:r>
+        <w:t>Mark each as not yet, with help or independently, and attach supporting work.</w:t>
+      </w:r>
+    </w:p>
+    <w:p>
+      <w:pPr>
+        <w:spacing w:line="336" w:lineRule="auto" w:after="180"/>
+      </w:pPr>
+      <w:r>
+        <w:rPr>
+          <w:b w:val="0"/>
+        </w:rPr>
         <w:t>Teacher review ____________________  Next step ____________________</w:t>
       </w:r>
     </w:p>
@@ -715,7 +1090,30 @@
     </w:p>
     <w:p>
       <w:r>
-        <w:t>Model A is always healthy on 96 healthy and 4 spotted leaves. Model B finds 3 spotted but falsely flags 5 healthy. Compare accuracy and spotted detection.</w:t>
+        <w:t>Use this earlier case as transfer practice. A case already discussed with feedback is not fresh assessment evidence.</w:t>
+      </w:r>
+    </w:p>
+    <w:p>
+      <w:pPr>
+        <w:spacing w:line="336" w:lineRule="auto" w:after="180"/>
+      </w:pPr>
+      <w:r>
+        <w:rPr>
+          <w:b w:val="0"/>
+        </w:rPr>
+        <w:t xml:space="preserve">Model A is always healthy on 96 healthy and 4 spotted leaves. Model B finds 3 spotted but falsely flags 5 healthy. Compare </w:t>
+      </w:r>
+      <w:r>
+        <w:rPr>
+          <w:b/>
+        </w:rPr>
+        <w:t>accuracy</w:t>
+      </w:r>
+      <w:r>
+        <w:rPr>
+          <w:b w:val="0"/>
+        </w:rPr>
+        <w:t xml:space="preserve"> and spotted detection.</w:t>
       </w:r>
     </w:p>
     <w:p>
@@ -762,7 +1160,13 @@
       </w:r>
     </w:p>
     <w:p>
-      <w:r>
+      <w:pPr>
+        <w:spacing w:line="336" w:lineRule="auto" w:after="180"/>
+      </w:pPr>
+      <w:r>
+        <w:rPr>
+          <w:b w:val="0"/>
+        </w:rPr>
         <w:t>Record support used: none, hint or teacher explanation.</w:t>
       </w:r>
     </w:p>
@@ -776,7 +1180,36 @@
     </w:p>
     <w:p>
       <w:r>
-        <w:t>Training has 16 clear and 4 blocked labels. State the majority rule. On the worked evaluation, give its matrix, accuracy, false positives and false negatives with blocked positive. Explain why 80 percent is incomplete.</w:t>
+        <w:t>Score the majority baseline. Apply the supplied Accuracy and Imbalance facts and keep your reasoning.</w:t>
+      </w:r>
+    </w:p>
+    <w:p>
+      <w:pPr>
+        <w:spacing w:line="336" w:lineRule="auto" w:after="180"/>
+      </w:pPr>
+      <w:r>
+        <w:rPr>
+          <w:b/>
+        </w:rPr>
+        <w:t>Training</w:t>
+      </w:r>
+      <w:r>
+        <w:rPr>
+          <w:b w:val="0"/>
+        </w:rPr>
+        <w:t xml:space="preserve"> has 16 clear and 4 blocked labels. State the majority rule. On the worked evaluation, give its matrix, </w:t>
+      </w:r>
+      <w:r>
+        <w:rPr>
+          <w:b/>
+        </w:rPr>
+        <w:t>accuracy</w:t>
+      </w:r>
+      <w:r>
+        <w:rPr>
+          <w:b w:val="0"/>
+        </w:rPr>
+        <w:t>, false positives and false negatives with blocked positive. Explain why 80 percent is incomplete.</w:t>
       </w:r>
     </w:p>
     <w:p>
@@ -827,7 +1260,54 @@
     </w:p>
     <w:p>
       <w:r>
-        <w:t>For the worked candidate [[12,4],[0,4]], give ordinary accuracy, both class-specific correct fractions, balanced accuracy, false positives and false negatives. Compare with the baseline.</w:t>
+        <w:t>Compare both class fractions. Apply the supplied Accuracy and Imbalance facts and keep your reasoning.</w:t>
+      </w:r>
+    </w:p>
+    <w:p>
+      <w:pPr>
+        <w:spacing w:line="336" w:lineRule="auto" w:after="180"/>
+      </w:pPr>
+      <w:r>
+        <w:rPr>
+          <w:b w:val="0"/>
+        </w:rPr>
+        <w:t xml:space="preserve">For the worked candidate [[12,4],[0,4]], give ordinary </w:t>
+      </w:r>
+      <w:r>
+        <w:rPr>
+          <w:b/>
+        </w:rPr>
+        <w:t>accuracy</w:t>
+      </w:r>
+      <w:r>
+        <w:rPr>
+          <w:b w:val="0"/>
+        </w:rPr>
+        <w:t xml:space="preserve">, both </w:t>
+      </w:r>
+      <w:r>
+        <w:rPr>
+          <w:b/>
+        </w:rPr>
+        <w:t>class-specific correct fraction</w:t>
+      </w:r>
+      <w:r>
+        <w:rPr>
+          <w:b w:val="0"/>
+        </w:rPr>
+        <w:t xml:space="preserve">s, </w:t>
+      </w:r>
+      <w:r>
+        <w:rPr>
+          <w:b/>
+        </w:rPr>
+        <w:t>balanced accuracy</w:t>
+      </w:r>
+      <w:r>
+        <w:rPr>
+          <w:b w:val="0"/>
+        </w:rPr>
+        <w:t>, false positives and false negatives. Compare with the baseline.</w:t>
       </w:r>
     </w:p>
     <w:p>
@@ -878,7 +1358,30 @@
     </w:p>
     <w:p>
       <w:r>
-        <w:t>For the illustrative 8-clear 8-blocked set, use baseline [[8,0],[8,0]] and candidate [[6,2],[0,8]]. Calculate ordinary and balanced accuracy for each. Explain what stayed fixed and what this example does not prove.</w:t>
+        <w:t>Explain a changed class mix. Apply the supplied Accuracy and Imbalance facts and keep your reasoning.</w:t>
+      </w:r>
+    </w:p>
+    <w:p>
+      <w:pPr>
+        <w:spacing w:line="336" w:lineRule="auto" w:after="180"/>
+      </w:pPr>
+      <w:r>
+        <w:rPr>
+          <w:b w:val="0"/>
+        </w:rPr>
+        <w:t xml:space="preserve">For the illustrative 8-clear 8-blocked set, use baseline [[8,0],[8,0]] and candidate [[6,2],[0,8]]. Calculate ordinary and </w:t>
+      </w:r>
+      <w:r>
+        <w:rPr>
+          <w:b/>
+        </w:rPr>
+        <w:t>balanced accuracy</w:t>
+      </w:r>
+      <w:r>
+        <w:rPr>
+          <w:b w:val="0"/>
+        </w:rPr>
+        <w:t xml:space="preserve"> for each. Explain what stayed fixed and what this example does not prove.</w:t>
       </w:r>
     </w:p>
     <w:p>
@@ -929,7 +1432,76 @@
     </w:p>
     <w:p>
       <w:r>
-        <w:t>New training labels have a clear majority. A separate evaluation has 18 clear and 2 blocked records. The always-clear baseline is [[18,0],[2,0]] and candidate is [[15,3],[1,1]], with reference rows and clear then blocked on both axes. Calculate ordinary accuracy, both class fractions and balanced accuracy for each. Give candidate FP and FN, then explain why the metrics do not choose an automatic winner.</w:t>
+        <w:t>Attempt before feedback. If this repeats the selected independent case, reuse that first attempt; otherwise keep a separate record. Assess a new comparison independently. Apply the supplied Accuracy and Imbalance facts and keep your reasoning.</w:t>
+      </w:r>
+    </w:p>
+    <w:p>
+      <w:pPr>
+        <w:spacing w:line="336" w:lineRule="auto" w:after="180"/>
+      </w:pPr>
+      <w:r>
+        <w:rPr>
+          <w:b w:val="0"/>
+        </w:rPr>
+        <w:t xml:space="preserve">New </w:t>
+      </w:r>
+      <w:r>
+        <w:rPr>
+          <w:b/>
+        </w:rPr>
+        <w:t>training</w:t>
+      </w:r>
+      <w:r>
+        <w:rPr>
+          <w:b w:val="0"/>
+        </w:rPr>
+        <w:t xml:space="preserve"> labels have a clear majority. A separate evaluation has 18 clear and 2 blocked records.</w:t>
+      </w:r>
+    </w:p>
+    <w:p>
+      <w:pPr>
+        <w:spacing w:line="336" w:lineRule="auto" w:after="180"/>
+      </w:pPr>
+      <w:r>
+        <w:rPr>
+          <w:b w:val="0"/>
+        </w:rPr>
+        <w:t xml:space="preserve">The always-clear baseline is [[18,0],[2,0]] and candidate is [[15,3],[1,1]], with reference rows and clear then blocked on both axes. Calculate ordinary </w:t>
+      </w:r>
+      <w:r>
+        <w:rPr>
+          <w:b/>
+        </w:rPr>
+        <w:t>accuracy</w:t>
+      </w:r>
+      <w:r>
+        <w:rPr>
+          <w:b w:val="0"/>
+        </w:rPr>
+        <w:t xml:space="preserve">, both class fractions and </w:t>
+      </w:r>
+      <w:r>
+        <w:rPr>
+          <w:b/>
+        </w:rPr>
+        <w:t>balanced accuracy</w:t>
+      </w:r>
+      <w:r>
+        <w:rPr>
+          <w:b w:val="0"/>
+        </w:rPr>
+        <w:t xml:space="preserve"> for each.</w:t>
+      </w:r>
+    </w:p>
+    <w:p>
+      <w:pPr>
+        <w:spacing w:line="336" w:lineRule="auto" w:after="180"/>
+      </w:pPr>
+      <w:r>
+        <w:rPr>
+          <w:b w:val="0"/>
+        </w:rPr>
+        <w:t>Give candidate FP and FN, then explain why the metrics do not choose an automatic winner.</w:t>
       </w:r>
     </w:p>
     <w:p>
@@ -990,7 +1562,42 @@
     </w:p>
     <w:p>
       <w:r>
-        <w:t>An evaluation contains ten clear cases and no blocked cases. All predictions are clear. State ordinary accuracy, explain why blocked performance is unavailable, and describe how our code handles the missing class.</w:t>
+        <w:t>Limit claims from missing classes. Apply the supplied Accuracy and Imbalance facts and keep your reasoning.</w:t>
+      </w:r>
+    </w:p>
+    <w:p>
+      <w:pPr>
+        <w:spacing w:line="336" w:lineRule="auto" w:after="180"/>
+      </w:pPr>
+      <w:r>
+        <w:rPr>
+          <w:b w:val="0"/>
+        </w:rPr>
+        <w:t xml:space="preserve">An evaluation contains ten clear cases and no blocked cases. All </w:t>
+      </w:r>
+      <w:r>
+        <w:rPr>
+          <w:b/>
+        </w:rPr>
+        <w:t>prediction</w:t>
+      </w:r>
+      <w:r>
+        <w:rPr>
+          <w:b w:val="0"/>
+        </w:rPr>
+        <w:t xml:space="preserve">s are clear. State ordinary </w:t>
+      </w:r>
+      <w:r>
+        <w:rPr>
+          <w:b/>
+        </w:rPr>
+        <w:t>accuracy</w:t>
+      </w:r>
+      <w:r>
+        <w:rPr>
+          <w:b w:val="0"/>
+        </w:rPr>
+        <w:t>, explain why blocked performance is unavailable, and describe how our code handles the missing class.</w:t>
       </w:r>
     </w:p>
     <w:p>
@@ -1037,6 +1644,11 @@
       </w:pPr>
       <w:r>
         <w:t>17. Feedback, return check and learning record</w:t>
+      </w:r>
+    </w:p>
+    <w:p>
+      <w:r>
+        <w:t>Record the first repaired step and a different case to revisit after a delay.</w:t>
       </w:r>
     </w:p>
     <w:tbl>
@@ -1176,7 +1788,13 @@
       </w:tr>
     </w:tbl>
     <w:p>
-      <w:r>
+      <w:pPr>
+        <w:spacing w:line="336" w:lineRule="auto" w:after="180"/>
+      </w:pPr>
+      <w:r>
+        <w:rPr>
+          <w:b w:val="0"/>
+        </w:rPr>
         <w:t>Revisit this idea with your teacher after a delay. Familiarity is different from explaining and using it on a changed case.</w:t>
       </w:r>
     </w:p>
@@ -1190,17 +1808,52 @@
     </w:p>
     <w:p>
       <w:r>
+        <w:t>Show how a common healthy class can hide complete failure to detect spotted leaves. Explain the labelled step before checking the changed condition.</w:t>
+      </w:r>
+    </w:p>
+    <w:p>
+      <w:pPr>
+        <w:spacing w:line="336" w:lineRule="auto" w:after="180"/>
+      </w:pPr>
+      <w:r>
+        <w:rPr>
+          <w:b w:val="0"/>
+        </w:rPr>
         <w:t>Show how a common healthy class can hide complete failure to detect spotted leaves.</w:t>
       </w:r>
     </w:p>
     <w:p>
-      <w:r>
+      <w:pPr>
+        <w:spacing w:line="336" w:lineRule="auto" w:after="180"/>
+      </w:pPr>
+      <w:r>
+        <w:rPr>
+          <w:b w:val="0"/>
+        </w:rPr>
         <w:t>Toy evaluation has 18 healthy and 2 spotted leaves. Always-healthy predicts all healthy. A candidate hasTP2, FN 0, FP 3, TN 15.</w:t>
       </w:r>
     </w:p>
     <w:p>
-      <w:r>
-        <w:t>All inputs and outcomes in this worked example are invented classroom data; no real model run is claimed.</w:t>
+      <w:pPr>
+        <w:spacing w:line="336" w:lineRule="auto" w:after="180"/>
+      </w:pPr>
+      <w:r>
+        <w:rPr>
+          <w:b w:val="0"/>
+        </w:rPr>
+        <w:t xml:space="preserve">All </w:t>
+      </w:r>
+      <w:r>
+        <w:rPr>
+          <w:b/>
+        </w:rPr>
+        <w:t>input</w:t>
+      </w:r>
+      <w:r>
+        <w:rPr>
+          <w:b w:val="0"/>
+        </w:rPr>
+        <w:t>s and outcomes in this worked example are invented classroom data; no real model run is claimed.</w:t>
       </w:r>
     </w:p>
     <w:p>
@@ -1276,8 +1929,26 @@
       </w:r>
     </w:p>
     <w:p>
-      <w:r>
-        <w:t>Why can the 90% baseline still be unsuitable for a detection task? Point to the relevant step in the picture, then write the changed result and the rule or evidence that supports it.</w:t>
+      <w:pPr>
+        <w:spacing w:line="336" w:lineRule="auto" w:after="180"/>
+      </w:pPr>
+      <w:r>
+        <w:rPr>
+          <w:b w:val="0"/>
+        </w:rPr>
+        <w:t xml:space="preserve">Why can the 90% baseline still be unsuitable for a detection task? Point to the relevant step in the picture, then write the changed result and the rule or </w:t>
+      </w:r>
+      <w:r>
+        <w:rPr>
+          <w:b/>
+        </w:rPr>
+        <w:t>evidence</w:t>
+      </w:r>
+      <w:r>
+        <w:rPr>
+          <w:b w:val="0"/>
+        </w:rPr>
+        <w:t xml:space="preserve"> that supports it.</w:t>
       </w:r>
     </w:p>
     <w:p>
@@ -1319,13 +1990,69 @@
       </w:r>
     </w:p>
     <w:p>
-      <w:r>
-        <w:t>Support used: alone / hint / worked example. This record is practice evidence.</w:t>
-      </w:r>
-    </w:p>
-    <w:p>
-      <w:r>
-        <w:t>Project connection: For your Responsible Plant Classifier, save the input, procedure, observed result and limitation of this check. Label this worked example as practice; use a different, previously unreviewed case when checking independent understanding.</w:t>
+      <w:pPr>
+        <w:pStyle w:val="Heading3"/>
+      </w:pPr>
+      <w:r>
+        <w:t>Record the help used</w:t>
+      </w:r>
+    </w:p>
+    <w:p>
+      <w:pPr>
+        <w:spacing w:line="336" w:lineRule="auto" w:after="180"/>
+        <w:shd w:fill="F1F6F8"/>
+      </w:pPr>
+      <w:r>
+        <w:rPr>
+          <w:b w:val="0"/>
+        </w:rPr>
+        <w:t xml:space="preserve">Support used: alone / hint / worked example. This record is practice </w:t>
+      </w:r>
+      <w:r>
+        <w:rPr>
+          <w:b/>
+        </w:rPr>
+        <w:t>evidence</w:t>
+      </w:r>
+      <w:r>
+        <w:rPr>
+          <w:b w:val="0"/>
+        </w:rPr>
+        <w:t>.</w:t>
+      </w:r>
+    </w:p>
+    <w:p>
+      <w:pPr>
+        <w:spacing w:line="336" w:lineRule="auto" w:after="180"/>
+      </w:pPr>
+      <w:r>
+        <w:rPr>
+          <w:b w:val="0"/>
+        </w:rPr>
+        <w:t xml:space="preserve">Project connection: For your Responsible Plant Classifier, save the </w:t>
+      </w:r>
+      <w:r>
+        <w:rPr>
+          <w:b/>
+        </w:rPr>
+        <w:t>input</w:t>
+      </w:r>
+      <w:r>
+        <w:rPr>
+          <w:b w:val="0"/>
+        </w:rPr>
+        <w:t>, procedure, observed result and limitation of this check.</w:t>
+      </w:r>
+    </w:p>
+    <w:p>
+      <w:pPr>
+        <w:spacing w:line="336" w:lineRule="auto" w:after="180"/>
+      </w:pPr>
+      <w:r>
+        <w:rPr>
+          <w:b w:val="0"/>
+        </w:rPr>
+        <w:t>Label this worked example as practice; use a different, previously unreviewed case when checking independent understanding.</w:t>
       </w:r>
     </w:p>
     <w:p>
@@ -1338,17 +2065,63 @@
     </w:p>
     <w:p>
       <w:r>
+        <w:t>Keep this week’s input, deciding step, result and limit together in the Responsible Plant Classifier record.</w:t>
+      </w:r>
+    </w:p>
+    <w:p>
+      <w:pPr>
+        <w:spacing w:line="336" w:lineRule="auto" w:after="180"/>
+      </w:pPr>
+      <w:r>
+        <w:rPr>
+          <w:b w:val="0"/>
+        </w:rPr>
         <w:t>Project: Responsible Plant Classifier</w:t>
       </w:r>
     </w:p>
     <w:p>
-      <w:r>
+      <w:pPr>
+        <w:spacing w:line="336" w:lineRule="auto" w:after="180"/>
+      </w:pPr>
+      <w:r>
+        <w:rPr>
+          <w:b w:val="0"/>
+        </w:rPr>
         <w:t>Current milestone: Test changed cases. Keep normal, boundary and failure cases; compare expected and observed results.</w:t>
       </w:r>
     </w:p>
     <w:p>
-      <w:r>
-        <w:t>For your Responsible Plant Classifier, save the input, procedure, observed result and limitation of this check. Label this worked example as practice; use a different, previously unreviewed case when checking independent understanding.</w:t>
+      <w:pPr>
+        <w:spacing w:line="336" w:lineRule="auto" w:after="180"/>
+      </w:pPr>
+      <w:r>
+        <w:rPr>
+          <w:b w:val="0"/>
+        </w:rPr>
+        <w:t xml:space="preserve">For your Responsible Plant Classifier, save the </w:t>
+      </w:r>
+      <w:r>
+        <w:rPr>
+          <w:b/>
+        </w:rPr>
+        <w:t>input</w:t>
+      </w:r>
+      <w:r>
+        <w:rPr>
+          <w:b w:val="0"/>
+        </w:rPr>
+        <w:t>, procedure, observed result and limitation of this check.</w:t>
+      </w:r>
+    </w:p>
+    <w:p>
+      <w:pPr>
+        <w:spacing w:line="336" w:lineRule="auto" w:after="180"/>
+      </w:pPr>
+      <w:r>
+        <w:rPr>
+          <w:b w:val="0"/>
+        </w:rPr>
+        <w:t>Label this worked example as practice; use a different, previously unreviewed case when checking independent understanding.</w:t>
       </w:r>
     </w:p>
     <w:tbl>
@@ -1510,11 +2283,28 @@
     </w:p>
     <w:p>
       <w:r>
+        <w:t>Try the supported questions before comparing with hints and feedback. Record what you repaired and the evidence you retained.</w:t>
+      </w:r>
+    </w:p>
+    <w:p>
+      <w:pPr>
+        <w:spacing w:line="336" w:lineRule="auto" w:after="180"/>
+      </w:pPr>
+      <w:r>
+        <w:rPr>
+          <w:b w:val="0"/>
+        </w:rPr>
         <w:t>Use this supported practice once, in the browser or on paper. Keep the reserved independent assessment for a separate first attempt before teacher feedback.</w:t>
       </w:r>
     </w:p>
     <w:p>
-      <w:r>
+      <w:pPr>
+        <w:spacing w:line="336" w:lineRule="auto" w:after="180"/>
+      </w:pPr>
+      <w:r>
+        <w:rPr>
+          <w:b w:val="0"/>
+        </w:rPr>
         <w:t>Show how a common healthy class can hide complete failure to detect spotted leaves.</w:t>
       </w:r>
     </w:p>
@@ -1527,22 +2317,49 @@
       </w:r>
     </w:p>
     <w:p>
-      <w:r>
+      <w:pPr>
+        <w:spacing w:line="336" w:lineRule="auto" w:after="180"/>
+      </w:pPr>
+      <w:r>
+        <w:rPr>
+          <w:b w:val="0"/>
+        </w:rPr>
         <w:t>Which labelled step matches this detail? Candidate catches both spotted leaves while producing three false alarms; choose with stated costs and review needs.</w:t>
       </w:r>
     </w:p>
     <w:p>
-      <w:r>
+      <w:pPr>
+        <w:spacing w:line="336" w:lineRule="auto" w:after="180"/>
+        <w:shd w:fill="F4F9FC"/>
+      </w:pPr>
+      <w:r>
+        <w:rPr>
+          <w:b w:val="0"/>
+        </w:rPr>
         <w:t>1. Compare consequences</w:t>
       </w:r>
     </w:p>
     <w:p>
-      <w:r>
+      <w:pPr>
+        <w:spacing w:line="336" w:lineRule="auto" w:after="180"/>
+        <w:shd w:fill="F4F9FC"/>
+      </w:pPr>
+      <w:r>
+        <w:rPr>
+          <w:b w:val="0"/>
+        </w:rPr>
         <w:t>2. Score candidate</w:t>
       </w:r>
     </w:p>
     <w:p>
-      <w:r>
+      <w:pPr>
+        <w:spacing w:line="336" w:lineRule="auto" w:after="180"/>
+        <w:shd w:fill="F4F9FC"/>
+      </w:pPr>
+      <w:r>
+        <w:rPr>
+          <w:b w:val="0"/>
+        </w:rPr>
         <w:t>3. Score trivial baseline</w:t>
       </w:r>
     </w:p>
@@ -1580,41 +2397,191 @@
       </w:r>
     </w:p>
     <w:p>
-      <w:r>
+      <w:pPr>
+        <w:pStyle w:val="Heading3"/>
+      </w:pPr>
+      <w:r>
+        <w:t>Hint · try first</w:t>
+      </w:r>
+    </w:p>
+    <w:p>
+      <w:pPr>
+        <w:spacing w:line="336" w:lineRule="auto" w:after="180"/>
+        <w:shd w:fill="F1F6F8"/>
+      </w:pPr>
+      <w:r>
+        <w:rPr>
+          <w:b w:val="0"/>
+        </w:rPr>
         <w:t>Hint if needed: Read the steps in the pictorial case. Match the supplied detail to the stage that performs or records it.</w:t>
       </w:r>
     </w:p>
     <w:p>
-      <w:r>
-        <w:t>After your attempt, compare with the supported explanation: Compare consequences Candidate catches both spotted leaves while producing three false alarms; choose with stated costs and review needs. Read the picture in order. Candidate catches both spotted leaves while producing three false alarms; choose with stated costs and review needs. The arrows show which recorded input or intermediate result each decision uses. Explain the deciding step aloud before checking the changed case; pointing to the final answer alone does not show how it follows.</w:t>
-      </w:r>
-    </w:p>
-    <w:p>
       <w:pPr>
         <w:pStyle w:val="Heading3"/>
       </w:pPr>
       <w:r>
+        <w:t>Feedback · compare after trying</w:t>
+      </w:r>
+    </w:p>
+    <w:p>
+      <w:pPr>
+        <w:spacing w:line="336" w:lineRule="auto" w:after="180"/>
+        <w:shd w:fill="F1F6FC"/>
+      </w:pPr>
+      <w:r>
+        <w:rPr>
+          <w:b w:val="0"/>
+        </w:rPr>
+        <w:t>After your attempt, compare with the supported explanation: Compare consequences Candidate catches both spotted leaves while producing three false alarms; choose with stated costs and review needs. Read the picture in order.</w:t>
+      </w:r>
+    </w:p>
+    <w:p>
+      <w:pPr>
+        <w:spacing w:line="336" w:lineRule="auto" w:after="180"/>
+        <w:shd w:fill="F1F6FC"/>
+      </w:pPr>
+      <w:r>
+        <w:rPr>
+          <w:b w:val="0"/>
+        </w:rPr>
+        <w:t xml:space="preserve">Candidate catches both spotted leaves while producing three false alarms; choose with stated costs and review needs. The arrows show which recorded </w:t>
+      </w:r>
+      <w:r>
+        <w:rPr>
+          <w:b/>
+        </w:rPr>
+        <w:t>input</w:t>
+      </w:r>
+      <w:r>
+        <w:rPr>
+          <w:b w:val="0"/>
+        </w:rPr>
+        <w:t xml:space="preserve"> or intermediate result each decision uses.</w:t>
+      </w:r>
+    </w:p>
+    <w:p>
+      <w:pPr>
+        <w:spacing w:line="336" w:lineRule="auto" w:after="180"/>
+        <w:shd w:fill="F1F6FC"/>
+      </w:pPr>
+      <w:r>
+        <w:rPr>
+          <w:b w:val="0"/>
+        </w:rPr>
+        <w:t>Explain the deciding step aloud before checking the changed case; pointing to the final answer alone does not show how it follows.</w:t>
+      </w:r>
+    </w:p>
+    <w:p>
+      <w:pPr>
+        <w:pStyle w:val="Heading3"/>
+      </w:pPr>
+      <w:r>
         <w:t>Practice 2: explain the deciding evidence</w:t>
       </w:r>
     </w:p>
     <w:p>
-      <w:r>
+      <w:pPr>
+        <w:pStyle w:val="Heading3"/>
+      </w:pPr>
+      <w:r>
+        <w:t>Changed case · predict first</w:t>
+      </w:r>
+    </w:p>
+    <w:p>
+      <w:pPr>
+        <w:spacing w:line="336" w:lineRule="auto" w:after="180"/>
+        <w:shd w:fill="F5F1FB"/>
+      </w:pPr>
+      <w:r>
+        <w:rPr>
+          <w:b w:val="0"/>
+        </w:rPr>
         <w:t>Changed-case practice: The candidate’s three false alarms are corrected without changing its detections. Which conclusion is supported by the supplied facts?</w:t>
       </w:r>
     </w:p>
     <w:p>
-      <w:r>
-        <w:t>1. Candidate accuracy becomes20/20 with spotted recall still100% in this toy set.</w:t>
-      </w:r>
-    </w:p>
-    <w:p>
-      <w:r>
-        <w:t>2. This one example guarantees correct results for every future input.</w:t>
-      </w:r>
-    </w:p>
-    <w:p>
-      <w:r>
-        <w:t>3. We can decide the result without examining the changed input or the procedure.</w:t>
+      <w:pPr>
+        <w:spacing w:line="336" w:lineRule="auto" w:after="180"/>
+        <w:shd w:fill="F4F9FC"/>
+      </w:pPr>
+      <w:r>
+        <w:rPr>
+          <w:b w:val="0"/>
+        </w:rPr>
+        <w:t xml:space="preserve">1. Candidate </w:t>
+      </w:r>
+      <w:r>
+        <w:rPr>
+          <w:b/>
+        </w:rPr>
+        <w:t>accuracy</w:t>
+      </w:r>
+      <w:r>
+        <w:rPr>
+          <w:b w:val="0"/>
+        </w:rPr>
+        <w:t xml:space="preserve"> becomes20/20 with spotted </w:t>
+      </w:r>
+      <w:r>
+        <w:rPr>
+          <w:b/>
+        </w:rPr>
+        <w:t>recall</w:t>
+      </w:r>
+      <w:r>
+        <w:rPr>
+          <w:b w:val="0"/>
+        </w:rPr>
+        <w:t xml:space="preserve"> still100% in this toy set.</w:t>
+      </w:r>
+    </w:p>
+    <w:p>
+      <w:pPr>
+        <w:spacing w:line="336" w:lineRule="auto" w:after="180"/>
+        <w:shd w:fill="F4F9FC"/>
+      </w:pPr>
+      <w:r>
+        <w:rPr>
+          <w:b w:val="0"/>
+        </w:rPr>
+        <w:t xml:space="preserve">2. This one example guarantees correct results for every future </w:t>
+      </w:r>
+      <w:r>
+        <w:rPr>
+          <w:b/>
+        </w:rPr>
+        <w:t>input</w:t>
+      </w:r>
+      <w:r>
+        <w:rPr>
+          <w:b w:val="0"/>
+        </w:rPr>
+        <w:t>.</w:t>
+      </w:r>
+    </w:p>
+    <w:p>
+      <w:pPr>
+        <w:spacing w:line="336" w:lineRule="auto" w:after="180"/>
+        <w:shd w:fill="F4F9FC"/>
+      </w:pPr>
+      <w:r>
+        <w:rPr>
+          <w:b w:val="0"/>
+        </w:rPr>
+        <w:t xml:space="preserve">3. We can decide the result without examining the changed </w:t>
+      </w:r>
+      <w:r>
+        <w:rPr>
+          <w:b/>
+        </w:rPr>
+        <w:t>input</w:t>
+      </w:r>
+      <w:r>
+        <w:rPr>
+          <w:b w:val="0"/>
+        </w:rPr>
+        <w:t xml:space="preserve"> or the procedure.</w:t>
       </w:r>
     </w:p>
     <w:p>
@@ -1651,36 +2618,249 @@
       </w:r>
     </w:p>
     <w:p>
-      <w:r>
+      <w:pPr>
+        <w:pStyle w:val="Heading3"/>
+      </w:pPr>
+      <w:r>
+        <w:t>Hint · try first</w:t>
+      </w:r>
+    </w:p>
+    <w:p>
+      <w:pPr>
+        <w:spacing w:line="336" w:lineRule="auto" w:after="180"/>
+        <w:shd w:fill="F1F6F8"/>
+      </w:pPr>
+      <w:r>
+        <w:rPr>
+          <w:b w:val="0"/>
+        </w:rPr>
         <w:t>Hint if needed: Use the changed condition and the deciding step in the pictorial trace. The answer must say what follows from those facts.</w:t>
       </w:r>
     </w:p>
     <w:p>
-      <w:r>
-        <w:t>After your attempt, compare with the supported explanation: Candidate accuracy becomes20/20 with spotted recall still100% in this toy set. False alarms move from FP to TN; neither TP nor FN changes.</w:t>
-      </w:r>
-    </w:p>
-    <w:p>
       <w:pPr>
         <w:pStyle w:val="Heading3"/>
       </w:pPr>
       <w:r>
+        <w:t>Feedback · compare after trying</w:t>
+      </w:r>
+    </w:p>
+    <w:p>
+      <w:pPr>
+        <w:spacing w:line="336" w:lineRule="auto" w:after="180"/>
+        <w:shd w:fill="F1F6FC"/>
+      </w:pPr>
+      <w:r>
+        <w:rPr>
+          <w:b w:val="0"/>
+        </w:rPr>
+        <w:t xml:space="preserve">After your attempt, compare with the supported explanation: Candidate </w:t>
+      </w:r>
+      <w:r>
+        <w:rPr>
+          <w:b/>
+        </w:rPr>
+        <w:t>accuracy</w:t>
+      </w:r>
+      <w:r>
+        <w:rPr>
+          <w:b w:val="0"/>
+        </w:rPr>
+        <w:t xml:space="preserve"> becomes20/20 with spotted </w:t>
+      </w:r>
+      <w:r>
+        <w:rPr>
+          <w:b/>
+        </w:rPr>
+        <w:t>recall</w:t>
+      </w:r>
+      <w:r>
+        <w:rPr>
+          <w:b w:val="0"/>
+        </w:rPr>
+        <w:t xml:space="preserve"> still100% in this toy set. False alarms move from FP to TN; neither TP nor FN changes.</w:t>
+      </w:r>
+    </w:p>
+    <w:p>
+      <w:pPr>
+        <w:pStyle w:val="Heading3"/>
+      </w:pPr>
+      <w:r>
         <w:t>Repair a missing building block</w:t>
       </w:r>
     </w:p>
     <w:p>
-      <w:r>
-        <w:t>Review Confusion Matrix (ai-4/15). Goal: Build a labelled confusion matrix from matched reference and prediction pairs. Short practice: Why is adding TP alone without reducing FN an incorrect revision? Point to the relevant step in the picture, then write the changed result and the rule or evidence that supports it.. Return to this week and explain what you changed.</w:t>
-      </w:r>
-    </w:p>
-    <w:p>
-      <w:r>
-        <w:t>Review Train a Classifier (ai-4/13). Goal: Connect training-only scaling and neighbour prediction in one pipeline. Short practice: Which pipeline record would help another team reproduce the result? Point to the relevant step in the picture, then write the changed result and the rule or evidence that supports it.. Return to this week and explain what you changed.</w:t>
-      </w:r>
-    </w:p>
-    <w:p>
-      <w:r>
-        <w:t>Review Baselines First (ai-4/10). Goal: Fit a majority label baseline using training labels only. Short practice: Can the candidate’s training accuracy replace this validation comparison? Point to the relevant step in the picture, then write the changed result and the rule or evidence that supports it.. Return to this week and explain what you changed.</w:t>
+      <w:pPr>
+        <w:spacing w:line="336" w:lineRule="auto" w:after="180"/>
+      </w:pPr>
+      <w:r>
+        <w:rPr>
+          <w:b w:val="0"/>
+        </w:rPr>
+        <w:t xml:space="preserve">Review Confusion Matrix (ai-4/15). Goal: Build a labelled confusion matrix from matched reference and </w:t>
+      </w:r>
+      <w:r>
+        <w:rPr>
+          <w:b/>
+        </w:rPr>
+        <w:t>prediction</w:t>
+      </w:r>
+      <w:r>
+        <w:rPr>
+          <w:b w:val="0"/>
+        </w:rPr>
+        <w:t xml:space="preserve"> pairs. Short practice: Why is adding TP alone without reducing FN an incorrect revision?</w:t>
+      </w:r>
+    </w:p>
+    <w:p>
+      <w:pPr>
+        <w:spacing w:line="336" w:lineRule="auto" w:after="180"/>
+      </w:pPr>
+      <w:r>
+        <w:rPr>
+          <w:b w:val="0"/>
+        </w:rPr>
+        <w:t xml:space="preserve">Point to the relevant step in the picture, then write the changed result and the rule or </w:t>
+      </w:r>
+      <w:r>
+        <w:rPr>
+          <w:b/>
+        </w:rPr>
+        <w:t>evidence</w:t>
+      </w:r>
+      <w:r>
+        <w:rPr>
+          <w:b w:val="0"/>
+        </w:rPr>
+        <w:t xml:space="preserve"> that supports it.. Return to this week and explain what you changed.</w:t>
+      </w:r>
+    </w:p>
+    <w:p>
+      <w:pPr>
+        <w:spacing w:line="336" w:lineRule="auto" w:after="180"/>
+      </w:pPr>
+      <w:r>
+        <w:rPr>
+          <w:b w:val="0"/>
+        </w:rPr>
+        <w:t xml:space="preserve">Review Train a Classifier (ai-4/13). Goal: Connect </w:t>
+      </w:r>
+      <w:r>
+        <w:rPr>
+          <w:b/>
+        </w:rPr>
+        <w:t>training</w:t>
+      </w:r>
+      <w:r>
+        <w:rPr>
+          <w:b w:val="0"/>
+        </w:rPr>
+        <w:t xml:space="preserve">-only scaling and neighbour </w:t>
+      </w:r>
+      <w:r>
+        <w:rPr>
+          <w:b/>
+        </w:rPr>
+        <w:t>prediction</w:t>
+      </w:r>
+      <w:r>
+        <w:rPr>
+          <w:b w:val="0"/>
+        </w:rPr>
+        <w:t xml:space="preserve"> in one pipeline. Short practice: Which pipeline record would help another team reproduce the result?</w:t>
+      </w:r>
+    </w:p>
+    <w:p>
+      <w:pPr>
+        <w:spacing w:line="336" w:lineRule="auto" w:after="180"/>
+      </w:pPr>
+      <w:r>
+        <w:rPr>
+          <w:b w:val="0"/>
+        </w:rPr>
+        <w:t xml:space="preserve">Point to the relevant step in the picture, then write the changed result and the rule or </w:t>
+      </w:r>
+      <w:r>
+        <w:rPr>
+          <w:b/>
+        </w:rPr>
+        <w:t>evidence</w:t>
+      </w:r>
+      <w:r>
+        <w:rPr>
+          <w:b w:val="0"/>
+        </w:rPr>
+        <w:t xml:space="preserve"> that supports it.. Return to this week and explain what you changed.</w:t>
+      </w:r>
+    </w:p>
+    <w:p>
+      <w:pPr>
+        <w:spacing w:line="336" w:lineRule="auto" w:after="180"/>
+      </w:pPr>
+      <w:r>
+        <w:rPr>
+          <w:b w:val="0"/>
+        </w:rPr>
+        <w:t xml:space="preserve">Review Baselines First (ai-4/10). Goal: Fit a majority label baseline using </w:t>
+      </w:r>
+      <w:r>
+        <w:rPr>
+          <w:b/>
+        </w:rPr>
+        <w:t>training</w:t>
+      </w:r>
+      <w:r>
+        <w:rPr>
+          <w:b w:val="0"/>
+        </w:rPr>
+        <w:t xml:space="preserve"> labels only. Short practice: Can the candidate’s </w:t>
+      </w:r>
+      <w:r>
+        <w:rPr>
+          <w:b/>
+        </w:rPr>
+        <w:t>training</w:t>
+      </w:r>
+      <w:r>
+        <w:rPr>
+          <w:b w:val="0"/>
+        </w:rPr>
+        <w:t xml:space="preserve"> </w:t>
+      </w:r>
+      <w:r>
+        <w:rPr>
+          <w:b/>
+        </w:rPr>
+        <w:t>accuracy</w:t>
+      </w:r>
+      <w:r>
+        <w:rPr>
+          <w:b w:val="0"/>
+        </w:rPr>
+        <w:t xml:space="preserve"> replace this validation comparison?</w:t>
+      </w:r>
+    </w:p>
+    <w:p>
+      <w:pPr>
+        <w:spacing w:line="336" w:lineRule="auto" w:after="180"/>
+      </w:pPr>
+      <w:r>
+        <w:rPr>
+          <w:b w:val="0"/>
+        </w:rPr>
+        <w:t xml:space="preserve">Point to the relevant step in the picture, then write the changed result and the rule or </w:t>
+      </w:r>
+      <w:r>
+        <w:rPr>
+          <w:b/>
+        </w:rPr>
+        <w:t>evidence</w:t>
+      </w:r>
+      <w:r>
+        <w:rPr>
+          <w:b w:val="0"/>
+        </w:rPr>
+        <w:t xml:space="preserve"> that supports it.. Return to this week and explain what you changed.</w:t>
       </w:r>
     </w:p>
     <w:p>
@@ -1692,8 +2872,61 @@
       </w:r>
     </w:p>
     <w:p>
-      <w:r>
-        <w:t>The browser lab lets you edit the supported Python examples already included in this lesson. Predict first, run, inspect the actual output or error, change one input, then run again. Keep code, predictions, actual results and a reasoned revision together. On paper, label your result as a trace rather than an execution.</w:t>
+      <w:pPr>
+        <w:spacing w:line="336" w:lineRule="auto" w:after="180"/>
+      </w:pPr>
+      <w:r>
+        <w:rPr>
+          <w:b w:val="0"/>
+        </w:rPr>
+        <w:t xml:space="preserve">The browser lab lets you edit the supported Python examples already included in this lesson. Predict first, run, inspect the actual </w:t>
+      </w:r>
+      <w:r>
+        <w:rPr>
+          <w:b/>
+        </w:rPr>
+        <w:t>output</w:t>
+      </w:r>
+      <w:r>
+        <w:rPr>
+          <w:b w:val="0"/>
+        </w:rPr>
+        <w:t xml:space="preserve"> or error, change one </w:t>
+      </w:r>
+      <w:r>
+        <w:rPr>
+          <w:b/>
+        </w:rPr>
+        <w:t>input</w:t>
+      </w:r>
+      <w:r>
+        <w:rPr>
+          <w:b w:val="0"/>
+        </w:rPr>
+        <w:t>, then run again.</w:t>
+      </w:r>
+    </w:p>
+    <w:p>
+      <w:pPr>
+        <w:spacing w:line="336" w:lineRule="auto" w:after="180"/>
+      </w:pPr>
+      <w:r>
+        <w:rPr>
+          <w:b w:val="0"/>
+        </w:rPr>
+        <w:t xml:space="preserve">Keep code, </w:t>
+      </w:r>
+      <w:r>
+        <w:rPr>
+          <w:b/>
+        </w:rPr>
+        <w:t>prediction</w:t>
+      </w:r>
+      <w:r>
+        <w:rPr>
+          <w:b w:val="0"/>
+        </w:rPr>
+        <w:t>s, actual results and a reasoned revision together. On paper, label your result as a trace rather than an execution.</w:t>
       </w:r>
     </w:p>
     <w:p>
@@ -1705,8 +2938,37 @@
       </w:r>
     </w:p>
     <w:p>
-      <w:r>
-        <w:t>Use Download completed work in the hosted lesson to export your answers, reflections, practice feedback and code-run evidence. Open the HTML copy to read or print it. Drafts stay in this browser when storage is available; clear drafts on a shared device.</w:t>
+      <w:pPr>
+        <w:spacing w:line="336" w:lineRule="auto" w:after="180"/>
+      </w:pPr>
+      <w:r>
+        <w:rPr>
+          <w:b w:val="0"/>
+        </w:rPr>
+        <w:t xml:space="preserve">Use Download completed work in the hosted lesson to export your answers, reflections, practice feedback and code-run </w:t>
+      </w:r>
+      <w:r>
+        <w:rPr>
+          <w:b/>
+        </w:rPr>
+        <w:t>evidence</w:t>
+      </w:r>
+      <w:r>
+        <w:rPr>
+          <w:b w:val="0"/>
+        </w:rPr>
+        <w:t>. Open the HTML copy to read or print it.</w:t>
+      </w:r>
+    </w:p>
+    <w:p>
+      <w:pPr>
+        <w:spacing w:line="336" w:lineRule="auto" w:after="180"/>
+      </w:pPr>
+      <w:r>
+        <w:rPr>
+          <w:b w:val="0"/>
+        </w:rPr>
+        <w:t>Drafts stay in this browser when storage is available; clear drafts on a shared device.</w:t>
       </w:r>
     </w:p>
     <w:p>
@@ -1720,6 +2982,798 @@
     <w:p>
       <w:r>
         <w:t>________________________________________________________________</w:t>
+      </w:r>
+    </w:p>
+    <w:p>
+      <w:r>
+        <w:t>________________________________________________________________</w:t>
+      </w:r>
+    </w:p>
+    <w:p>
+      <w:r>
+        <w:t>________________________________________________________________</w:t>
+      </w:r>
+    </w:p>
+    <w:p>
+      <w:r>
+        <w:t>________________________________________________________________</w:t>
+      </w:r>
+    </w:p>
+    <w:p>
+      <w:r>
+        <w:t>________________________________________________________________</w:t>
+      </w:r>
+    </w:p>
+    <w:p>
+      <w:pPr>
+        <w:pStyle w:val="Heading1"/>
+      </w:pPr>
+      <w:r>
+        <w:t>21. Visual concept journey</w:t>
+      </w:r>
+    </w:p>
+    <w:p>
+      <w:r>
+        <w:t>Explain each Accuracy and Imbalance picture from its labels, then record a relevant limit.</w:t>
+      </w:r>
+    </w:p>
+    <w:p>
+      <w:pPr>
+        <w:pStyle w:val="Heading3"/>
+      </w:pPr>
+      <w:r>
+        <w:t>01. Accuracy and Imbalance: the case</w:t>
+      </w:r>
+    </w:p>
+    <w:p>
+      <w:r>
+        <w:drawing>
+          <wp:inline xmlns:a="http://schemas.openxmlformats.org/drawingml/2006/main" xmlns:pic="http://schemas.openxmlformats.org/drawingml/2006/picture">
+            <wp:extent cx="5486400" cy="2990088"/>
+            <wp:docPr id="3" name="Picture 3" descr="Show how a common healthy class can hide complete failure to detect spotted leaves. Supplied facts: Toy evaluation has 18 healthy and 2 spotted leaves. Always-healthy predicts all healthy. A candidate hasTP2, FN 0, FP 3, TN 15. All inputs and outcomes in this worked example are invented classroom data; no real model run is claimed."/>
+            <wp:cNvGraphicFramePr>
+              <a:graphicFrameLocks noChangeAspect="1"/>
+            </wp:cNvGraphicFramePr>
+            <a:graphic>
+              <a:graphicData uri="http://schemas.openxmlformats.org/drawingml/2006/picture">
+                <pic:pic>
+                  <pic:nvPicPr>
+                    <pic:cNvPr id="0" name="academy-story-ai-4-16-01.png"/>
+                    <pic:cNvPicPr/>
+                  </pic:nvPicPr>
+                  <pic:blipFill>
+                    <a:blip r:embed="rId11"/>
+                    <a:stretch>
+                      <a:fillRect/>
+                    </a:stretch>
+                  </pic:blipFill>
+                  <pic:spPr>
+                    <a:xfrm>
+                      <a:off x="0" y="0"/>
+                      <a:ext cx="5486400" cy="2990088"/>
+                    </a:xfrm>
+                    <a:prstGeom prst="rect"/>
+                  </pic:spPr>
+                </pic:pic>
+              </a:graphicData>
+            </a:graphic>
+          </wp:inline>
+        </w:drawing>
+      </w:r>
+    </w:p>
+    <w:p>
+      <w:pPr>
+        <w:spacing w:line="336" w:lineRule="auto" w:after="180"/>
+      </w:pPr>
+      <w:r>
+        <w:rPr>
+          <w:b w:val="0"/>
+        </w:rPr>
+        <w:t>Show how a common healthy class can hide complete failure to detect spotted leaves. Supplied facts: Toy evaluation has 18 healthy and 2 spotted leaves. Always-healthy predicts all healthy.</w:t>
+      </w:r>
+    </w:p>
+    <w:p>
+      <w:pPr>
+        <w:spacing w:line="336" w:lineRule="auto" w:after="180"/>
+      </w:pPr>
+      <w:r>
+        <w:rPr>
+          <w:b w:val="0"/>
+        </w:rPr>
+        <w:t xml:space="preserve">A candidate hasTP2, FN 0, FP 3, TN 15. All </w:t>
+      </w:r>
+      <w:r>
+        <w:rPr>
+          <w:b/>
+        </w:rPr>
+        <w:t>input</w:t>
+      </w:r>
+      <w:r>
+        <w:rPr>
+          <w:b w:val="0"/>
+        </w:rPr>
+        <w:t>s and outcomes in this worked example are invented classroom data; no real model run is claimed.</w:t>
+      </w:r>
+    </w:p>
+    <w:p>
+      <w:pPr>
+        <w:spacing w:line="336" w:lineRule="auto" w:after="180"/>
+        <w:shd w:fill="F5F1FB"/>
+      </w:pPr>
+      <w:r>
+        <w:rPr>
+          <w:b w:val="0"/>
+        </w:rPr>
+        <w:t>Point to the given fact that matters most. Explain why it matters.</w:t>
+      </w:r>
+    </w:p>
+    <w:p>
+      <w:pPr>
+        <w:pStyle w:val="Heading3"/>
+      </w:pPr>
+      <w:r>
+        <w:t>My picture explanation, deciding evidence and one limit</w:t>
+      </w:r>
+    </w:p>
+    <w:p>
+      <w:r>
+        <w:t>________________________________________________________________</w:t>
+      </w:r>
+    </w:p>
+    <w:p>
+      <w:r>
+        <w:t>________________________________________________________________</w:t>
+      </w:r>
+    </w:p>
+    <w:p>
+      <w:r>
+        <w:t>________________________________________________________________</w:t>
+      </w:r>
+    </w:p>
+    <w:p>
+      <w:r>
+        <w:t>________________________________________________________________</w:t>
+      </w:r>
+    </w:p>
+    <w:p>
+      <w:pPr>
+        <w:pStyle w:val="Heading3"/>
+      </w:pPr>
+      <w:r>
+        <w:t>02. Follow the deciding steps</w:t>
+      </w:r>
+    </w:p>
+    <w:p>
+      <w:r>
+        <w:drawing>
+          <wp:inline xmlns:a="http://schemas.openxmlformats.org/drawingml/2006/main" xmlns:pic="http://schemas.openxmlformats.org/drawingml/2006/picture">
+            <wp:extent cx="5486400" cy="3337560"/>
+            <wp:docPr id="4" name="Picture 4" descr="Score trivial baseline: Always healthy is 18/20=90% accurate but detects0/2 spotted leaves. → Score candidate: Candidate accuracy is 17/20=85%; spotted recall is 2/2=100%. → Compare consequences: Candidate catches both spotted leaves while producing three false alarms; choose with stated costs and review needs."/>
+            <wp:cNvGraphicFramePr>
+              <a:graphicFrameLocks noChangeAspect="1"/>
+            </wp:cNvGraphicFramePr>
+            <a:graphic>
+              <a:graphicData uri="http://schemas.openxmlformats.org/drawingml/2006/picture">
+                <pic:pic>
+                  <pic:nvPicPr>
+                    <pic:cNvPr id="0" name="academy-story-ai-4-16-02.png"/>
+                    <pic:cNvPicPr/>
+                  </pic:nvPicPr>
+                  <pic:blipFill>
+                    <a:blip r:embed="rId12"/>
+                    <a:stretch>
+                      <a:fillRect/>
+                    </a:stretch>
+                  </pic:blipFill>
+                  <pic:spPr>
+                    <a:xfrm>
+                      <a:off x="0" y="0"/>
+                      <a:ext cx="5486400" cy="3337560"/>
+                    </a:xfrm>
+                    <a:prstGeom prst="rect"/>
+                  </pic:spPr>
+                </pic:pic>
+              </a:graphicData>
+            </a:graphic>
+          </wp:inline>
+        </w:drawing>
+      </w:r>
+    </w:p>
+    <w:p>
+      <w:pPr>
+        <w:spacing w:line="336" w:lineRule="auto" w:after="180"/>
+      </w:pPr>
+      <w:r>
+        <w:rPr>
+          <w:b w:val="0"/>
+        </w:rPr>
+        <w:t xml:space="preserve">Score trivial baseline: Always healthy is 18/20=90% accurate but detects0/2 spotted leaves. → Score candidate: Candidate </w:t>
+      </w:r>
+      <w:r>
+        <w:rPr>
+          <w:b/>
+        </w:rPr>
+        <w:t>accuracy</w:t>
+      </w:r>
+      <w:r>
+        <w:rPr>
+          <w:b w:val="0"/>
+        </w:rPr>
+        <w:t xml:space="preserve"> is 17/20=85%; spotted </w:t>
+      </w:r>
+      <w:r>
+        <w:rPr>
+          <w:b/>
+        </w:rPr>
+        <w:t>recall</w:t>
+      </w:r>
+      <w:r>
+        <w:rPr>
+          <w:b w:val="0"/>
+        </w:rPr>
+        <w:t xml:space="preserve"> is 2/2=100%. → Compare consequences: Candidate catches both spotted leaves while producing three false alarms; choose with stated costs and review needs.</w:t>
+      </w:r>
+    </w:p>
+    <w:p>
+      <w:pPr>
+        <w:spacing w:line="336" w:lineRule="auto" w:after="180"/>
+        <w:shd w:fill="F5F1FB"/>
+      </w:pPr>
+      <w:r>
+        <w:rPr>
+          <w:b w:val="0"/>
+        </w:rPr>
+        <w:t xml:space="preserve">Point to each numbered stage and explain which recorded </w:t>
+      </w:r>
+      <w:r>
+        <w:rPr>
+          <w:b/>
+        </w:rPr>
+        <w:t>input</w:t>
+      </w:r>
+      <w:r>
+        <w:rPr>
+          <w:b w:val="0"/>
+        </w:rPr>
+        <w:t xml:space="preserve"> it uses.</w:t>
+      </w:r>
+    </w:p>
+    <w:p>
+      <w:pPr>
+        <w:pStyle w:val="Heading3"/>
+      </w:pPr>
+      <w:r>
+        <w:t>My picture explanation, deciding evidence and one limit</w:t>
+      </w:r>
+    </w:p>
+    <w:p>
+      <w:r>
+        <w:t>________________________________________________________________</w:t>
+      </w:r>
+    </w:p>
+    <w:p>
+      <w:r>
+        <w:t>________________________________________________________________</w:t>
+      </w:r>
+    </w:p>
+    <w:p>
+      <w:r>
+        <w:t>________________________________________________________________</w:t>
+      </w:r>
+    </w:p>
+    <w:p>
+      <w:r>
+        <w:t>________________________________________________________________</w:t>
+      </w:r>
+    </w:p>
+    <w:p>
+      <w:pPr>
+        <w:pStyle w:val="Heading3"/>
+      </w:pPr>
+      <w:r>
+        <w:t>03. Candidate decisions</w:t>
+      </w:r>
+    </w:p>
+    <w:p>
+      <w:r>
+        <w:drawing>
+          <wp:inline xmlns:a="http://schemas.openxmlformats.org/drawingml/2006/main" xmlns:pic="http://schemas.openxmlformats.org/drawingml/2006/picture">
+            <wp:extent cx="5486400" cy="3096768"/>
+            <wp:docPr id="5" name="Picture 5" descr="Candidate decisions. actual spotted: predicted spotted = 2, predicted healthy = 0. actual healthy: predicted spotted = 3, predicted healthy = 15."/>
+            <wp:cNvGraphicFramePr>
+              <a:graphicFrameLocks noChangeAspect="1"/>
+            </wp:cNvGraphicFramePr>
+            <a:graphic>
+              <a:graphicData uri="http://schemas.openxmlformats.org/drawingml/2006/picture">
+                <pic:pic>
+                  <pic:nvPicPr>
+                    <pic:cNvPr id="0" name="academy-story-ai-4-16-03.png"/>
+                    <pic:cNvPicPr/>
+                  </pic:nvPicPr>
+                  <pic:blipFill>
+                    <a:blip r:embed="rId13"/>
+                    <a:stretch>
+                      <a:fillRect/>
+                    </a:stretch>
+                  </pic:blipFill>
+                  <pic:spPr>
+                    <a:xfrm>
+                      <a:off x="0" y="0"/>
+                      <a:ext cx="5486400" cy="3096768"/>
+                    </a:xfrm>
+                    <a:prstGeom prst="rect"/>
+                  </pic:spPr>
+                </pic:pic>
+              </a:graphicData>
+            </a:graphic>
+          </wp:inline>
+        </w:drawing>
+      </w:r>
+    </w:p>
+    <w:p>
+      <w:pPr>
+        <w:spacing w:line="336" w:lineRule="auto" w:after="180"/>
+      </w:pPr>
+      <w:r>
+        <w:rPr>
+          <w:b w:val="0"/>
+        </w:rPr>
+        <w:t>Candidate decisions. actual spotted: predicted spotted = 2, predicted healthy = 0. actual healthy: predicted spotted = 3, predicted healthy = 15.</w:t>
+      </w:r>
+    </w:p>
+    <w:p>
+      <w:pPr>
+        <w:spacing w:line="336" w:lineRule="auto" w:after="180"/>
+        <w:shd w:fill="F5F1FB"/>
+      </w:pPr>
+      <w:r>
+        <w:rPr>
+          <w:b w:val="0"/>
+        </w:rPr>
+        <w:t>Read the labels and values. Explain the relationship the model shows.</w:t>
+      </w:r>
+    </w:p>
+    <w:p>
+      <w:pPr>
+        <w:pStyle w:val="Heading3"/>
+      </w:pPr>
+      <w:r>
+        <w:t>My picture explanation, deciding evidence and one limit</w:t>
+      </w:r>
+    </w:p>
+    <w:p>
+      <w:r>
+        <w:t>________________________________________________________________</w:t>
+      </w:r>
+    </w:p>
+    <w:p>
+      <w:r>
+        <w:t>________________________________________________________________</w:t>
+      </w:r>
+    </w:p>
+    <w:p>
+      <w:r>
+        <w:t>________________________________________________________________</w:t>
+      </w:r>
+    </w:p>
+    <w:p>
+      <w:r>
+        <w:t>________________________________________________________________</w:t>
+      </w:r>
+    </w:p>
+    <w:p>
+      <w:pPr>
+        <w:pStyle w:val="Heading3"/>
+      </w:pPr>
+      <w:r>
+        <w:t>04. Change one thing. Trace what follows.</w:t>
+      </w:r>
+    </w:p>
+    <w:p>
+      <w:r>
+        <w:drawing>
+          <wp:inline xmlns:a="http://schemas.openxmlformats.org/drawingml/2006/main" xmlns:pic="http://schemas.openxmlformats.org/drawingml/2006/picture">
+            <wp:extent cx="5486400" cy="3041904"/>
+            <wp:docPr id="6" name="Picture 6" descr="Original case: Candidate catches both spotted leaves while producing three false alarms; choose with stated costs and review needs. Changed condition: The candidate’s three false alarms are corrected without changing its detections. Expected result: Candidate accuracy becomes20/20 with spotted recall still100% in this toy set. Reason: False alarms move from FP to TN; neither TP nor FN changes."/>
+            <wp:cNvGraphicFramePr>
+              <a:graphicFrameLocks noChangeAspect="1"/>
+            </wp:cNvGraphicFramePr>
+            <a:graphic>
+              <a:graphicData uri="http://schemas.openxmlformats.org/drawingml/2006/picture">
+                <pic:pic>
+                  <pic:nvPicPr>
+                    <pic:cNvPr id="0" name="academy-story-ai-4-16-04.png"/>
+                    <pic:cNvPicPr/>
+                  </pic:nvPicPr>
+                  <pic:blipFill>
+                    <a:blip r:embed="rId14"/>
+                    <a:stretch>
+                      <a:fillRect/>
+                    </a:stretch>
+                  </pic:blipFill>
+                  <pic:spPr>
+                    <a:xfrm>
+                      <a:off x="0" y="0"/>
+                      <a:ext cx="5486400" cy="3041904"/>
+                    </a:xfrm>
+                    <a:prstGeom prst="rect"/>
+                  </pic:spPr>
+                </pic:pic>
+              </a:graphicData>
+            </a:graphic>
+          </wp:inline>
+        </w:drawing>
+      </w:r>
+    </w:p>
+    <w:p>
+      <w:pPr>
+        <w:spacing w:line="336" w:lineRule="auto" w:after="180"/>
+      </w:pPr>
+      <w:r>
+        <w:rPr>
+          <w:b w:val="0"/>
+        </w:rPr>
+        <w:t>Original case: Candidate catches both spotted leaves while producing three false alarms; choose with stated costs and review needs.</w:t>
+      </w:r>
+    </w:p>
+    <w:p>
+      <w:pPr>
+        <w:spacing w:line="336" w:lineRule="auto" w:after="180"/>
+      </w:pPr>
+      <w:r>
+        <w:rPr>
+          <w:b w:val="0"/>
+        </w:rPr>
+        <w:t xml:space="preserve">Changed condition: The candidate’s three false alarms are corrected without changing its detections. Expected result: Candidate </w:t>
+      </w:r>
+      <w:r>
+        <w:rPr>
+          <w:b/>
+        </w:rPr>
+        <w:t>accuracy</w:t>
+      </w:r>
+      <w:r>
+        <w:rPr>
+          <w:b w:val="0"/>
+        </w:rPr>
+        <w:t xml:space="preserve"> becomes20/20 with spotted </w:t>
+      </w:r>
+      <w:r>
+        <w:rPr>
+          <w:b/>
+        </w:rPr>
+        <w:t>recall</w:t>
+      </w:r>
+      <w:r>
+        <w:rPr>
+          <w:b w:val="0"/>
+        </w:rPr>
+        <w:t xml:space="preserve"> still100% in this toy set.</w:t>
+      </w:r>
+    </w:p>
+    <w:p>
+      <w:pPr>
+        <w:spacing w:line="336" w:lineRule="auto" w:after="180"/>
+      </w:pPr>
+      <w:r>
+        <w:rPr>
+          <w:b w:val="0"/>
+        </w:rPr>
+        <w:t>Reason: False alarms move from FP to TN; neither TP nor FN changes.</w:t>
+      </w:r>
+    </w:p>
+    <w:p>
+      <w:pPr>
+        <w:spacing w:line="336" w:lineRule="auto" w:after="180"/>
+        <w:shd w:fill="F5F1FB"/>
+      </w:pPr>
+      <w:r>
+        <w:rPr>
+          <w:b w:val="0"/>
+        </w:rPr>
+        <w:t>Predict before checking the worked changed-case result. Name what changed and what the supplied facts allow you to conclude.</w:t>
+      </w:r>
+    </w:p>
+    <w:p>
+      <w:pPr>
+        <w:pStyle w:val="Heading3"/>
+      </w:pPr>
+      <w:r>
+        <w:t>My picture explanation, deciding evidence and one limit</w:t>
+      </w:r>
+    </w:p>
+    <w:p>
+      <w:r>
+        <w:t>________________________________________________________________</w:t>
+      </w:r>
+    </w:p>
+    <w:p>
+      <w:r>
+        <w:t>________________________________________________________________</w:t>
+      </w:r>
+    </w:p>
+    <w:p>
+      <w:r>
+        <w:t>________________________________________________________________</w:t>
+      </w:r>
+    </w:p>
+    <w:p>
+      <w:r>
+        <w:t>________________________________________________________________</w:t>
+      </w:r>
+    </w:p>
+    <w:p>
+      <w:pPr>
+        <w:pStyle w:val="Heading3"/>
+      </w:pPr>
+      <w:r>
+        <w:t>05. Connect the explanation to its limit</w:t>
+      </w:r>
+    </w:p>
+    <w:p>
+      <w:r>
+        <w:drawing>
+          <wp:inline xmlns:a="http://schemas.openxmlformats.org/drawingml/2006/main" xmlns:pic="http://schemas.openxmlformats.org/drawingml/2006/picture">
+            <wp:extent cx="5486400" cy="2834640"/>
+            <wp:docPr id="7" name="Picture 7" descr="Read the picture in order. Candidate catches both spotted leaves while producing three false alarms; choose with stated costs and review needs. The arrows show which recorded input or intermediate result each decision uses. Explain the deciding step aloud before checking the changed case; pointing to the final answer alone does not show how it follows. Limit: Perfect performance on twenty supplied cases does not demonstrate dependable detection in other plants or settings."/>
+            <wp:cNvGraphicFramePr>
+              <a:graphicFrameLocks noChangeAspect="1"/>
+            </wp:cNvGraphicFramePr>
+            <a:graphic>
+              <a:graphicData uri="http://schemas.openxmlformats.org/drawingml/2006/picture">
+                <pic:pic>
+                  <pic:nvPicPr>
+                    <pic:cNvPr id="0" name="academy-story-ai-4-16-05.png"/>
+                    <pic:cNvPicPr/>
+                  </pic:nvPicPr>
+                  <pic:blipFill>
+                    <a:blip r:embed="rId15"/>
+                    <a:stretch>
+                      <a:fillRect/>
+                    </a:stretch>
+                  </pic:blipFill>
+                  <pic:spPr>
+                    <a:xfrm>
+                      <a:off x="0" y="0"/>
+                      <a:ext cx="5486400" cy="2834640"/>
+                    </a:xfrm>
+                    <a:prstGeom prst="rect"/>
+                  </pic:spPr>
+                </pic:pic>
+              </a:graphicData>
+            </a:graphic>
+          </wp:inline>
+        </w:drawing>
+      </w:r>
+    </w:p>
+    <w:p>
+      <w:pPr>
+        <w:spacing w:line="336" w:lineRule="auto" w:after="180"/>
+      </w:pPr>
+      <w:r>
+        <w:rPr>
+          <w:b w:val="0"/>
+        </w:rPr>
+        <w:t xml:space="preserve">Read the picture in order. Candidate catches both spotted leaves while producing three false alarms; choose with stated costs and review needs. The arrows show which recorded </w:t>
+      </w:r>
+      <w:r>
+        <w:rPr>
+          <w:b/>
+        </w:rPr>
+        <w:t>input</w:t>
+      </w:r>
+      <w:r>
+        <w:rPr>
+          <w:b w:val="0"/>
+        </w:rPr>
+        <w:t xml:space="preserve"> or intermediate result each decision uses.</w:t>
+      </w:r>
+    </w:p>
+    <w:p>
+      <w:pPr>
+        <w:spacing w:line="336" w:lineRule="auto" w:after="180"/>
+      </w:pPr>
+      <w:r>
+        <w:rPr>
+          <w:b w:val="0"/>
+        </w:rPr>
+        <w:t>Explain the deciding step aloud before checking the changed case; pointing to the final answer alone does not show how it follows.</w:t>
+      </w:r>
+    </w:p>
+    <w:p>
+      <w:pPr>
+        <w:spacing w:line="336" w:lineRule="auto" w:after="180"/>
+      </w:pPr>
+      <w:r>
+        <w:rPr>
+          <w:b w:val="0"/>
+        </w:rPr>
+        <w:t>Limit: Perfect performance on twenty supplied cases does not demonstrate dependable detection in other plants or settings.</w:t>
+      </w:r>
+    </w:p>
+    <w:p>
+      <w:pPr>
+        <w:spacing w:line="336" w:lineRule="auto" w:after="180"/>
+        <w:shd w:fill="F5F1FB"/>
+      </w:pPr>
+      <w:r>
+        <w:rPr>
+          <w:b w:val="0"/>
+        </w:rPr>
+        <w:t>Explain the case, then point to a limit on the claim.</w:t>
+      </w:r>
+    </w:p>
+    <w:p>
+      <w:pPr>
+        <w:pStyle w:val="Heading3"/>
+      </w:pPr>
+      <w:r>
+        <w:t>My picture explanation, deciding evidence and one limit</w:t>
+      </w:r>
+    </w:p>
+    <w:p>
+      <w:r>
+        <w:t>________________________________________________________________</w:t>
+      </w:r>
+    </w:p>
+    <w:p>
+      <w:r>
+        <w:t>________________________________________________________________</w:t>
+      </w:r>
+    </w:p>
+    <w:p>
+      <w:r>
+        <w:t>________________________________________________________________</w:t>
+      </w:r>
+    </w:p>
+    <w:p>
+      <w:r>
+        <w:t>________________________________________________________________</w:t>
+      </w:r>
+    </w:p>
+    <w:p>
+      <w:pPr>
+        <w:pStyle w:val="Heading3"/>
+      </w:pPr>
+      <w:r>
+        <w:t>06. Make the idea visible in your project</w:t>
+      </w:r>
+    </w:p>
+    <w:p>
+      <w:r>
+        <w:drawing>
+          <wp:inline xmlns:a="http://schemas.openxmlformats.org/drawingml/2006/main" xmlns:pic="http://schemas.openxmlformats.org/drawingml/2006/picture">
+            <wp:extent cx="5486400" cy="3681984"/>
+            <wp:docPr id="8" name="Picture 8" descr="For your Responsible Plant Classifier, save the input, procedure, observed result and limitation of this check. Label this worked example as practice; use a different, previously unreviewed case when checking independent understanding. Draw your input, deciding step, result and limit. Supported question: Why can the 90% baseline still be unsuitable for a detection task? Point to the relevant step in the picture, then write the changed result and the rule or evidence that supports it."/>
+            <wp:cNvGraphicFramePr>
+              <a:graphicFrameLocks noChangeAspect="1"/>
+            </wp:cNvGraphicFramePr>
+            <a:graphic>
+              <a:graphicData uri="http://schemas.openxmlformats.org/drawingml/2006/picture">
+                <pic:pic>
+                  <pic:nvPicPr>
+                    <pic:cNvPr id="0" name="academy-story-ai-4-16-06.png"/>
+                    <pic:cNvPicPr/>
+                  </pic:nvPicPr>
+                  <pic:blipFill>
+                    <a:blip r:embed="rId16"/>
+                    <a:stretch>
+                      <a:fillRect/>
+                    </a:stretch>
+                  </pic:blipFill>
+                  <pic:spPr>
+                    <a:xfrm>
+                      <a:off x="0" y="0"/>
+                      <a:ext cx="5486400" cy="3681984"/>
+                    </a:xfrm>
+                    <a:prstGeom prst="rect"/>
+                  </pic:spPr>
+                </pic:pic>
+              </a:graphicData>
+            </a:graphic>
+          </wp:inline>
+        </w:drawing>
+      </w:r>
+    </w:p>
+    <w:p>
+      <w:pPr>
+        <w:spacing w:line="336" w:lineRule="auto" w:after="180"/>
+      </w:pPr>
+      <w:r>
+        <w:rPr>
+          <w:b w:val="0"/>
+        </w:rPr>
+        <w:t xml:space="preserve">For your Responsible Plant Classifier, save the </w:t>
+      </w:r>
+      <w:r>
+        <w:rPr>
+          <w:b/>
+        </w:rPr>
+        <w:t>input</w:t>
+      </w:r>
+      <w:r>
+        <w:rPr>
+          <w:b w:val="0"/>
+        </w:rPr>
+        <w:t>, procedure, observed result and limitation of this check.</w:t>
+      </w:r>
+    </w:p>
+    <w:p>
+      <w:pPr>
+        <w:spacing w:line="336" w:lineRule="auto" w:after="180"/>
+      </w:pPr>
+      <w:r>
+        <w:rPr>
+          <w:b w:val="0"/>
+        </w:rPr>
+        <w:t xml:space="preserve">Label this worked example as practice; use a different, previously unreviewed case when checking independent understanding. Draw your </w:t>
+      </w:r>
+      <w:r>
+        <w:rPr>
+          <w:b/>
+        </w:rPr>
+        <w:t>input</w:t>
+      </w:r>
+      <w:r>
+        <w:rPr>
+          <w:b w:val="0"/>
+        </w:rPr>
+        <w:t>, deciding step, result and limit.</w:t>
+      </w:r>
+    </w:p>
+    <w:p>
+      <w:pPr>
+        <w:spacing w:line="336" w:lineRule="auto" w:after="180"/>
+      </w:pPr>
+      <w:r>
+        <w:rPr>
+          <w:b w:val="0"/>
+        </w:rPr>
+        <w:t xml:space="preserve">Supported question: Why can the 90% baseline still be unsuitable for a detection task? Point to the relevant step in the picture, then write the changed result and the rule or </w:t>
+      </w:r>
+      <w:r>
+        <w:rPr>
+          <w:b/>
+        </w:rPr>
+        <w:t>evidence</w:t>
+      </w:r>
+      <w:r>
+        <w:rPr>
+          <w:b w:val="0"/>
+        </w:rPr>
+        <w:t xml:space="preserve"> that supports it.</w:t>
+      </w:r>
+    </w:p>
+    <w:p>
+      <w:pPr>
+        <w:spacing w:line="336" w:lineRule="auto" w:after="180"/>
+        <w:shd w:fill="F5F1FB"/>
+      </w:pPr>
+      <w:r>
+        <w:rPr>
+          <w:b w:val="0"/>
+        </w:rPr>
+        <w:t xml:space="preserve">Draw your project trace and justify the deciding step using </w:t>
+      </w:r>
+      <w:r>
+        <w:rPr>
+          <w:b/>
+        </w:rPr>
+        <w:t>evidence</w:t>
+      </w:r>
+      <w:r>
+        <w:rPr>
+          <w:b w:val="0"/>
+        </w:rPr>
+        <w:t>.</w:t>
+      </w:r>
+    </w:p>
+    <w:p>
+      <w:pPr>
+        <w:pStyle w:val="Heading3"/>
+      </w:pPr>
+      <w:r>
+        <w:t>My picture explanation, deciding evidence and one limit</w:t>
       </w:r>
     </w:p>
     <w:p>

--- a/downloads/workbook/ai-4-week-16.docx
+++ b/downloads/workbook/ai-4-week-16.docx
@@ -1185,6 +1185,26 @@
     </w:p>
     <w:p>
       <w:pPr>
+        <w:pStyle w:val="Heading3"/>
+      </w:pPr>
+      <w:r>
+        <w:t>Where to find the supplied example</w:t>
+      </w:r>
+    </w:p>
+    <w:p>
+      <w:pPr>
+        <w:spacing w:line="336" w:lineRule="auto" w:after="180"/>
+        <w:shd w:fill="F1F6F8"/>
+      </w:pPr>
+      <w:r>
+        <w:rPr>
+          <w:b w:val="0"/>
+        </w:rPr>
+        <w:t>Reference for this exercise: open this week’s student lesson, “Accuracy and Imbalance”, at “See how it works” and “Follow a worked example”. Use the original worked values or code named in the question; the later pictorial case is a separate example. Keep this reference beside your workbook while practising.</w:t>
+      </w:r>
+    </w:p>
+    <w:p>
+      <w:pPr>
         <w:spacing w:line="336" w:lineRule="auto" w:after="180"/>
       </w:pPr>
       <w:r>
@@ -1261,6 +1281,26 @@
     <w:p>
       <w:r>
         <w:t>Compare both class fractions. Apply the supplied Accuracy and Imbalance facts and keep your reasoning.</w:t>
+      </w:r>
+    </w:p>
+    <w:p>
+      <w:pPr>
+        <w:pStyle w:val="Heading3"/>
+      </w:pPr>
+      <w:r>
+        <w:t>Where to find the supplied example</w:t>
+      </w:r>
+    </w:p>
+    <w:p>
+      <w:pPr>
+        <w:spacing w:line="336" w:lineRule="auto" w:after="180"/>
+        <w:shd w:fill="F1F6F8"/>
+      </w:pPr>
+      <w:r>
+        <w:rPr>
+          <w:b w:val="0"/>
+        </w:rPr>
+        <w:t>Reference for this exercise: open this week’s student lesson, “Accuracy and Imbalance”, at “See how it works” and “Follow a worked example”. Use the original worked values or code named in the question; the later pictorial case is a separate example. Keep this reference beside your workbook while practising.</w:t>
       </w:r>
     </w:p>
     <w:p>

--- a/downloads/workbook/ai-4-week-16.docx
+++ b/downloads/workbook/ai-4-week-16.docx
@@ -25,35 +25,46 @@
         <w:pStyle w:val="Heading1"/>
       </w:pPr>
       <w:r>
-        <w:t>01. Recall and choose your starting point</w:t>
-      </w:r>
-    </w:p>
-    <w:p>
-      <w:r>
-        <w:t>Record your starting explanation for Accuracy and Imbalance before opening notes. Show any later correction separately.</w:t>
-      </w:r>
-    </w:p>
-    <w:p>
-      <w:pPr>
-        <w:spacing w:line="336" w:lineRule="auto" w:after="180"/>
-      </w:pPr>
-      <w:r>
-        <w:rPr>
-          <w:b w:val="0"/>
-        </w:rPr>
-        <w:t xml:space="preserve">Try the </w:t>
-      </w:r>
-      <w:r>
-        <w:rPr>
-          <w:b/>
-        </w:rPr>
-        <w:t>recall</w:t>
-      </w:r>
-      <w:r>
-        <w:rPr>
-          <w:b w:val="0"/>
-        </w:rPr>
-        <w:t xml:space="preserve"> before opening notes. Then use a different colour or a labelled second line to correct your explanation.</w:t>
+        <w:t>One readable imbalance-comparison record.</w:t>
+      </w:r>
+    </w:p>
+    <w:p>
+      <w:r>
+        <w:t>Trace counts and class recalls, compare summaries and name the unresolved consequence decision.</w:t>
+      </w:r>
+    </w:p>
+    <w:p>
+      <w:r>
+        <w:t>W1–W3/W5 → selected100-case task → project metric record → changed-case return.</w:t>
+      </w:r>
+    </w:p>
+    <w:p>
+      <w:pPr>
+        <w:pStyle w:val="Heading1"/>
+      </w:pPr>
+      <w:r>
+        <w:t>01. Recall · Retrieve before notes</w:t>
+      </w:r>
+    </w:p>
+    <w:p>
+      <w:r>
+        <w:t>Keep this task’s complete inputs, stated rule and support record together.</w:t>
+      </w:r>
+    </w:p>
+    <w:p>
+      <w:pPr>
+        <w:pStyle w:val="Heading2"/>
+      </w:pPr>
+      <w:r>
+        <w:t>Task and evidence record</w:t>
+      </w:r>
+    </w:p>
+    <w:p>
+      <w:pPr>
+        <w:pStyle w:val="ListBullet"/>
+      </w:pPr>
+      <w:r>
+        <w:t>Try the recall before opening notes. Then use a different colour or a labelled second line to correct your explanation.</w:t>
       </w:r>
     </w:p>
     <w:p>
@@ -66,12 +77,9 @@
     </w:p>
     <w:p>
       <w:pPr>
-        <w:spacing w:line="336" w:lineRule="auto" w:after="180"/>
-      </w:pPr>
-      <w:r>
-        <w:rPr>
-          <w:b w:val="0"/>
-        </w:rPr>
+        <w:pStyle w:val="ListBullet"/>
+      </w:pPr>
+      <w:r>
         <w:t>Without opening the old lesson, explain one key idea from Confusion Matrix. Give an example and a mistake that the idea helps you avoid.</w:t>
       </w:r>
     </w:p>
@@ -108,12 +116,9 @@
     </w:p>
     <w:p>
       <w:pPr>
-        <w:spacing w:line="336" w:lineRule="auto" w:after="180"/>
-      </w:pPr>
-      <w:r>
-        <w:rPr>
-          <w:b w:val="0"/>
-        </w:rPr>
+        <w:pStyle w:val="ListBullet"/>
+      </w:pPr>
+      <w:r>
         <w:t>Without opening the old lesson, explain one key idea from Train a Classifier. Give an example and a mistake that the idea helps you avoid.</w:t>
       </w:r>
     </w:p>
@@ -150,12 +155,9 @@
     </w:p>
     <w:p>
       <w:pPr>
-        <w:spacing w:line="336" w:lineRule="auto" w:after="180"/>
-      </w:pPr>
-      <w:r>
-        <w:rPr>
-          <w:b w:val="0"/>
-        </w:rPr>
+        <w:pStyle w:val="ListBullet"/>
+      </w:pPr>
+      <w:r>
         <w:t>Without opening the old lesson, explain one key idea from Baselines First. Give an example and a mistake that the idea helps you avoid.</w:t>
       </w:r>
     </w:p>
@@ -187,147 +189,52 @@
         <w:pStyle w:val="Heading1"/>
       </w:pPr>
       <w:r>
-        <w:t>02. Practise with fading help</w:t>
-      </w:r>
-    </w:p>
-    <w:p>
-      <w:r>
-        <w:t>Complete the supported Accuracy and Imbalance trace and record the first step you can explain without help.</w:t>
-      </w:r>
-    </w:p>
-    <w:p>
-      <w:pPr>
-        <w:spacing w:line="336" w:lineRule="auto" w:after="180"/>
-      </w:pPr>
-      <w:r>
-        <w:rPr>
-          <w:b w:val="0"/>
-        </w:rPr>
-        <w:t xml:space="preserve">Use W2: Compare both class fractions for </w:t>
-      </w:r>
-      <w:r>
-        <w:rPr>
-          <w:b/>
-        </w:rPr>
-        <w:t>Accuracy</w:t>
-      </w:r>
-      <w:r>
-        <w:rPr>
-          <w:b w:val="0"/>
-        </w:rPr>
-        <w:t xml:space="preserve"> and </w:t>
-      </w:r>
-      <w:r>
-        <w:rPr>
-          <w:b/>
-        </w:rPr>
-        <w:t>class imbalance</w:t>
-      </w:r>
-      <w:r>
-        <w:rPr>
-          <w:b w:val="0"/>
-        </w:rPr>
-        <w:t>. Record the answer once; the lesson and workbook refer to the same attempt.</w:t>
-      </w:r>
-    </w:p>
-    <w:tbl>
-      <w:tblPr>
-        <w:tblStyle w:val="LightShading-Accent1"/>
-        <w:tblW w:type="auto" w:w="0"/>
-        <w:tblLook w:firstColumn="1" w:firstRow="1" w:lastColumn="0" w:lastRow="0" w:noHBand="0" w:noVBand="1" w:val="04A0"/>
-      </w:tblPr>
-      <w:tblGrid>
-        <w:gridCol w:w="2556"/>
-        <w:gridCol w:w="2556"/>
-        <w:gridCol w:w="2556"/>
-        <w:gridCol w:w="2556"/>
-      </w:tblGrid>
-      <w:tr>
-        <w:trPr>
-          <w:tblHeader/>
-        </w:trPr>
-        <w:tc>
-          <w:tcPr>
-            <w:tcW w:type="dxa" w:w="2556"/>
-          </w:tcPr>
-          <w:p>
-            <w:r>
-              <w:t>Given inputs</w:t>
-            </w:r>
-          </w:p>
-        </w:tc>
-        <w:tc>
-          <w:tcPr>
-            <w:tcW w:type="dxa" w:w="2556"/>
-          </w:tcPr>
-          <w:p>
-            <w:r>
-              <w:t>Procedure I chose</w:t>
-            </w:r>
-          </w:p>
-        </w:tc>
-        <w:tc>
-          <w:tcPr>
-            <w:tcW w:type="dxa" w:w="2556"/>
-          </w:tcPr>
-          <w:p>
-            <w:r>
-              <w:t>Middle steps</w:t>
-            </w:r>
-          </w:p>
-        </w:tc>
-        <w:tc>
-          <w:tcPr>
-            <w:tcW w:type="dxa" w:w="2556"/>
-          </w:tcPr>
-          <w:p>
-            <w:r>
-              <w:t>Result and check</w:t>
-            </w:r>
-          </w:p>
-        </w:tc>
-      </w:tr>
-      <w:tr>
-        <w:tc>
-          <w:tcPr>
-            <w:tcW w:type="dxa" w:w="2556"/>
-          </w:tcPr>
-          <w:p>
-            <w:r/>
-          </w:p>
-        </w:tc>
-        <w:tc>
-          <w:tcPr>
-            <w:tcW w:type="dxa" w:w="2556"/>
-          </w:tcPr>
-          <w:p>
-            <w:r/>
-          </w:p>
-        </w:tc>
-        <w:tc>
-          <w:tcPr>
-            <w:tcW w:type="dxa" w:w="2556"/>
-          </w:tcPr>
-          <w:p>
-            <w:r/>
-          </w:p>
-        </w:tc>
-        <w:tc>
-          <w:tcPr>
-            <w:tcW w:type="dxa" w:w="2556"/>
-          </w:tcPr>
-          <w:p>
-            <w:r/>
-          </w:p>
-        </w:tc>
-      </w:tr>
-    </w:tbl>
+        <w:t>12. W1 · Explain the mechanism</w:t>
+      </w:r>
+    </w:p>
+    <w:p>
+      <w:r>
+        <w:t>Keep this task’s complete inputs, stated rule and support record together.</w:t>
+      </w:r>
+    </w:p>
+    <w:p>
+      <w:pPr>
+        <w:pStyle w:val="Heading2"/>
+      </w:pPr>
+      <w:r>
+        <w:t>Task and evidence record</w:t>
+      </w:r>
+    </w:p>
+    <w:p>
+      <w:pPr>
+        <w:pStyle w:val="ListBullet"/>
+      </w:pPr>
+      <w:r>
+        <w:t>Main training/evaluation has16clear/4blocked,blockedpositive. Baseline clear matrix[[16,0],[4,0]]:ordinary80%,class recalls100%/0%,balanced50%. Candidate[[12,4],[0,4]]:ordinary80%,recalls75%/100%,balanced87.5%,FP4/FN0. Changed8/8fixture baseline[[8,0],[8,0]]ordinary50%,candidate[[6,2],[0,8]]87.5%;balanced summaries unchanged by construction. Separate pictured18healthy/2spotted candidateTP2,FN0,FP3,TN15:85%accuracy/100%spotted recall,baseline90%/0%. Metrics describe different tradeoffs, not a safety guarantee.</w:t>
+      </w:r>
+    </w:p>
+    <w:p>
+      <w:pPr>
+        <w:pStyle w:val="ListBullet"/>
+      </w:pPr>
+      <w:r>
+        <w:t>Reference for this exercise: open this week’s student lesson, “Accuracy and Imbalance”, at “See how it works” and “Follow a worked example”. Use the original worked values or code named in the question; the later pictorial case is a separate example. Keep this reference beside your workbook while practising.</w:t>
+      </w:r>
+    </w:p>
+    <w:p>
+      <w:pPr>
+        <w:pStyle w:val="ListBullet"/>
+      </w:pPr>
+      <w:r>
+        <w:t>Training has 16 clear and 4 blocked labels. State the majority rule. On the worked evaluation, give its matrix, accuracy, false positives and false negatives with blocked positive. Explain why 80 percent is incomplete.</w:t>
+      </w:r>
+    </w:p>
     <w:p>
       <w:pPr>
         <w:pStyle w:val="Heading3"/>
       </w:pPr>
       <w:r>
-        <w:t>The step I completed without help, and the hint I needed</w:t>
+        <w:t>My reasoning and evidence</w:t>
       </w:r>
     </w:p>
     <w:p>
@@ -346,74 +253,63 @@
       </w:r>
     </w:p>
     <w:p>
+      <w:r>
+        <w:t>________________________________________________________________</w:t>
+      </w:r>
+    </w:p>
+    <w:p>
+      <w:r>
+        <w:t>________________________________________________________________</w:t>
+      </w:r>
+    </w:p>
+    <w:p>
+      <w:r>
+        <w:t>________________________________________________________________</w:t>
+      </w:r>
+    </w:p>
+    <w:p>
       <w:pPr>
         <w:pStyle w:val="Heading1"/>
       </w:pPr>
       <w:r>
-        <w:t>03. Individual reasoning check</w:t>
-      </w:r>
-    </w:p>
-    <w:p>
-      <w:r>
-        <w:t>Check the proposed Accuracy and Imbalance explanation against the supplied facts before discussing it.</w:t>
-      </w:r>
-    </w:p>
-    <w:p>
-      <w:pPr>
-        <w:spacing w:line="336" w:lineRule="auto" w:after="180"/>
-      </w:pPr>
-      <w:r>
-        <w:rPr>
-          <w:b w:val="0"/>
-        </w:rPr>
-        <w:t xml:space="preserve">Use the worked case for </w:t>
-      </w:r>
-      <w:r>
-        <w:rPr>
-          <w:b/>
-        </w:rPr>
-        <w:t>Accuracy</w:t>
-      </w:r>
-      <w:r>
-        <w:rPr>
-          <w:b w:val="0"/>
-        </w:rPr>
-        <w:t xml:space="preserve"> and </w:t>
-      </w:r>
-      <w:r>
-        <w:rPr>
-          <w:b/>
-        </w:rPr>
-        <w:t>class imbalance</w:t>
-      </w:r>
-      <w:r>
-        <w:rPr>
-          <w:b w:val="0"/>
-        </w:rPr>
-        <w:t xml:space="preserve">. Proposed explanation: “High </w:t>
-      </w:r>
-      <w:r>
-        <w:rPr>
-          <w:b/>
-        </w:rPr>
-        <w:t>accuracy</w:t>
-      </w:r>
-      <w:r>
-        <w:rPr>
-          <w:b w:val="0"/>
-        </w:rPr>
-        <w:t xml:space="preserve"> means both classes work well”. Decide whether this explanation is supported.</w:t>
-      </w:r>
-    </w:p>
-    <w:p>
-      <w:pPr>
-        <w:spacing w:line="336" w:lineRule="auto" w:after="180"/>
-      </w:pPr>
-      <w:r>
-        <w:rPr>
-          <w:b w:val="0"/>
-        </w:rPr>
-        <w:t>Point to the step or supplied fact that decides; explain your repair if needed.</w:t>
+        <w:t>13. W2 · Trace the current experiment</w:t>
+      </w:r>
+    </w:p>
+    <w:p>
+      <w:r>
+        <w:t>Keep this task’s complete inputs, stated rule and support record together.</w:t>
+      </w:r>
+    </w:p>
+    <w:p>
+      <w:pPr>
+        <w:pStyle w:val="Heading2"/>
+      </w:pPr>
+      <w:r>
+        <w:t>Task and evidence record</w:t>
+      </w:r>
+    </w:p>
+    <w:p>
+      <w:pPr>
+        <w:pStyle w:val="ListBullet"/>
+      </w:pPr>
+      <w:r>
+        <w:t>Main training/evaluation has16clear/4blocked,blockedpositive. Baseline clear matrix[[16,0],[4,0]]:ordinary80%,class recalls100%/0%,balanced50%. Candidate[[12,4],[0,4]]:ordinary80%,recalls75%/100%,balanced87.5%,FP4/FN0. Changed8/8fixture baseline[[8,0],[8,0]]ordinary50%,candidate[[6,2],[0,8]]87.5%;balanced summaries unchanged by construction. Separate pictured18healthy/2spotted candidateTP2,FN0,FP3,TN15:85%accuracy/100%spotted recall,baseline90%/0%. Metrics describe different tradeoffs, not a safety guarantee.</w:t>
+      </w:r>
+    </w:p>
+    <w:p>
+      <w:pPr>
+        <w:pStyle w:val="ListBullet"/>
+      </w:pPr>
+      <w:r>
+        <w:t>Reference for this exercise: open this week’s student lesson, “Accuracy and Imbalance”, at “See how it works” and “Follow a worked example”. Use the original worked values or code named in the question; the later pictorial case is a separate example. Keep this reference beside your workbook while practising.</w:t>
+      </w:r>
+    </w:p>
+    <w:p>
+      <w:pPr>
+        <w:pStyle w:val="ListBullet"/>
+      </w:pPr>
+      <w:r>
+        <w:t>For the worked candidate [[12,4],[0,4]], give ordinary accuracy, both class-specific correct fractions, balanced accuracy, false positives and false negatives. Compare with the baseline.</w:t>
       </w:r>
     </w:p>
     <w:p>
@@ -421,7 +317,7 @@
         <w:pStyle w:val="Heading3"/>
       </w:pPr>
       <w:r>
-        <w:t>My explanation before partner discussion</w:t>
+        <w:t>My reasoning and evidence</w:t>
       </w:r>
     </w:p>
     <w:p>
@@ -445,16 +341,50 @@
       </w:r>
     </w:p>
     <w:p>
+      <w:r>
+        <w:t>________________________________________________________________</w:t>
+      </w:r>
+    </w:p>
+    <w:p>
+      <w:r>
+        <w:t>________________________________________________________________</w:t>
+      </w:r>
+    </w:p>
+    <w:p>
       <w:pPr>
         <w:pStyle w:val="Heading1"/>
       </w:pPr>
       <w:r>
-        <w:t>04. Independent transfer case</w:t>
-      </w:r>
-    </w:p>
-    <w:p>
-      <w:r>
-        <w:t>Write one first attempt at the reserved independent case before feedback. Repeated copies of that case refer to the same recorded attempt.</w:t>
+        <w:t>14. W3 · Repair the reasoning</w:t>
+      </w:r>
+    </w:p>
+    <w:p>
+      <w:r>
+        <w:t>Keep this task’s complete inputs, stated rule and support record together.</w:t>
+      </w:r>
+    </w:p>
+    <w:p>
+      <w:pPr>
+        <w:pStyle w:val="Heading2"/>
+      </w:pPr>
+      <w:r>
+        <w:t>Task and evidence record</w:t>
+      </w:r>
+    </w:p>
+    <w:p>
+      <w:pPr>
+        <w:pStyle w:val="ListBullet"/>
+      </w:pPr>
+      <w:r>
+        <w:t>Main training/evaluation has16clear/4blocked,blockedpositive. Baseline clear matrix[[16,0],[4,0]]:ordinary80%,class recalls100%/0%,balanced50%. Candidate[[12,4],[0,4]]:ordinary80%,recalls75%/100%,balanced87.5%,FP4/FN0. Changed8/8fixture baseline[[8,0],[8,0]]ordinary50%,candidate[[6,2],[0,8]]87.5%;balanced summaries unchanged by construction. Separate pictured18healthy/2spotted candidateTP2,FN0,FP3,TN15:85%accuracy/100%spotted recall,baseline90%/0%. Metrics describe different tradeoffs, not a safety guarantee.</w:t>
+      </w:r>
+    </w:p>
+    <w:p>
+      <w:pPr>
+        <w:pStyle w:val="ListBullet"/>
+      </w:pPr>
+      <w:r>
+        <w:t>For the illustrative 8-clear 8-blocked set, use baseline [[8,0],[8,0]] and candidate [[6,2],[0,8]]. Calculate ordinary and balanced accuracy for each. Explain what stayed fixed and what this example does not prove.</w:t>
       </w:r>
     </w:p>
     <w:p>
@@ -462,42 +392,157 @@
         <w:pStyle w:val="Heading3"/>
       </w:pPr>
       <w:r>
+        <w:t>My reasoning and evidence</w:t>
+      </w:r>
+    </w:p>
+    <w:p>
+      <w:r>
+        <w:t>________________________________________________________________</w:t>
+      </w:r>
+    </w:p>
+    <w:p>
+      <w:r>
+        <w:t>________________________________________________________________</w:t>
+      </w:r>
+    </w:p>
+    <w:p>
+      <w:r>
+        <w:t>________________________________________________________________</w:t>
+      </w:r>
+    </w:p>
+    <w:p>
+      <w:r>
+        <w:t>________________________________________________________________</w:t>
+      </w:r>
+    </w:p>
+    <w:p>
+      <w:r>
+        <w:t>________________________________________________________________</w:t>
+      </w:r>
+    </w:p>
+    <w:p>
+      <w:r>
+        <w:t>________________________________________________________________</w:t>
+      </w:r>
+    </w:p>
+    <w:p>
+      <w:pPr>
+        <w:pStyle w:val="Heading1"/>
+      </w:pPr>
+      <w:r>
+        <w:t>16. W5 · Plan the next check</w:t>
+      </w:r>
+    </w:p>
+    <w:p>
+      <w:r>
+        <w:t>Keep this task’s complete inputs, stated rule and support record together.</w:t>
+      </w:r>
+    </w:p>
+    <w:p>
+      <w:pPr>
+        <w:pStyle w:val="Heading2"/>
+      </w:pPr>
+      <w:r>
+        <w:t>Task and evidence record</w:t>
+      </w:r>
+    </w:p>
+    <w:p>
+      <w:pPr>
+        <w:pStyle w:val="ListBullet"/>
+      </w:pPr>
+      <w:r>
+        <w:t>Main training/evaluation has16clear/4blocked,blockedpositive. Baseline clear matrix[[16,0],[4,0]]:ordinary80%,class recalls100%/0%,balanced50%. Candidate[[12,4],[0,4]]:ordinary80%,recalls75%/100%,balanced87.5%,FP4/FN0. Changed8/8fixture baseline[[8,0],[8,0]]ordinary50%,candidate[[6,2],[0,8]]87.5%;balanced summaries unchanged by construction. Separate pictured18healthy/2spotted candidateTP2,FN0,FP3,TN15:85%accuracy/100%spotted recall,baseline90%/0%. Metrics describe different tradeoffs, not a safety guarantee.</w:t>
+      </w:r>
+    </w:p>
+    <w:p>
+      <w:pPr>
+        <w:pStyle w:val="ListBullet"/>
+      </w:pPr>
+      <w:r>
+        <w:t>An evaluation contains ten clear cases and no blocked cases. All predictions are clear. State ordinary accuracy, explain why blocked performance is unavailable, and describe how our code handles the missing class.</w:t>
+      </w:r>
+    </w:p>
+    <w:p>
+      <w:pPr>
+        <w:pStyle w:val="Heading3"/>
+      </w:pPr>
+      <w:r>
+        <w:t>My reasoning and evidence</w:t>
+      </w:r>
+    </w:p>
+    <w:p>
+      <w:r>
+        <w:t>________________________________________________________________</w:t>
+      </w:r>
+    </w:p>
+    <w:p>
+      <w:r>
+        <w:t>________________________________________________________________</w:t>
+      </w:r>
+    </w:p>
+    <w:p>
+      <w:r>
+        <w:t>________________________________________________________________</w:t>
+      </w:r>
+    </w:p>
+    <w:p>
+      <w:r>
+        <w:t>________________________________________________________________</w:t>
+      </w:r>
+    </w:p>
+    <w:p>
+      <w:r>
+        <w:t>________________________________________________________________</w:t>
+      </w:r>
+    </w:p>
+    <w:p>
+      <w:r>
+        <w:t>________________________________________________________________</w:t>
+      </w:r>
+    </w:p>
+    <w:p>
+      <w:pPr>
+        <w:pStyle w:val="Heading1"/>
+      </w:pPr>
+      <w:r>
+        <w:t>04. Try alone · Selected experiment task</w:t>
+      </w:r>
+    </w:p>
+    <w:p>
+      <w:r>
+        <w:t>Keep this task’s complete inputs, stated rule and support record together.</w:t>
+      </w:r>
+    </w:p>
+    <w:p>
+      <w:pPr>
+        <w:pStyle w:val="Heading2"/>
+      </w:pPr>
+      <w:r>
+        <w:t>Task and evidence record</w:t>
+      </w:r>
+    </w:p>
+    <w:p>
+      <w:pPr>
+        <w:pStyle w:val="ListBullet"/>
+      </w:pPr>
+      <w:r>
+        <w:t>This selected task has90healthy/10spotted and its own candidate TP7,FN3,FP8,TN82. Use spotted as the declared positive class and retain these100cases as the denominator. No actual consequence weights or broad reliability evidence are supplied; give conditional reasoning rather than declaring a universally best model. Do not substitute the20-case main or pictured matrices.</w:t>
+      </w:r>
+    </w:p>
+    <w:p>
+      <w:pPr>
+        <w:pStyle w:val="Heading3"/>
+      </w:pPr>
+      <w:r>
         <w:t>Independent case: Changed independent case</w:t>
       </w:r>
     </w:p>
     <w:p>
       <w:pPr>
-        <w:spacing w:line="336" w:lineRule="auto" w:after="180"/>
-      </w:pPr>
-      <w:r>
-        <w:rPr>
-          <w:b w:val="0"/>
-        </w:rPr>
-        <w:t xml:space="preserve">Validation has90 healthy and10 spotted cases. Always-healthy predicts all healthy. Another model has TP7,FN3,FP8,TN82. Compare </w:t>
-      </w:r>
-      <w:r>
-        <w:rPr>
-          <w:b/>
-        </w:rPr>
-        <w:t>accuracy</w:t>
-      </w:r>
-      <w:r>
-        <w:rPr>
-          <w:b w:val="0"/>
-        </w:rPr>
-        <w:t xml:space="preserve"> and spotted </w:t>
-      </w:r>
-      <w:r>
-        <w:rPr>
-          <w:b/>
-        </w:rPr>
-        <w:t>recall</w:t>
-      </w:r>
-      <w:r>
-        <w:rPr>
-          <w:b w:val="0"/>
-        </w:rPr>
-        <w:t>.</w:t>
+        <w:pStyle w:val="ListBullet"/>
+      </w:pPr>
+      <w:r>
+        <w:t>Validation has90 healthy and10 spotted cases. Always-healthy predicts all healthy. Another model has TP7,FN3,FP8,TN82. Compare accuracy and spotted recall.</w:t>
       </w:r>
     </w:p>
     <w:p>
@@ -545,12 +590,9 @@
     </w:p>
     <w:p>
       <w:pPr>
-        <w:spacing w:line="336" w:lineRule="auto" w:after="180"/>
-      </w:pPr>
-      <w:r>
-        <w:rPr>
-          <w:b w:val="0"/>
-        </w:rPr>
+        <w:pStyle w:val="ListBullet"/>
+      </w:pPr>
+      <w:r>
         <w:t>Attempt this case before feedback. Record any help. Earlier examples below are further practice; a case already practised with feedback cannot establish fresh transfer.</w:t>
       </w:r>
     </w:p>
@@ -559,35 +601,69 @@
         <w:pStyle w:val="Heading1"/>
       </w:pPr>
       <w:r>
-        <w:t>05. Your learning target</w:t>
-      </w:r>
-    </w:p>
-    <w:p>
-      <w:r>
-        <w:t>Connect the Accuracy and Imbalance target to a trace and a justified conclusion.</w:t>
-      </w:r>
-    </w:p>
-    <w:p>
-      <w:pPr>
-        <w:spacing w:line="336" w:lineRule="auto" w:after="180"/>
-      </w:pPr>
-      <w:r>
-        <w:rPr>
-          <w:b w:val="0"/>
-        </w:rPr>
-        <w:t xml:space="preserve">Model A is always healthy on 96 healthy and 4 spotted leaves. Model B finds 3 spotted but falsely flags 5 healthy. Compare </w:t>
-      </w:r>
-      <w:r>
-        <w:rPr>
-          <w:b/>
-        </w:rPr>
-        <w:t>accuracy</w:t>
-      </w:r>
-      <w:r>
-        <w:rPr>
-          <w:b w:val="0"/>
-        </w:rPr>
-        <w:t xml:space="preserve"> and spotted detection.</w:t>
+        <w:t>09. Project · Keep the experiment evidence</w:t>
+      </w:r>
+    </w:p>
+    <w:p>
+      <w:r>
+        <w:t>Keep this task’s complete inputs, stated rule and support record together.</w:t>
+      </w:r>
+    </w:p>
+    <w:p>
+      <w:pPr>
+        <w:pStyle w:val="Heading2"/>
+      </w:pPr>
+      <w:r>
+        <w:t>Task and evidence record</w:t>
+      </w:r>
+    </w:p>
+    <w:p>
+      <w:pPr>
+        <w:pStyle w:val="ListBullet"/>
+      </w:pPr>
+      <w:r>
+        <w:t>Check Plant Classifier class balance and select metrics that keep the spotted-leaf class visible.</w:t>
+      </w:r>
+    </w:p>
+    <w:p>
+      <w:pPr>
+        <w:pStyle w:val="ListBullet"/>
+      </w:pPr>
+      <w:r>
+        <w:t>The project change and evidence I will keep</w:t>
+      </w:r>
+    </w:p>
+    <w:p>
+      <w:pPr>
+        <w:pStyle w:val="Heading3"/>
+      </w:pPr>
+      <w:r>
+        <w:t>Write or draw your reasoning and evidence.</w:t>
+      </w:r>
+    </w:p>
+    <w:p>
+      <w:r>
+        <w:t>________________________________________________________________</w:t>
+      </w:r>
+    </w:p>
+    <w:p>
+      <w:r>
+        <w:t>________________________________________________________________</w:t>
+      </w:r>
+    </w:p>
+    <w:p>
+      <w:r>
+        <w:t>________________________________________________________________</w:t>
+      </w:r>
+    </w:p>
+    <w:p>
+      <w:r>
+        <w:t>________________________________________________________________</w:t>
+      </w:r>
+    </w:p>
+    <w:p>
+      <w:r>
+        <w:t>________________________________________________________________</w:t>
       </w:r>
     </w:p>
     <w:p>
@@ -595,1100 +671,20 @@
         <w:pStyle w:val="Heading1"/>
       </w:pPr>
       <w:r>
-        <w:t>06. Solve the given case</w:t>
-      </w:r>
-    </w:p>
-    <w:p>
-      <w:r>
-        <w:t>Solve the supplied Accuracy and Imbalance case and show the deciding evidence.</w:t>
-      </w:r>
-    </w:p>
-    <w:p>
-      <w:pPr>
-        <w:spacing w:line="336" w:lineRule="auto" w:after="180"/>
-      </w:pPr>
-      <w:r>
-        <w:rPr>
-          <w:b w:val="0"/>
-        </w:rPr>
-        <w:t>A dataset has 95 healthy and 5 spotted. Model predicts healthy for all.</w:t>
-      </w:r>
-    </w:p>
-    <w:p>
-      <w:pPr>
-        <w:spacing w:line="336" w:lineRule="auto" w:after="180"/>
-      </w:pPr>
-      <w:r>
-        <w:rPr>
-          <w:b w:val="0"/>
-        </w:rPr>
-        <w:t xml:space="preserve">Calculate and critique </w:t>
-      </w:r>
-      <w:r>
-        <w:rPr>
-          <w:b/>
-        </w:rPr>
-        <w:t>accuracy</w:t>
-      </w:r>
-      <w:r>
-        <w:rPr>
-          <w:b w:val="0"/>
-        </w:rPr>
-        <w:t>.</w:t>
-      </w:r>
-    </w:p>
-    <w:p>
-      <w:pPr>
-        <w:spacing w:line="336" w:lineRule="auto" w:after="180"/>
-      </w:pPr>
-      <w:r>
-        <w:rPr>
-          <w:b w:val="0"/>
-        </w:rPr>
-        <w:t xml:space="preserve">Show your trace, calculation or </w:t>
-      </w:r>
-      <w:r>
-        <w:rPr>
-          <w:b/>
-        </w:rPr>
-        <w:t>evidence</w:t>
-      </w:r>
-    </w:p>
-    <w:p>
-      <w:pPr>
-        <w:pStyle w:val="Heading3"/>
-      </w:pPr>
-      <w:r>
-        <w:t>Write or draw your reasoning and evidence.</w:t>
-      </w:r>
-    </w:p>
-    <w:p>
-      <w:r>
-        <w:t>________________________________________________________________</w:t>
-      </w:r>
-    </w:p>
-    <w:p>
-      <w:r>
-        <w:t>________________________________________________________________</w:t>
-      </w:r>
-    </w:p>
-    <w:p>
-      <w:r>
-        <w:t>________________________________________________________________</w:t>
-      </w:r>
-    </w:p>
-    <w:p>
-      <w:r>
-        <w:t>________________________________________________________________</w:t>
-      </w:r>
-    </w:p>
-    <w:p>
-      <w:r>
-        <w:t>________________________________________________________________</w:t>
-      </w:r>
-    </w:p>
-    <w:p>
-      <w:pPr>
-        <w:pStyle w:val="Heading1"/>
-      </w:pPr>
-      <w:r>
-        <w:t>07. Check a changed case</w:t>
-      </w:r>
-    </w:p>
-    <w:p>
-      <w:r>
-        <w:t>Apply the procedure to the changed case and record why the conclusion follows.</w:t>
-      </w:r>
-    </w:p>
-    <w:p>
-      <w:pPr>
-        <w:spacing w:line="336" w:lineRule="auto" w:after="180"/>
-      </w:pPr>
-      <w:r>
-        <w:rPr>
-          <w:b w:val="0"/>
-        </w:rPr>
-        <w:t xml:space="preserve">A classifier predicts healthy for all 100 plants; 95 are healthy and 5 diseased. Compute </w:t>
-      </w:r>
-      <w:r>
-        <w:rPr>
-          <w:b/>
-        </w:rPr>
-        <w:t>accuracy</w:t>
-      </w:r>
-      <w:r>
-        <w:rPr>
-          <w:b w:val="0"/>
-        </w:rPr>
-        <w:t xml:space="preserve"> and diseased </w:t>
-      </w:r>
-      <w:r>
-        <w:rPr>
-          <w:b/>
-        </w:rPr>
-        <w:t>recall</w:t>
-      </w:r>
-      <w:r>
-        <w:rPr>
-          <w:b w:val="0"/>
-        </w:rPr>
-        <w:t>.</w:t>
-      </w:r>
-    </w:p>
-    <w:p>
-      <w:pPr>
-        <w:spacing w:line="336" w:lineRule="auto" w:after="180"/>
-      </w:pPr>
-      <w:r>
-        <w:rPr>
-          <w:b w:val="0"/>
-        </w:rPr>
-        <w:t>My independent answer and reason</w:t>
-      </w:r>
-    </w:p>
-    <w:p>
-      <w:pPr>
-        <w:pStyle w:val="Heading3"/>
-      </w:pPr>
-      <w:r>
-        <w:t>Write or draw your reasoning and evidence.</w:t>
-      </w:r>
-    </w:p>
-    <w:p>
-      <w:r>
-        <w:t>________________________________________________________________</w:t>
-      </w:r>
-    </w:p>
-    <w:p>
-      <w:r>
-        <w:t>________________________________________________________________</w:t>
-      </w:r>
-    </w:p>
-    <w:p>
-      <w:r>
-        <w:t>________________________________________________________________</w:t>
-      </w:r>
-    </w:p>
-    <w:p>
-      <w:r>
-        <w:t>________________________________________________________________</w:t>
-      </w:r>
-    </w:p>
-    <w:p>
-      <w:r>
-        <w:t>________________________________________________________________</w:t>
-      </w:r>
-    </w:p>
-    <w:p>
-      <w:pPr>
-        <w:pStyle w:val="Heading3"/>
-      </w:pPr>
-      <w:r>
-        <w:t>Week 16 Test and reflect</w:t>
-      </w:r>
-    </w:p>
-    <w:p>
-      <w:pPr>
-        <w:pStyle w:val="Heading1"/>
-      </w:pPr>
-      <w:r>
-        <w:t>08. Design a revealing test</w:t>
-      </w:r>
-    </w:p>
-    <w:p>
-      <w:r>
-        <w:t>Specify a changed input, expected result and observation separately.</w:t>
-      </w:r>
-    </w:p>
-    <w:p>
-      <w:pPr>
-        <w:spacing w:line="336" w:lineRule="auto" w:after="180"/>
-      </w:pPr>
-      <w:r>
-        <w:rPr>
-          <w:b w:val="0"/>
-        </w:rPr>
-        <w:t xml:space="preserve">Create a changed </w:t>
-      </w:r>
-      <w:r>
-        <w:rPr>
-          <w:b/>
-        </w:rPr>
-        <w:t>input</w:t>
-      </w:r>
-      <w:r>
-        <w:rPr>
-          <w:b w:val="0"/>
-        </w:rPr>
-        <w:t>, boundary case or missing-information case. Write the expected answer or safe response before testing.</w:t>
-      </w:r>
-    </w:p>
-    <w:tbl>
-      <w:tblPr>
-        <w:tblStyle w:val="LightShading-Accent1"/>
-        <w:tblW w:type="auto" w:w="0"/>
-        <w:tblLook w:firstColumn="1" w:firstRow="1" w:lastColumn="0" w:lastRow="0" w:noHBand="0" w:noVBand="1" w:val="04A0"/>
-      </w:tblPr>
-      <w:tblGrid>
-        <w:gridCol w:w="5112"/>
-        <w:gridCol w:w="5112"/>
-      </w:tblGrid>
-      <w:tr>
-        <w:trPr>
-          <w:tblHeader/>
-        </w:trPr>
-        <w:tc>
-          <w:tcPr>
-            <w:tcW w:type="dxa" w:w="5112"/>
-          </w:tcPr>
-          <w:p>
-            <w:r>
-              <w:t>Test record</w:t>
-            </w:r>
-          </w:p>
-        </w:tc>
-        <w:tc>
-          <w:tcPr>
-            <w:tcW w:type="dxa" w:w="5112"/>
-          </w:tcPr>
-          <w:p>
-            <w:r>
-              <w:t>My evidence</w:t>
-            </w:r>
-          </w:p>
-        </w:tc>
-      </w:tr>
-      <w:tr>
-        <w:tc>
-          <w:tcPr>
-            <w:tcW w:type="dxa" w:w="5112"/>
-          </w:tcPr>
-          <w:p>
-            <w:r>
-              <w:t>Changed input or condition</w:t>
-            </w:r>
-          </w:p>
-        </w:tc>
-        <w:tc>
-          <w:tcPr>
-            <w:tcW w:type="dxa" w:w="5112"/>
-          </w:tcPr>
-          <w:p>
-            <w:r/>
-          </w:p>
-        </w:tc>
-      </w:tr>
-      <w:tr>
-        <w:tc>
-          <w:tcPr>
-            <w:tcW w:type="dxa" w:w="5112"/>
-          </w:tcPr>
-          <w:p>
-            <w:r>
-              <w:t>Expected answer or fallback</w:t>
-            </w:r>
-          </w:p>
-        </w:tc>
-        <w:tc>
-          <w:tcPr>
-            <w:tcW w:type="dxa" w:w="5112"/>
-          </w:tcPr>
-          <w:p>
-            <w:r/>
-          </w:p>
-        </w:tc>
-      </w:tr>
-      <w:tr>
-        <w:tc>
-          <w:tcPr>
-            <w:tcW w:type="dxa" w:w="5112"/>
-          </w:tcPr>
-          <w:p>
-            <w:r>
-              <w:t>Observed result</w:t>
-            </w:r>
-          </w:p>
-        </w:tc>
-        <w:tc>
-          <w:tcPr>
-            <w:tcW w:type="dxa" w:w="5112"/>
-          </w:tcPr>
-          <w:p>
-            <w:r/>
-          </w:p>
-        </w:tc>
-      </w:tr>
-      <w:tr>
-        <w:tc>
-          <w:tcPr>
-            <w:tcW w:type="dxa" w:w="5112"/>
-          </w:tcPr>
-          <w:p>
-            <w:r>
-              <w:t>Why the result occurred</w:t>
-            </w:r>
-          </w:p>
-        </w:tc>
-        <w:tc>
-          <w:tcPr>
-            <w:tcW w:type="dxa" w:w="5112"/>
-          </w:tcPr>
-          <w:p>
-            <w:r/>
-          </w:p>
-        </w:tc>
-      </w:tr>
-    </w:tbl>
-    <w:p>
-      <w:pPr>
-        <w:pStyle w:val="Heading1"/>
-      </w:pPr>
-      <w:r>
-        <w:t>09. Project checkpoint</w:t>
-      </w:r>
-    </w:p>
-    <w:p>
-      <w:r>
-        <w:t>Justify what Accuracy and Imbalance adds to Responsible Plant Classifier and keep the evidence.</w:t>
-      </w:r>
-    </w:p>
-    <w:p>
-      <w:pPr>
-        <w:spacing w:line="336" w:lineRule="auto" w:after="180"/>
-      </w:pPr>
-      <w:r>
-        <w:rPr>
-          <w:b w:val="0"/>
-        </w:rPr>
-        <w:t>Check Plant Classifier class balance and select metrics that keep the spotted-leaf class visible.</w:t>
-      </w:r>
-    </w:p>
-    <w:p>
-      <w:pPr>
-        <w:spacing w:line="336" w:lineRule="auto" w:after="180"/>
-      </w:pPr>
-      <w:r>
-        <w:rPr>
-          <w:b w:val="0"/>
-        </w:rPr>
-        <w:t xml:space="preserve">The project change and </w:t>
-      </w:r>
-      <w:r>
-        <w:rPr>
-          <w:b/>
-        </w:rPr>
-        <w:t>evidence</w:t>
-      </w:r>
-      <w:r>
-        <w:rPr>
-          <w:b w:val="0"/>
-        </w:rPr>
-        <w:t xml:space="preserve"> I will keep</w:t>
-      </w:r>
-    </w:p>
-    <w:p>
-      <w:pPr>
-        <w:pStyle w:val="Heading3"/>
-      </w:pPr>
-      <w:r>
-        <w:t>Write or draw your reasoning and evidence.</w:t>
-      </w:r>
-    </w:p>
-    <w:p>
-      <w:r>
-        <w:t>________________________________________________________________</w:t>
-      </w:r>
-    </w:p>
-    <w:p>
-      <w:r>
-        <w:t>________________________________________________________________</w:t>
-      </w:r>
-    </w:p>
-    <w:p>
-      <w:r>
-        <w:t>________________________________________________________________</w:t>
-      </w:r>
-    </w:p>
-    <w:p>
-      <w:r>
-        <w:t>________________________________________________________________</w:t>
-      </w:r>
-    </w:p>
-    <w:p>
-      <w:r>
-        <w:t>________________________________________________________________</w:t>
-      </w:r>
-    </w:p>
-    <w:p>
-      <w:pPr>
-        <w:pStyle w:val="Heading1"/>
-      </w:pPr>
-      <w:r>
-        <w:t>10. Self check</w:t>
-      </w:r>
-    </w:p>
-    <w:p>
-      <w:r>
-        <w:t>Judge explanation, evidence, transfer and limits separately; attach the work behind your judgement.</w:t>
-      </w:r>
-    </w:p>
-    <w:p>
-      <w:pPr>
-        <w:pStyle w:val="ListBullet"/>
-      </w:pPr>
-      <w:r>
-        <w:t>I can explain the mechanism.</w:t>
-      </w:r>
-    </w:p>
-    <w:p>
-      <w:pPr>
-        <w:pStyle w:val="ListBullet"/>
-      </w:pPr>
-      <w:r>
-        <w:t>I can show evidence.</w:t>
-      </w:r>
-    </w:p>
-    <w:p>
-      <w:pPr>
-        <w:pStyle w:val="ListBullet"/>
-      </w:pPr>
-      <w:r>
-        <w:t>I can handle a changed case.</w:t>
-      </w:r>
-    </w:p>
-    <w:p>
-      <w:pPr>
-        <w:pStyle w:val="ListBullet"/>
-      </w:pPr>
-      <w:r>
-        <w:t>I can name a limit.</w:t>
-      </w:r>
-    </w:p>
-    <w:p>
-      <w:r>
-        <w:t>Mark each as not yet, with help or independently, and attach supporting work.</w:t>
-      </w:r>
-    </w:p>
-    <w:p>
-      <w:pPr>
-        <w:spacing w:line="336" w:lineRule="auto" w:after="180"/>
-      </w:pPr>
-      <w:r>
-        <w:rPr>
-          <w:b w:val="0"/>
-        </w:rPr>
-        <w:t>Teacher review ____________________  Next step ____________________</w:t>
-      </w:r>
-    </w:p>
-    <w:p>
-      <w:pPr>
-        <w:pStyle w:val="Heading1"/>
-      </w:pPr>
-      <w:r>
-        <w:t>11. Transfer practice from the original programme</w:t>
-      </w:r>
-    </w:p>
-    <w:p>
-      <w:r>
-        <w:t>Use this earlier case as transfer practice. A case already discussed with feedback is not fresh assessment evidence.</w:t>
-      </w:r>
-    </w:p>
-    <w:p>
-      <w:pPr>
-        <w:spacing w:line="336" w:lineRule="auto" w:after="180"/>
-      </w:pPr>
-      <w:r>
-        <w:rPr>
-          <w:b w:val="0"/>
-        </w:rPr>
-        <w:t xml:space="preserve">Model A is always healthy on 96 healthy and 4 spotted leaves. Model B finds 3 spotted but falsely flags 5 healthy. Compare </w:t>
-      </w:r>
-      <w:r>
-        <w:rPr>
-          <w:b/>
-        </w:rPr>
-        <w:t>accuracy</w:t>
-      </w:r>
-      <w:r>
-        <w:rPr>
-          <w:b w:val="0"/>
-        </w:rPr>
-        <w:t xml:space="preserve"> and spotted detection.</w:t>
-      </w:r>
-    </w:p>
-    <w:p>
-      <w:pPr>
-        <w:pStyle w:val="Heading3"/>
-      </w:pPr>
-      <w:r>
-        <w:t>My independently reasoned answer</w:t>
-      </w:r>
-    </w:p>
-    <w:p>
-      <w:r>
-        <w:t>________________________________________________________________</w:t>
-      </w:r>
-    </w:p>
-    <w:p>
-      <w:r>
-        <w:t>________________________________________________________________</w:t>
-      </w:r>
-    </w:p>
-    <w:p>
-      <w:r>
-        <w:t>________________________________________________________________</w:t>
-      </w:r>
-    </w:p>
-    <w:p>
-      <w:r>
-        <w:t>________________________________________________________________</w:t>
-      </w:r>
-    </w:p>
-    <w:p>
-      <w:r>
-        <w:t>________________________________________________________________</w:t>
-      </w:r>
-    </w:p>
-    <w:p>
-      <w:r>
-        <w:t>________________________________________________________________</w:t>
-      </w:r>
-    </w:p>
-    <w:p>
-      <w:r>
-        <w:t>________________________________________________________________</w:t>
-      </w:r>
-    </w:p>
-    <w:p>
-      <w:pPr>
-        <w:spacing w:line="336" w:lineRule="auto" w:after="180"/>
-      </w:pPr>
-      <w:r>
-        <w:rPr>
-          <w:b w:val="0"/>
-        </w:rPr>
-        <w:t>Record support used: none, hint or teacher explanation.</w:t>
-      </w:r>
-    </w:p>
-    <w:p>
-      <w:pPr>
-        <w:pStyle w:val="Heading1"/>
-      </w:pPr>
-      <w:r>
-        <w:t>12. W1 Score the majority baseline</w:t>
-      </w:r>
-    </w:p>
-    <w:p>
-      <w:r>
-        <w:t>Score the majority baseline. Apply the supplied Accuracy and Imbalance facts and keep your reasoning.</w:t>
-      </w:r>
-    </w:p>
-    <w:p>
-      <w:pPr>
-        <w:pStyle w:val="Heading3"/>
-      </w:pPr>
-      <w:r>
-        <w:t>Where to find the supplied example</w:t>
-      </w:r>
-    </w:p>
-    <w:p>
-      <w:pPr>
-        <w:spacing w:line="336" w:lineRule="auto" w:after="180"/>
-        <w:shd w:fill="F1F6F8"/>
-      </w:pPr>
-      <w:r>
-        <w:rPr>
-          <w:b w:val="0"/>
-        </w:rPr>
-        <w:t>Reference for this exercise: open this week’s student lesson, “Accuracy and Imbalance”, at “See how it works” and “Follow a worked example”. Use the original worked values or code named in the question; the later pictorial case is a separate example. Keep this reference beside your workbook while practising.</w:t>
-      </w:r>
-    </w:p>
-    <w:p>
-      <w:pPr>
-        <w:spacing w:line="336" w:lineRule="auto" w:after="180"/>
-      </w:pPr>
-      <w:r>
-        <w:rPr>
-          <w:b/>
-        </w:rPr>
-        <w:t>Training</w:t>
-      </w:r>
-      <w:r>
-        <w:rPr>
-          <w:b w:val="0"/>
-        </w:rPr>
-        <w:t xml:space="preserve"> has 16 clear and 4 blocked labels. State the majority rule. On the worked evaluation, give its matrix, </w:t>
-      </w:r>
-      <w:r>
-        <w:rPr>
-          <w:b/>
-        </w:rPr>
-        <w:t>accuracy</w:t>
-      </w:r>
-      <w:r>
-        <w:rPr>
-          <w:b w:val="0"/>
-        </w:rPr>
-        <w:t>, false positives and false negatives with blocked positive. Explain why 80 percent is incomplete.</w:t>
-      </w:r>
-    </w:p>
-    <w:p>
-      <w:pPr>
-        <w:pStyle w:val="Heading3"/>
-      </w:pPr>
-      <w:r>
-        <w:t>My reasoning and evidence</w:t>
-      </w:r>
-    </w:p>
-    <w:p>
-      <w:r>
-        <w:t>________________________________________________________________</w:t>
-      </w:r>
-    </w:p>
-    <w:p>
-      <w:r>
-        <w:t>________________________________________________________________</w:t>
-      </w:r>
-    </w:p>
-    <w:p>
-      <w:r>
-        <w:t>________________________________________________________________</w:t>
-      </w:r>
-    </w:p>
-    <w:p>
-      <w:r>
-        <w:t>________________________________________________________________</w:t>
-      </w:r>
-    </w:p>
-    <w:p>
-      <w:r>
-        <w:t>________________________________________________________________</w:t>
-      </w:r>
-    </w:p>
-    <w:p>
-      <w:r>
-        <w:t>________________________________________________________________</w:t>
-      </w:r>
-    </w:p>
-    <w:p>
-      <w:pPr>
-        <w:pStyle w:val="Heading1"/>
-      </w:pPr>
-      <w:r>
-        <w:t>13. W2 Compare both class fractions</w:t>
-      </w:r>
-    </w:p>
-    <w:p>
-      <w:r>
-        <w:t>Compare both class fractions. Apply the supplied Accuracy and Imbalance facts and keep your reasoning.</w:t>
-      </w:r>
-    </w:p>
-    <w:p>
-      <w:pPr>
-        <w:pStyle w:val="Heading3"/>
-      </w:pPr>
-      <w:r>
-        <w:t>Where to find the supplied example</w:t>
-      </w:r>
-    </w:p>
-    <w:p>
-      <w:pPr>
-        <w:spacing w:line="336" w:lineRule="auto" w:after="180"/>
-        <w:shd w:fill="F1F6F8"/>
-      </w:pPr>
-      <w:r>
-        <w:rPr>
-          <w:b w:val="0"/>
-        </w:rPr>
-        <w:t>Reference for this exercise: open this week’s student lesson, “Accuracy and Imbalance”, at “See how it works” and “Follow a worked example”. Use the original worked values or code named in the question; the later pictorial case is a separate example. Keep this reference beside your workbook while practising.</w:t>
-      </w:r>
-    </w:p>
-    <w:p>
-      <w:pPr>
-        <w:spacing w:line="336" w:lineRule="auto" w:after="180"/>
-      </w:pPr>
-      <w:r>
-        <w:rPr>
-          <w:b w:val="0"/>
-        </w:rPr>
-        <w:t xml:space="preserve">For the worked candidate [[12,4],[0,4]], give ordinary </w:t>
-      </w:r>
-      <w:r>
-        <w:rPr>
-          <w:b/>
-        </w:rPr>
-        <w:t>accuracy</w:t>
-      </w:r>
-      <w:r>
-        <w:rPr>
-          <w:b w:val="0"/>
-        </w:rPr>
-        <w:t xml:space="preserve">, both </w:t>
-      </w:r>
-      <w:r>
-        <w:rPr>
-          <w:b/>
-        </w:rPr>
-        <w:t>class-specific correct fraction</w:t>
-      </w:r>
-      <w:r>
-        <w:rPr>
-          <w:b w:val="0"/>
-        </w:rPr>
-        <w:t xml:space="preserve">s, </w:t>
-      </w:r>
-      <w:r>
-        <w:rPr>
-          <w:b/>
-        </w:rPr>
-        <w:t>balanced accuracy</w:t>
-      </w:r>
-      <w:r>
-        <w:rPr>
-          <w:b w:val="0"/>
-        </w:rPr>
-        <w:t>, false positives and false negatives. Compare with the baseline.</w:t>
-      </w:r>
-    </w:p>
-    <w:p>
-      <w:pPr>
-        <w:pStyle w:val="Heading3"/>
-      </w:pPr>
-      <w:r>
-        <w:t>My reasoning and evidence</w:t>
-      </w:r>
-    </w:p>
-    <w:p>
-      <w:r>
-        <w:t>________________________________________________________________</w:t>
-      </w:r>
-    </w:p>
-    <w:p>
-      <w:r>
-        <w:t>________________________________________________________________</w:t>
-      </w:r>
-    </w:p>
-    <w:p>
-      <w:r>
-        <w:t>________________________________________________________________</w:t>
-      </w:r>
-    </w:p>
-    <w:p>
-      <w:r>
-        <w:t>________________________________________________________________</w:t>
-      </w:r>
-    </w:p>
-    <w:p>
-      <w:r>
-        <w:t>________________________________________________________________</w:t>
-      </w:r>
-    </w:p>
-    <w:p>
-      <w:r>
-        <w:t>________________________________________________________________</w:t>
-      </w:r>
-    </w:p>
-    <w:p>
-      <w:pPr>
-        <w:pStyle w:val="Heading1"/>
-      </w:pPr>
-      <w:r>
-        <w:t>14. W3 Explain a changed class mix</w:t>
-      </w:r>
-    </w:p>
-    <w:p>
-      <w:r>
-        <w:t>Explain a changed class mix. Apply the supplied Accuracy and Imbalance facts and keep your reasoning.</w:t>
-      </w:r>
-    </w:p>
-    <w:p>
-      <w:pPr>
-        <w:spacing w:line="336" w:lineRule="auto" w:after="180"/>
-      </w:pPr>
-      <w:r>
-        <w:rPr>
-          <w:b w:val="0"/>
-        </w:rPr>
-        <w:t xml:space="preserve">For the illustrative 8-clear 8-blocked set, use baseline [[8,0],[8,0]] and candidate [[6,2],[0,8]]. Calculate ordinary and </w:t>
-      </w:r>
-      <w:r>
-        <w:rPr>
-          <w:b/>
-        </w:rPr>
-        <w:t>balanced accuracy</w:t>
-      </w:r>
-      <w:r>
-        <w:rPr>
-          <w:b w:val="0"/>
-        </w:rPr>
-        <w:t xml:space="preserve"> for each. Explain what stayed fixed and what this example does not prove.</w:t>
-      </w:r>
-    </w:p>
-    <w:p>
-      <w:pPr>
-        <w:pStyle w:val="Heading3"/>
-      </w:pPr>
-      <w:r>
-        <w:t>My reasoning and evidence</w:t>
-      </w:r>
-    </w:p>
-    <w:p>
-      <w:r>
-        <w:t>________________________________________________________________</w:t>
-      </w:r>
-    </w:p>
-    <w:p>
-      <w:r>
-        <w:t>________________________________________________________________</w:t>
-      </w:r>
-    </w:p>
-    <w:p>
-      <w:r>
-        <w:t>________________________________________________________________</w:t>
-      </w:r>
-    </w:p>
-    <w:p>
-      <w:r>
-        <w:t>________________________________________________________________</w:t>
-      </w:r>
-    </w:p>
-    <w:p>
-      <w:r>
-        <w:t>________________________________________________________________</w:t>
-      </w:r>
-    </w:p>
-    <w:p>
-      <w:r>
-        <w:t>________________________________________________________________</w:t>
-      </w:r>
-    </w:p>
-    <w:p>
-      <w:pPr>
-        <w:pStyle w:val="Heading1"/>
-      </w:pPr>
-      <w:r>
-        <w:t>15. W4 Assess a new comparison independently</w:t>
-      </w:r>
-    </w:p>
-    <w:p>
-      <w:r>
-        <w:t>Attempt before feedback. If this repeats the selected independent case, reuse that first attempt; otherwise keep a separate record. Assess a new comparison independently. Apply the supplied Accuracy and Imbalance facts and keep your reasoning.</w:t>
-      </w:r>
-    </w:p>
-    <w:p>
-      <w:pPr>
-        <w:spacing w:line="336" w:lineRule="auto" w:after="180"/>
-      </w:pPr>
-      <w:r>
-        <w:rPr>
-          <w:b w:val="0"/>
-        </w:rPr>
-        <w:t xml:space="preserve">New </w:t>
-      </w:r>
-      <w:r>
-        <w:rPr>
-          <w:b/>
-        </w:rPr>
-        <w:t>training</w:t>
-      </w:r>
-      <w:r>
-        <w:rPr>
-          <w:b w:val="0"/>
-        </w:rPr>
-        <w:t xml:space="preserve"> labels have a clear majority. A separate evaluation has 18 clear and 2 blocked records.</w:t>
-      </w:r>
-    </w:p>
-    <w:p>
-      <w:pPr>
-        <w:spacing w:line="336" w:lineRule="auto" w:after="180"/>
-      </w:pPr>
-      <w:r>
-        <w:rPr>
-          <w:b w:val="0"/>
-        </w:rPr>
-        <w:t xml:space="preserve">The always-clear baseline is [[18,0],[2,0]] and candidate is [[15,3],[1,1]], with reference rows and clear then blocked on both axes. Calculate ordinary </w:t>
-      </w:r>
-      <w:r>
-        <w:rPr>
-          <w:b/>
-        </w:rPr>
-        <w:t>accuracy</w:t>
-      </w:r>
-      <w:r>
-        <w:rPr>
-          <w:b w:val="0"/>
-        </w:rPr>
-        <w:t xml:space="preserve">, both class fractions and </w:t>
-      </w:r>
-      <w:r>
-        <w:rPr>
-          <w:b/>
-        </w:rPr>
-        <w:t>balanced accuracy</w:t>
-      </w:r>
-      <w:r>
-        <w:rPr>
-          <w:b w:val="0"/>
-        </w:rPr>
-        <w:t xml:space="preserve"> for each.</w:t>
-      </w:r>
-    </w:p>
-    <w:p>
-      <w:pPr>
-        <w:spacing w:line="336" w:lineRule="auto" w:after="180"/>
-      </w:pPr>
-      <w:r>
-        <w:rPr>
-          <w:b w:val="0"/>
-        </w:rPr>
-        <w:t>Give candidate FP and FN, then explain why the metrics do not choose an automatic winner.</w:t>
-      </w:r>
-    </w:p>
-    <w:p>
-      <w:pPr>
-        <w:pStyle w:val="Heading3"/>
-      </w:pPr>
-      <w:r>
-        <w:t>My reasoning and evidence</w:t>
-      </w:r>
-    </w:p>
-    <w:p>
-      <w:r>
-        <w:t>________________________________________________________________</w:t>
-      </w:r>
-    </w:p>
-    <w:p>
-      <w:r>
-        <w:t>________________________________________________________________</w:t>
-      </w:r>
-    </w:p>
-    <w:p>
-      <w:r>
-        <w:t>________________________________________________________________</w:t>
-      </w:r>
-    </w:p>
-    <w:p>
-      <w:r>
-        <w:t>________________________________________________________________</w:t>
-      </w:r>
-    </w:p>
-    <w:p>
-      <w:r>
-        <w:t>________________________________________________________________</w:t>
-      </w:r>
-    </w:p>
-    <w:p>
-      <w:r>
-        <w:t>________________________________________________________________</w:t>
-      </w:r>
-    </w:p>
-    <w:p>
-      <w:r>
-        <w:t>________________________________________________________________</w:t>
-      </w:r>
-    </w:p>
-    <w:p>
-      <w:r>
-        <w:t>________________________________________________________________</w:t>
-      </w:r>
-    </w:p>
-    <w:p>
-      <w:pPr>
-        <w:pStyle w:val="Heading1"/>
-      </w:pPr>
-      <w:r>
-        <w:t>16. W5 Limit claims from missing classes</w:t>
-      </w:r>
-    </w:p>
-    <w:p>
-      <w:r>
-        <w:t>Limit claims from missing classes. Apply the supplied Accuracy and Imbalance facts and keep your reasoning.</w:t>
-      </w:r>
-    </w:p>
-    <w:p>
-      <w:pPr>
-        <w:spacing w:line="336" w:lineRule="auto" w:after="180"/>
-      </w:pPr>
-      <w:r>
-        <w:rPr>
-          <w:b w:val="0"/>
-        </w:rPr>
-        <w:t xml:space="preserve">An evaluation contains ten clear cases and no blocked cases. All </w:t>
-      </w:r>
-      <w:r>
-        <w:rPr>
-          <w:b/>
-        </w:rPr>
-        <w:t>prediction</w:t>
-      </w:r>
-      <w:r>
-        <w:rPr>
-          <w:b w:val="0"/>
-        </w:rPr>
-        <w:t xml:space="preserve">s are clear. State ordinary </w:t>
-      </w:r>
-      <w:r>
-        <w:rPr>
-          <w:b/>
-        </w:rPr>
-        <w:t>accuracy</w:t>
-      </w:r>
-      <w:r>
-        <w:rPr>
-          <w:b w:val="0"/>
-        </w:rPr>
-        <w:t>, explain why blocked performance is unavailable, and describe how our code handles the missing class.</w:t>
-      </w:r>
-    </w:p>
-    <w:p>
-      <w:pPr>
-        <w:pStyle w:val="Heading3"/>
-      </w:pPr>
-      <w:r>
-        <w:t>My reasoning and evidence</w:t>
-      </w:r>
-    </w:p>
-    <w:p>
-      <w:r>
-        <w:t>________________________________________________________________</w:t>
-      </w:r>
-    </w:p>
-    <w:p>
-      <w:r>
-        <w:t>________________________________________________________________</w:t>
-      </w:r>
-    </w:p>
-    <w:p>
-      <w:r>
-        <w:t>________________________________________________________________</w:t>
-      </w:r>
-    </w:p>
-    <w:p>
-      <w:r>
-        <w:t>________________________________________________________________</w:t>
-      </w:r>
-    </w:p>
-    <w:p>
-      <w:r>
-        <w:t>________________________________________________________________</w:t>
-      </w:r>
-    </w:p>
-    <w:p>
-      <w:r>
-        <w:t>________________________________________________________________</w:t>
-      </w:r>
-    </w:p>
-    <w:p>
-      <w:pPr>
-        <w:pStyle w:val="Heading1"/>
-      </w:pPr>
-      <w:r>
-        <w:t>17. Feedback, return check and learning record</w:t>
-      </w:r>
-    </w:p>
-    <w:p>
-      <w:r>
-        <w:t>Record the first repaired step and a different case to revisit after a delay.</w:t>
+        <w:t>17. Feedback · Repair and return</w:t>
+      </w:r>
+    </w:p>
+    <w:p>
+      <w:r>
+        <w:t>Keep this task’s complete inputs, stated rule and support record together.</w:t>
+      </w:r>
+    </w:p>
+    <w:p>
+      <w:pPr>
+        <w:pStyle w:val="Heading2"/>
+      </w:pPr>
+      <w:r>
+        <w:t>Task and evidence record</w:t>
       </w:r>
     </w:p>
     <w:tbl>
@@ -1829,12 +825,9 @@
     </w:tbl>
     <w:p>
       <w:pPr>
-        <w:spacing w:line="336" w:lineRule="auto" w:after="180"/>
-      </w:pPr>
-      <w:r>
-        <w:rPr>
-          <w:b w:val="0"/>
-        </w:rPr>
+        <w:pStyle w:val="ListBullet"/>
+      </w:pPr>
+      <w:r>
         <w:t>Revisit this idea with your teacher after a delay. Familiarity is different from explaining and using it on a changed case.</w:t>
       </w:r>
     </w:p>
@@ -1843,57 +836,777 @@
         <w:pStyle w:val="Heading1"/>
       </w:pPr>
       <w:r>
-        <w:t>18. Pictorial case practice: Accuracy and Imbalance</w:t>
-      </w:r>
-    </w:p>
-    <w:p>
-      <w:r>
-        <w:t>Show how a common healthy class can hide complete failure to detect spotted leaves. Explain the labelled step before checking the changed condition.</w:t>
-      </w:r>
-    </w:p>
-    <w:p>
-      <w:pPr>
-        <w:spacing w:line="336" w:lineRule="auto" w:after="180"/>
-      </w:pPr>
-      <w:r>
-        <w:rPr>
-          <w:b w:val="0"/>
-        </w:rPr>
+        <w:t>10. Finish · Judge your evidence</w:t>
+      </w:r>
+    </w:p>
+    <w:p>
+      <w:r>
+        <w:t>Keep this task’s complete inputs, stated rule and support record together.</w:t>
+      </w:r>
+    </w:p>
+    <w:p>
+      <w:pPr>
+        <w:pStyle w:val="Heading2"/>
+      </w:pPr>
+      <w:r>
+        <w:t>Task and evidence record</w:t>
+      </w:r>
+    </w:p>
+    <w:p>
+      <w:pPr>
+        <w:pStyle w:val="ListBullet"/>
+      </w:pPr>
+      <w:r>
+        <w:t>I can explain the mechanism. I can show evidence. I can handle a changed case. I can name a limit. Mark each as not yet, with help or independently, and attach supporting work.</w:t>
+      </w:r>
+    </w:p>
+    <w:p>
+      <w:pPr>
+        <w:pStyle w:val="ListBullet"/>
+      </w:pPr>
+      <w:r>
+        <w:t>Teacher review ____________________  Next step ____________________</w:t>
+      </w:r>
+    </w:p>
+    <w:p>
+      <w:pPr>
+        <w:pStyle w:val="Heading1"/>
+      </w:pPr>
+      <w:r>
+        <w:t>Reference bank and extra practice</w:t>
+      </w:r>
+    </w:p>
+    <w:p>
+      <w:pPr>
+        <w:pStyle w:val="Heading1"/>
+      </w:pPr>
+      <w:r>
+        <w:t>02. Reference · Supported W2 record</w:t>
+      </w:r>
+    </w:p>
+    <w:p>
+      <w:r>
+        <w:t>Keep this task’s complete inputs, stated rule and support record together.</w:t>
+      </w:r>
+    </w:p>
+    <w:p>
+      <w:pPr>
+        <w:pStyle w:val="Heading2"/>
+      </w:pPr>
+      <w:r>
+        <w:t>Task and evidence record</w:t>
+      </w:r>
+    </w:p>
+    <w:p>
+      <w:pPr>
+        <w:pStyle w:val="ListBullet"/>
+      </w:pPr>
+      <w:r>
+        <w:t>Use W2: Compare both class fractions for Accuracy and class imbalance. Record the answer once; the lesson and workbook refer to the same attempt.</w:t>
+      </w:r>
+    </w:p>
+    <w:tbl>
+      <w:tblPr>
+        <w:tblStyle w:val="LightShading-Accent1"/>
+        <w:tblW w:type="auto" w:w="0"/>
+        <w:tblLook w:firstColumn="1" w:firstRow="1" w:lastColumn="0" w:lastRow="0" w:noHBand="0" w:noVBand="1" w:val="04A0"/>
+      </w:tblPr>
+      <w:tblGrid>
+        <w:gridCol w:w="2556"/>
+        <w:gridCol w:w="2556"/>
+        <w:gridCol w:w="2556"/>
+        <w:gridCol w:w="2556"/>
+      </w:tblGrid>
+      <w:tr>
+        <w:trPr>
+          <w:tblHeader/>
+        </w:trPr>
+        <w:tc>
+          <w:tcPr>
+            <w:tcW w:type="dxa" w:w="2556"/>
+          </w:tcPr>
+          <w:p>
+            <w:r>
+              <w:t>Given inputs</w:t>
+            </w:r>
+          </w:p>
+        </w:tc>
+        <w:tc>
+          <w:tcPr>
+            <w:tcW w:type="dxa" w:w="2556"/>
+          </w:tcPr>
+          <w:p>
+            <w:r>
+              <w:t>Procedure I chose</w:t>
+            </w:r>
+          </w:p>
+        </w:tc>
+        <w:tc>
+          <w:tcPr>
+            <w:tcW w:type="dxa" w:w="2556"/>
+          </w:tcPr>
+          <w:p>
+            <w:r>
+              <w:t>Middle steps</w:t>
+            </w:r>
+          </w:p>
+        </w:tc>
+        <w:tc>
+          <w:tcPr>
+            <w:tcW w:type="dxa" w:w="2556"/>
+          </w:tcPr>
+          <w:p>
+            <w:r>
+              <w:t>Result and check</w:t>
+            </w:r>
+          </w:p>
+        </w:tc>
+      </w:tr>
+      <w:tr>
+        <w:tc>
+          <w:tcPr>
+            <w:tcW w:type="dxa" w:w="2556"/>
+          </w:tcPr>
+          <w:p>
+            <w:r/>
+          </w:p>
+        </w:tc>
+        <w:tc>
+          <w:tcPr>
+            <w:tcW w:type="dxa" w:w="2556"/>
+          </w:tcPr>
+          <w:p>
+            <w:r/>
+          </w:p>
+        </w:tc>
+        <w:tc>
+          <w:tcPr>
+            <w:tcW w:type="dxa" w:w="2556"/>
+          </w:tcPr>
+          <w:p>
+            <w:r/>
+          </w:p>
+        </w:tc>
+        <w:tc>
+          <w:tcPr>
+            <w:tcW w:type="dxa" w:w="2556"/>
+          </w:tcPr>
+          <w:p>
+            <w:r/>
+          </w:p>
+        </w:tc>
+      </w:tr>
+    </w:tbl>
+    <w:p>
+      <w:pPr>
+        <w:pStyle w:val="Heading3"/>
+      </w:pPr>
+      <w:r>
+        <w:t>The step I completed without help, and the hint I needed</w:t>
+      </w:r>
+    </w:p>
+    <w:p>
+      <w:r>
+        <w:t>________________________________________________________________</w:t>
+      </w:r>
+    </w:p>
+    <w:p>
+      <w:r>
+        <w:t>________________________________________________________________</w:t>
+      </w:r>
+    </w:p>
+    <w:p>
+      <w:r>
+        <w:t>________________________________________________________________</w:t>
+      </w:r>
+    </w:p>
+    <w:p>
+      <w:pPr>
+        <w:pStyle w:val="Heading1"/>
+      </w:pPr>
+      <w:r>
+        <w:t>03. Extra practice · Individual reasoning check</w:t>
+      </w:r>
+    </w:p>
+    <w:p>
+      <w:r>
+        <w:t>Keep this task’s complete inputs, stated rule and support record together.</w:t>
+      </w:r>
+    </w:p>
+    <w:p>
+      <w:pPr>
+        <w:pStyle w:val="Heading2"/>
+      </w:pPr>
+      <w:r>
+        <w:t>Task and evidence record</w:t>
+      </w:r>
+    </w:p>
+    <w:p>
+      <w:pPr>
+        <w:pStyle w:val="ListBullet"/>
+      </w:pPr>
+      <w:r>
+        <w:t>Use the worked case for Accuracy and class imbalance. Proposed explanation: “High accuracy means both classes work well”. Decide whether this explanation is supported. Point to the step or supplied fact that decides; explain your repair if needed.</w:t>
+      </w:r>
+    </w:p>
+    <w:p>
+      <w:pPr>
+        <w:pStyle w:val="Heading3"/>
+      </w:pPr>
+      <w:r>
+        <w:t>My explanation before partner discussion</w:t>
+      </w:r>
+    </w:p>
+    <w:p>
+      <w:r>
+        <w:t>________________________________________________________________</w:t>
+      </w:r>
+    </w:p>
+    <w:p>
+      <w:r>
+        <w:t>________________________________________________________________</w:t>
+      </w:r>
+    </w:p>
+    <w:p>
+      <w:r>
+        <w:t>________________________________________________________________</w:t>
+      </w:r>
+    </w:p>
+    <w:p>
+      <w:r>
+        <w:t>________________________________________________________________</w:t>
+      </w:r>
+    </w:p>
+    <w:p>
+      <w:pPr>
+        <w:pStyle w:val="Heading1"/>
+      </w:pPr>
+      <w:r>
+        <w:t>05. Reference · Earlier learning target</w:t>
+      </w:r>
+    </w:p>
+    <w:p>
+      <w:r>
+        <w:t>Keep this task’s complete inputs, stated rule and support record together.</w:t>
+      </w:r>
+    </w:p>
+    <w:p>
+      <w:pPr>
+        <w:pStyle w:val="Heading2"/>
+      </w:pPr>
+      <w:r>
+        <w:t>Task and evidence record</w:t>
+      </w:r>
+    </w:p>
+    <w:p>
+      <w:pPr>
+        <w:pStyle w:val="ListBullet"/>
+      </w:pPr>
+      <w:r>
+        <w:t>Model A is always healthy on 96 healthy and 4 spotted leaves. Model B finds 3 spotted but falsely flags 5 healthy. Compare accuracy and spotted detection.</w:t>
+      </w:r>
+    </w:p>
+    <w:p>
+      <w:pPr>
+        <w:pStyle w:val="Heading1"/>
+      </w:pPr>
+      <w:r>
+        <w:t>06. Extra practice · Earlier complete case</w:t>
+      </w:r>
+    </w:p>
+    <w:p>
+      <w:r>
+        <w:t>Keep this task’s complete inputs, stated rule and support record together.</w:t>
+      </w:r>
+    </w:p>
+    <w:p>
+      <w:pPr>
+        <w:pStyle w:val="Heading2"/>
+      </w:pPr>
+      <w:r>
+        <w:t>Task and evidence record</w:t>
+      </w:r>
+    </w:p>
+    <w:p>
+      <w:pPr>
+        <w:pStyle w:val="ListBullet"/>
+      </w:pPr>
+      <w:r>
+        <w:t>A dataset has 95 healthy and 5 spotted. Model predicts healthy for all.</w:t>
+      </w:r>
+    </w:p>
+    <w:p>
+      <w:pPr>
+        <w:pStyle w:val="ListBullet"/>
+      </w:pPr>
+      <w:r>
+        <w:t>Calculate and critique accuracy.</w:t>
+      </w:r>
+    </w:p>
+    <w:p>
+      <w:pPr>
+        <w:pStyle w:val="ListBullet"/>
+      </w:pPr>
+      <w:r>
+        <w:t>Show your trace, calculation or evidence</w:t>
+      </w:r>
+    </w:p>
+    <w:p>
+      <w:pPr>
+        <w:pStyle w:val="Heading3"/>
+      </w:pPr>
+      <w:r>
+        <w:t>Write or draw your reasoning and evidence.</w:t>
+      </w:r>
+    </w:p>
+    <w:p>
+      <w:r>
+        <w:t>________________________________________________________________</w:t>
+      </w:r>
+    </w:p>
+    <w:p>
+      <w:r>
+        <w:t>________________________________________________________________</w:t>
+      </w:r>
+    </w:p>
+    <w:p>
+      <w:r>
+        <w:t>________________________________________________________________</w:t>
+      </w:r>
+    </w:p>
+    <w:p>
+      <w:r>
+        <w:t>________________________________________________________________</w:t>
+      </w:r>
+    </w:p>
+    <w:p>
+      <w:r>
+        <w:t>________________________________________________________________</w:t>
+      </w:r>
+    </w:p>
+    <w:p>
+      <w:pPr>
+        <w:pStyle w:val="Heading1"/>
+      </w:pPr>
+      <w:r>
+        <w:t>07. Extra practice · Changed case</w:t>
+      </w:r>
+    </w:p>
+    <w:p>
+      <w:r>
+        <w:t>Keep this task’s complete inputs, stated rule and support record together.</w:t>
+      </w:r>
+    </w:p>
+    <w:p>
+      <w:pPr>
+        <w:pStyle w:val="Heading2"/>
+      </w:pPr>
+      <w:r>
+        <w:t>Task and evidence record</w:t>
+      </w:r>
+    </w:p>
+    <w:p>
+      <w:pPr>
+        <w:pStyle w:val="ListBullet"/>
+      </w:pPr>
+      <w:r>
+        <w:t>A classifier predicts healthy for all 100 plants; 95 are healthy and 5 diseased. Compute accuracy and diseased recall.</w:t>
+      </w:r>
+    </w:p>
+    <w:p>
+      <w:pPr>
+        <w:pStyle w:val="ListBullet"/>
+      </w:pPr>
+      <w:r>
+        <w:t>My independent answer and reason</w:t>
+      </w:r>
+    </w:p>
+    <w:p>
+      <w:pPr>
+        <w:pStyle w:val="Heading3"/>
+      </w:pPr>
+      <w:r>
+        <w:t>Write or draw your reasoning and evidence.</w:t>
+      </w:r>
+    </w:p>
+    <w:p>
+      <w:r>
+        <w:t>________________________________________________________________</w:t>
+      </w:r>
+    </w:p>
+    <w:p>
+      <w:r>
+        <w:t>________________________________________________________________</w:t>
+      </w:r>
+    </w:p>
+    <w:p>
+      <w:r>
+        <w:t>________________________________________________________________</w:t>
+      </w:r>
+    </w:p>
+    <w:p>
+      <w:r>
+        <w:t>________________________________________________________________</w:t>
+      </w:r>
+    </w:p>
+    <w:p>
+      <w:r>
+        <w:t>________________________________________________________________</w:t>
+      </w:r>
+    </w:p>
+    <w:p>
+      <w:pPr>
+        <w:pStyle w:val="Heading3"/>
+      </w:pPr>
+      <w:r>
+        <w:t>Week 16 Test and reflect</w:t>
+      </w:r>
+    </w:p>
+    <w:p>
+      <w:pPr>
+        <w:pStyle w:val="Heading1"/>
+      </w:pPr>
+      <w:r>
+        <w:t>08. Extra practice · Design a revealing test</w:t>
+      </w:r>
+    </w:p>
+    <w:p>
+      <w:r>
+        <w:t>Keep this task’s complete inputs, stated rule and support record together.</w:t>
+      </w:r>
+    </w:p>
+    <w:p>
+      <w:pPr>
+        <w:pStyle w:val="Heading2"/>
+      </w:pPr>
+      <w:r>
+        <w:t>Task and evidence record</w:t>
+      </w:r>
+    </w:p>
+    <w:p>
+      <w:pPr>
+        <w:pStyle w:val="ListBullet"/>
+      </w:pPr>
+      <w:r>
+        <w:t>Create a changed input, boundary case or missing-information case. Write the expected answer or safe response before testing.</w:t>
+      </w:r>
+    </w:p>
+    <w:tbl>
+      <w:tblPr>
+        <w:tblStyle w:val="LightShading-Accent1"/>
+        <w:tblW w:type="auto" w:w="0"/>
+        <w:tblLook w:firstColumn="1" w:firstRow="1" w:lastColumn="0" w:lastRow="0" w:noHBand="0" w:noVBand="1" w:val="04A0"/>
+      </w:tblPr>
+      <w:tblGrid>
+        <w:gridCol w:w="5112"/>
+        <w:gridCol w:w="5112"/>
+      </w:tblGrid>
+      <w:tr>
+        <w:trPr>
+          <w:tblHeader/>
+        </w:trPr>
+        <w:tc>
+          <w:tcPr>
+            <w:tcW w:type="dxa" w:w="5112"/>
+          </w:tcPr>
+          <w:p>
+            <w:r>
+              <w:t>Test record</w:t>
+            </w:r>
+          </w:p>
+        </w:tc>
+        <w:tc>
+          <w:tcPr>
+            <w:tcW w:type="dxa" w:w="5112"/>
+          </w:tcPr>
+          <w:p>
+            <w:r>
+              <w:t>My evidence</w:t>
+            </w:r>
+          </w:p>
+        </w:tc>
+      </w:tr>
+      <w:tr>
+        <w:tc>
+          <w:tcPr>
+            <w:tcW w:type="dxa" w:w="5112"/>
+          </w:tcPr>
+          <w:p>
+            <w:r>
+              <w:t>Changed input or condition</w:t>
+            </w:r>
+          </w:p>
+        </w:tc>
+        <w:tc>
+          <w:tcPr>
+            <w:tcW w:type="dxa" w:w="5112"/>
+          </w:tcPr>
+          <w:p>
+            <w:r/>
+          </w:p>
+        </w:tc>
+      </w:tr>
+      <w:tr>
+        <w:tc>
+          <w:tcPr>
+            <w:tcW w:type="dxa" w:w="5112"/>
+          </w:tcPr>
+          <w:p>
+            <w:r>
+              <w:t>Expected answer or fallback</w:t>
+            </w:r>
+          </w:p>
+        </w:tc>
+        <w:tc>
+          <w:tcPr>
+            <w:tcW w:type="dxa" w:w="5112"/>
+          </w:tcPr>
+          <w:p>
+            <w:r/>
+          </w:p>
+        </w:tc>
+      </w:tr>
+      <w:tr>
+        <w:tc>
+          <w:tcPr>
+            <w:tcW w:type="dxa" w:w="5112"/>
+          </w:tcPr>
+          <w:p>
+            <w:r>
+              <w:t>Observed result</w:t>
+            </w:r>
+          </w:p>
+        </w:tc>
+        <w:tc>
+          <w:tcPr>
+            <w:tcW w:type="dxa" w:w="5112"/>
+          </w:tcPr>
+          <w:p>
+            <w:r/>
+          </w:p>
+        </w:tc>
+      </w:tr>
+      <w:tr>
+        <w:tc>
+          <w:tcPr>
+            <w:tcW w:type="dxa" w:w="5112"/>
+          </w:tcPr>
+          <w:p>
+            <w:r>
+              <w:t>Why the result occurred</w:t>
+            </w:r>
+          </w:p>
+        </w:tc>
+        <w:tc>
+          <w:tcPr>
+            <w:tcW w:type="dxa" w:w="5112"/>
+          </w:tcPr>
+          <w:p>
+            <w:r/>
+          </w:p>
+        </w:tc>
+      </w:tr>
+    </w:tbl>
+    <w:p>
+      <w:pPr>
+        <w:pStyle w:val="Heading1"/>
+      </w:pPr>
+      <w:r>
+        <w:t>11. Extra practice · Earlier transfer</w:t>
+      </w:r>
+    </w:p>
+    <w:p>
+      <w:r>
+        <w:t>Keep this task’s complete inputs, stated rule and support record together.</w:t>
+      </w:r>
+    </w:p>
+    <w:p>
+      <w:pPr>
+        <w:pStyle w:val="Heading2"/>
+      </w:pPr>
+      <w:r>
+        <w:t>Task and evidence record</w:t>
+      </w:r>
+    </w:p>
+    <w:p>
+      <w:pPr>
+        <w:pStyle w:val="ListBullet"/>
+      </w:pPr>
+      <w:r>
+        <w:t>Model A is always healthy on 96 healthy and 4 spotted leaves. Model B finds 3 spotted but falsely flags 5 healthy. Compare accuracy and spotted detection.</w:t>
+      </w:r>
+    </w:p>
+    <w:p>
+      <w:pPr>
+        <w:pStyle w:val="Heading3"/>
+      </w:pPr>
+      <w:r>
+        <w:t>My independently reasoned answer</w:t>
+      </w:r>
+    </w:p>
+    <w:p>
+      <w:r>
+        <w:t>________________________________________________________________</w:t>
+      </w:r>
+    </w:p>
+    <w:p>
+      <w:r>
+        <w:t>________________________________________________________________</w:t>
+      </w:r>
+    </w:p>
+    <w:p>
+      <w:r>
+        <w:t>________________________________________________________________</w:t>
+      </w:r>
+    </w:p>
+    <w:p>
+      <w:r>
+        <w:t>________________________________________________________________</w:t>
+      </w:r>
+    </w:p>
+    <w:p>
+      <w:r>
+        <w:t>________________________________________________________________</w:t>
+      </w:r>
+    </w:p>
+    <w:p>
+      <w:r>
+        <w:t>________________________________________________________________</w:t>
+      </w:r>
+    </w:p>
+    <w:p>
+      <w:r>
+        <w:t>________________________________________________________________</w:t>
+      </w:r>
+    </w:p>
+    <w:p>
+      <w:pPr>
+        <w:pStyle w:val="ListBullet"/>
+      </w:pPr>
+      <w:r>
+        <w:t>Record support used: none, hint or teacher explanation.</w:t>
+      </w:r>
+    </w:p>
+    <w:p>
+      <w:pPr>
+        <w:pStyle w:val="Heading1"/>
+      </w:pPr>
+      <w:r>
+        <w:t>15. Reference · Earlier W4 record</w:t>
+      </w:r>
+    </w:p>
+    <w:p>
+      <w:r>
+        <w:t>Keep this task’s complete inputs, stated rule and support record together.</w:t>
+      </w:r>
+    </w:p>
+    <w:p>
+      <w:pPr>
+        <w:pStyle w:val="Heading2"/>
+      </w:pPr>
+      <w:r>
+        <w:t>Task and evidence record</w:t>
+      </w:r>
+    </w:p>
+    <w:p>
+      <w:pPr>
+        <w:pStyle w:val="ListBullet"/>
+      </w:pPr>
+      <w:r>
+        <w:t>New training labels have a clear majority. A separate evaluation has 18 clear and 2 blocked records. The always-clear baseline is [[18,0],[2,0]] and candidate is [[15,3],[1,1]], with reference rows and clear then blocked on both axes. Calculate ordinary accuracy, both class fractions and balanced accuracy for each. Give candidate FP and FN, then explain why the metrics do not choose an automatic winner.</w:t>
+      </w:r>
+    </w:p>
+    <w:p>
+      <w:pPr>
+        <w:pStyle w:val="Heading3"/>
+      </w:pPr>
+      <w:r>
+        <w:t>My reasoning and evidence</w:t>
+      </w:r>
+    </w:p>
+    <w:p>
+      <w:r>
+        <w:t>________________________________________________________________</w:t>
+      </w:r>
+    </w:p>
+    <w:p>
+      <w:r>
+        <w:t>________________________________________________________________</w:t>
+      </w:r>
+    </w:p>
+    <w:p>
+      <w:r>
+        <w:t>________________________________________________________________</w:t>
+      </w:r>
+    </w:p>
+    <w:p>
+      <w:r>
+        <w:t>________________________________________________________________</w:t>
+      </w:r>
+    </w:p>
+    <w:p>
+      <w:r>
+        <w:t>________________________________________________________________</w:t>
+      </w:r>
+    </w:p>
+    <w:p>
+      <w:r>
+        <w:t>________________________________________________________________</w:t>
+      </w:r>
+    </w:p>
+    <w:p>
+      <w:r>
+        <w:t>________________________________________________________________</w:t>
+      </w:r>
+    </w:p>
+    <w:p>
+      <w:r>
+        <w:t>________________________________________________________________</w:t>
+      </w:r>
+    </w:p>
+    <w:p>
+      <w:pPr>
+        <w:pStyle w:val="Heading1"/>
+      </w:pPr>
+      <w:r>
+        <w:t>18. Extra practice · Pictured case</w:t>
+      </w:r>
+    </w:p>
+    <w:p>
+      <w:r>
+        <w:t>Keep this task’s complete inputs, stated rule and support record together.</w:t>
+      </w:r>
+    </w:p>
+    <w:p>
+      <w:pPr>
+        <w:pStyle w:val="Heading2"/>
+      </w:pPr>
+      <w:r>
+        <w:t>Task and evidence record</w:t>
+      </w:r>
+    </w:p>
+    <w:p>
+      <w:pPr>
+        <w:pStyle w:val="ListBullet"/>
+      </w:pPr>
+      <w:r>
         <w:t>Show how a common healthy class can hide complete failure to detect spotted leaves.</w:t>
       </w:r>
     </w:p>
     <w:p>
       <w:pPr>
-        <w:spacing w:line="336" w:lineRule="auto" w:after="180"/>
-      </w:pPr>
-      <w:r>
-        <w:rPr>
-          <w:b w:val="0"/>
-        </w:rPr>
+        <w:pStyle w:val="ListBullet"/>
+      </w:pPr>
+      <w:r>
         <w:t>Toy evaluation has 18 healthy and 2 spotted leaves. Always-healthy predicts all healthy. A candidate hasTP2, FN 0, FP 3, TN 15.</w:t>
       </w:r>
     </w:p>
     <w:p>
       <w:pPr>
-        <w:spacing w:line="336" w:lineRule="auto" w:after="180"/>
-      </w:pPr>
-      <w:r>
-        <w:rPr>
-          <w:b w:val="0"/>
-        </w:rPr>
-        <w:t xml:space="preserve">All </w:t>
-      </w:r>
-      <w:r>
-        <w:rPr>
-          <w:b/>
-        </w:rPr>
-        <w:t>input</w:t>
-      </w:r>
-      <w:r>
-        <w:rPr>
-          <w:b w:val="0"/>
-        </w:rPr>
-        <w:t>s and outcomes in this worked example are invented classroom data; no real model run is claimed.</w:t>
+        <w:pStyle w:val="ListBullet"/>
+      </w:pPr>
+      <w:r>
+        <w:t>All inputs and outcomes in this worked example are invented classroom data; no real model run is claimed.</w:t>
       </w:r>
     </w:p>
     <w:p>
@@ -1970,25 +1683,10 @@
     </w:p>
     <w:p>
       <w:pPr>
-        <w:spacing w:line="336" w:lineRule="auto" w:after="180"/>
-      </w:pPr>
-      <w:r>
-        <w:rPr>
-          <w:b w:val="0"/>
-        </w:rPr>
-        <w:t xml:space="preserve">Why can the 90% baseline still be unsuitable for a detection task? Point to the relevant step in the picture, then write the changed result and the rule or </w:t>
-      </w:r>
-      <w:r>
-        <w:rPr>
-          <w:b/>
-        </w:rPr>
-        <w:t>evidence</w:t>
-      </w:r>
-      <w:r>
-        <w:rPr>
-          <w:b w:val="0"/>
-        </w:rPr>
-        <w:t xml:space="preserve"> that supports it.</w:t>
+        <w:pStyle w:val="ListBullet"/>
+      </w:pPr>
+      <w:r>
+        <w:t>Why can the 90% baseline still be unsuitable for a detection task? Point to the relevant step in the picture, then write the changed result and the rule or evidence that supports it.</w:t>
       </w:r>
     </w:p>
     <w:p>
@@ -2031,68 +1729,18 @@
     </w:p>
     <w:p>
       <w:pPr>
-        <w:pStyle w:val="Heading3"/>
-      </w:pPr>
-      <w:r>
-        <w:t>Record the help used</w:t>
-      </w:r>
-    </w:p>
-    <w:p>
-      <w:pPr>
-        <w:spacing w:line="336" w:lineRule="auto" w:after="180"/>
-        <w:shd w:fill="F1F6F8"/>
-      </w:pPr>
-      <w:r>
-        <w:rPr>
-          <w:b w:val="0"/>
-        </w:rPr>
-        <w:t xml:space="preserve">Support used: alone / hint / worked example. This record is practice </w:t>
-      </w:r>
-      <w:r>
-        <w:rPr>
-          <w:b/>
-        </w:rPr>
-        <w:t>evidence</w:t>
-      </w:r>
-      <w:r>
-        <w:rPr>
-          <w:b w:val="0"/>
-        </w:rPr>
-        <w:t>.</w:t>
-      </w:r>
-    </w:p>
-    <w:p>
-      <w:pPr>
-        <w:spacing w:line="336" w:lineRule="auto" w:after="180"/>
-      </w:pPr>
-      <w:r>
-        <w:rPr>
-          <w:b w:val="0"/>
-        </w:rPr>
-        <w:t xml:space="preserve">Project connection: For your Responsible Plant Classifier, save the </w:t>
-      </w:r>
-      <w:r>
-        <w:rPr>
-          <w:b/>
-        </w:rPr>
-        <w:t>input</w:t>
-      </w:r>
-      <w:r>
-        <w:rPr>
-          <w:b w:val="0"/>
-        </w:rPr>
-        <w:t>, procedure, observed result and limitation of this check.</w:t>
-      </w:r>
-    </w:p>
-    <w:p>
-      <w:pPr>
-        <w:spacing w:line="336" w:lineRule="auto" w:after="180"/>
-      </w:pPr>
-      <w:r>
-        <w:rPr>
-          <w:b w:val="0"/>
-        </w:rPr>
-        <w:t>Label this worked example as practice; use a different, previously unreviewed case when checking independent understanding.</w:t>
+        <w:pStyle w:val="ListBullet"/>
+      </w:pPr>
+      <w:r>
+        <w:t>Support used: alone / hint / worked example. This record is practice evidence.</w:t>
+      </w:r>
+    </w:p>
+    <w:p>
+      <w:pPr>
+        <w:pStyle w:val="ListBullet"/>
+      </w:pPr>
+      <w:r>
+        <w:t>Project connection: For your Responsible Plant Classifier, save the input, procedure, observed result and limitation of this check. Label this worked example as practice; use a different, previously unreviewed case when checking independent understanding.</w:t>
       </w:r>
     </w:p>
     <w:p>
@@ -2100,68 +1748,44 @@
         <w:pStyle w:val="Heading1"/>
       </w:pPr>
       <w:r>
-        <w:t>19. Project portfolio milestone</w:t>
-      </w:r>
-    </w:p>
-    <w:p>
-      <w:r>
-        <w:t>Keep this week’s input, deciding step, result and limit together in the Responsible Plant Classifier record.</w:t>
-      </w:r>
-    </w:p>
-    <w:p>
-      <w:pPr>
-        <w:spacing w:line="336" w:lineRule="auto" w:after="180"/>
-      </w:pPr>
-      <w:r>
-        <w:rPr>
-          <w:b w:val="0"/>
-        </w:rPr>
+        <w:t>19. Reference · Project portfolio milestone</w:t>
+      </w:r>
+    </w:p>
+    <w:p>
+      <w:r>
+        <w:t>Keep this task’s complete inputs, stated rule and support record together.</w:t>
+      </w:r>
+    </w:p>
+    <w:p>
+      <w:pPr>
+        <w:pStyle w:val="Heading2"/>
+      </w:pPr>
+      <w:r>
+        <w:t>Task and evidence record</w:t>
+      </w:r>
+    </w:p>
+    <w:p>
+      <w:pPr>
+        <w:pStyle w:val="ListBullet"/>
+      </w:pPr>
+      <w:r>
         <w:t>Project: Responsible Plant Classifier</w:t>
       </w:r>
     </w:p>
     <w:p>
       <w:pPr>
-        <w:spacing w:line="336" w:lineRule="auto" w:after="180"/>
-      </w:pPr>
-      <w:r>
-        <w:rPr>
-          <w:b w:val="0"/>
-        </w:rPr>
+        <w:pStyle w:val="ListBullet"/>
+      </w:pPr>
+      <w:r>
         <w:t>Current milestone: Test changed cases. Keep normal, boundary and failure cases; compare expected and observed results.</w:t>
       </w:r>
     </w:p>
     <w:p>
       <w:pPr>
-        <w:spacing w:line="336" w:lineRule="auto" w:after="180"/>
-      </w:pPr>
-      <w:r>
-        <w:rPr>
-          <w:b w:val="0"/>
-        </w:rPr>
-        <w:t xml:space="preserve">For your Responsible Plant Classifier, save the </w:t>
-      </w:r>
-      <w:r>
-        <w:rPr>
-          <w:b/>
-        </w:rPr>
-        <w:t>input</w:t>
-      </w:r>
-      <w:r>
-        <w:rPr>
-          <w:b w:val="0"/>
-        </w:rPr>
-        <w:t>, procedure, observed result and limitation of this check.</w:t>
-      </w:r>
-    </w:p>
-    <w:p>
-      <w:pPr>
-        <w:spacing w:line="336" w:lineRule="auto" w:after="180"/>
-      </w:pPr>
-      <w:r>
-        <w:rPr>
-          <w:b w:val="0"/>
-        </w:rPr>
-        <w:t>Label this worked example as practice; use a different, previously unreviewed case when checking independent understanding.</w:t>
+        <w:pStyle w:val="ListBullet"/>
+      </w:pPr>
+      <w:r>
+        <w:t>For your Responsible Plant Classifier, save the input, procedure, observed result and limitation of this check. Label this worked example as practice; use a different, previously unreviewed case when checking independent understanding.</w:t>
       </w:r>
     </w:p>
     <w:tbl>
@@ -2318,12 +1942,609 @@
         <w:pStyle w:val="Heading1"/>
       </w:pPr>
       <w:r>
-        <w:t>20. Supported practice and learning evidence</w:t>
-      </w:r>
-    </w:p>
-    <w:p>
-      <w:r>
-        <w:t>Try the supported questions before comparing with hints and feedback. Record what you repaired and the evidence you retained.</w:t>
+        <w:t>20. Extra practice · Predict, check and repair</w:t>
+      </w:r>
+    </w:p>
+    <w:p>
+      <w:r>
+        <w:t>Keep supported feedback separate from the reserved independent case.</w:t>
+      </w:r>
+    </w:p>
+    <w:p>
+      <w:pPr>
+        <w:pStyle w:val="Heading2"/>
+      </w:pPr>
+      <w:r>
+        <w:t>First supported question and hint</w:t>
+      </w:r>
+    </w:p>
+    <w:p>
+      <w:pPr>
+        <w:pStyle w:val="ListBullet"/>
+      </w:pPr>
+      <w:r>
+        <w:t>Show how a common healthy class can hide complete failure to detect spotted leaves.</w:t>
+      </w:r>
+    </w:p>
+    <w:p>
+      <w:pPr>
+        <w:pStyle w:val="Heading3"/>
+      </w:pPr>
+      <w:r>
+        <w:t>Practice 1: explain the deciding evidence</w:t>
+      </w:r>
+    </w:p>
+    <w:p>
+      <w:pPr>
+        <w:pStyle w:val="ListBullet"/>
+      </w:pPr>
+      <w:r>
+        <w:t>Which labelled step matches this detail? Candidate catches both spotted leaves while producing three false alarms; choose with stated costs and review needs.</w:t>
+      </w:r>
+    </w:p>
+    <w:p>
+      <w:pPr>
+        <w:pStyle w:val="ListBullet"/>
+      </w:pPr>
+      <w:r>
+        <w:t>1. Compare consequences</w:t>
+      </w:r>
+    </w:p>
+    <w:p>
+      <w:pPr>
+        <w:pStyle w:val="ListBullet"/>
+      </w:pPr>
+      <w:r>
+        <w:t>2. Score candidate</w:t>
+      </w:r>
+    </w:p>
+    <w:p>
+      <w:pPr>
+        <w:pStyle w:val="ListBullet"/>
+      </w:pPr>
+      <w:r>
+        <w:t>3. Score trivial baseline</w:t>
+      </w:r>
+    </w:p>
+    <w:p>
+      <w:pPr>
+        <w:pStyle w:val="Heading3"/>
+      </w:pPr>
+      <w:r>
+        <w:t>My selected conclusion, deciding fact and explanation</w:t>
+      </w:r>
+    </w:p>
+    <w:p>
+      <w:r>
+        <w:t>________________________________________________________________</w:t>
+      </w:r>
+    </w:p>
+    <w:p>
+      <w:r>
+        <w:t>________________________________________________________________</w:t>
+      </w:r>
+    </w:p>
+    <w:p>
+      <w:r>
+        <w:t>________________________________________________________________</w:t>
+      </w:r>
+    </w:p>
+    <w:p>
+      <w:r>
+        <w:t>________________________________________________________________</w:t>
+      </w:r>
+    </w:p>
+    <w:p>
+      <w:r>
+        <w:t>________________________________________________________________</w:t>
+      </w:r>
+    </w:p>
+    <w:p>
+      <w:pPr>
+        <w:pStyle w:val="ListBullet"/>
+      </w:pPr>
+      <w:r>
+        <w:t>Hint if needed: Read the steps in the pictorial case. Match the supplied detail to the stage that performs or records it.</w:t>
+      </w:r>
+    </w:p>
+    <w:p>
+      <w:pPr>
+        <w:pStyle w:val="Heading2"/>
+      </w:pPr>
+      <w:r>
+        <w:t>Check the first explanation · reference / check after trying</w:t>
+      </w:r>
+    </w:p>
+    <w:p>
+      <w:pPr>
+        <w:spacing w:line="336" w:lineRule="auto" w:after="180"/>
+      </w:pPr>
+      <w:r>
+        <w:rPr>
+          <w:b w:val="0"/>
+        </w:rPr>
+        <w:t>After your attempt, compare with the supported explanation: Compare consequences Candidate catches both spotted leaves while producing three false alarms; choose with stated costs and review needs. Read the picture in order.</w:t>
+      </w:r>
+    </w:p>
+    <w:p>
+      <w:pPr>
+        <w:spacing w:line="336" w:lineRule="auto" w:after="180"/>
+      </w:pPr>
+      <w:r>
+        <w:rPr>
+          <w:b w:val="0"/>
+        </w:rPr>
+        <w:t xml:space="preserve">Candidate catches both spotted leaves while producing three false alarms; choose with stated costs and review needs. The arrows show which recorded </w:t>
+      </w:r>
+      <w:r>
+        <w:rPr>
+          <w:b/>
+        </w:rPr>
+        <w:t>input</w:t>
+      </w:r>
+      <w:r>
+        <w:rPr>
+          <w:b w:val="0"/>
+        </w:rPr>
+        <w:t xml:space="preserve"> or intermediate result each decision uses.</w:t>
+      </w:r>
+    </w:p>
+    <w:p>
+      <w:pPr>
+        <w:spacing w:line="336" w:lineRule="auto" w:after="180"/>
+      </w:pPr>
+      <w:r>
+        <w:rPr>
+          <w:b w:val="0"/>
+        </w:rPr>
+        <w:t>Explain the deciding step aloud before checking the changed case; pointing to the final answer alone does not show how it follows.</w:t>
+      </w:r>
+    </w:p>
+    <w:p>
+      <w:pPr>
+        <w:pStyle w:val="Heading2"/>
+      </w:pPr>
+      <w:r>
+        <w:t>Changed-case question and hint</w:t>
+      </w:r>
+    </w:p>
+    <w:p>
+      <w:pPr>
+        <w:pStyle w:val="Heading3"/>
+      </w:pPr>
+      <w:r>
+        <w:t>Practice 2: explain the deciding evidence</w:t>
+      </w:r>
+    </w:p>
+    <w:p>
+      <w:pPr>
+        <w:pStyle w:val="ListBullet"/>
+      </w:pPr>
+      <w:r>
+        <w:t>Changed-case practice: The candidate’s three false alarms are corrected without changing its detections. Which conclusion is supported by the supplied facts?</w:t>
+      </w:r>
+    </w:p>
+    <w:p>
+      <w:pPr>
+        <w:pStyle w:val="ListBullet"/>
+      </w:pPr>
+      <w:r>
+        <w:t>1. Candidate accuracy becomes20/20 with spotted recall still100% in this toy set.</w:t>
+      </w:r>
+    </w:p>
+    <w:p>
+      <w:pPr>
+        <w:pStyle w:val="ListBullet"/>
+      </w:pPr>
+      <w:r>
+        <w:t>2. This one example guarantees correct results for every future input.</w:t>
+      </w:r>
+    </w:p>
+    <w:p>
+      <w:pPr>
+        <w:pStyle w:val="ListBullet"/>
+      </w:pPr>
+      <w:r>
+        <w:t>3. We can decide the result without examining the changed input or the procedure.</w:t>
+      </w:r>
+    </w:p>
+    <w:p>
+      <w:pPr>
+        <w:pStyle w:val="Heading3"/>
+      </w:pPr>
+      <w:r>
+        <w:t>My selected conclusion, deciding fact and explanation</w:t>
+      </w:r>
+    </w:p>
+    <w:p>
+      <w:r>
+        <w:t>________________________________________________________________</w:t>
+      </w:r>
+    </w:p>
+    <w:p>
+      <w:r>
+        <w:t>________________________________________________________________</w:t>
+      </w:r>
+    </w:p>
+    <w:p>
+      <w:r>
+        <w:t>________________________________________________________________</w:t>
+      </w:r>
+    </w:p>
+    <w:p>
+      <w:r>
+        <w:t>________________________________________________________________</w:t>
+      </w:r>
+    </w:p>
+    <w:p>
+      <w:r>
+        <w:t>________________________________________________________________</w:t>
+      </w:r>
+    </w:p>
+    <w:p>
+      <w:pPr>
+        <w:pStyle w:val="ListBullet"/>
+      </w:pPr>
+      <w:r>
+        <w:t>Hint if needed: Use the changed condition and the deciding step in the pictorial trace. The answer must say what follows from those facts.</w:t>
+      </w:r>
+    </w:p>
+    <w:p>
+      <w:pPr>
+        <w:pStyle w:val="Heading2"/>
+      </w:pPr>
+      <w:r>
+        <w:t>Check the changed explanation · reference / check after trying</w:t>
+      </w:r>
+    </w:p>
+    <w:p>
+      <w:pPr>
+        <w:spacing w:line="336" w:lineRule="auto" w:after="180"/>
+      </w:pPr>
+      <w:r>
+        <w:rPr>
+          <w:b w:val="0"/>
+        </w:rPr>
+        <w:t xml:space="preserve">After your attempt, compare with the supported explanation: Candidate </w:t>
+      </w:r>
+      <w:r>
+        <w:rPr>
+          <w:b/>
+        </w:rPr>
+        <w:t>accuracy</w:t>
+      </w:r>
+      <w:r>
+        <w:rPr>
+          <w:b w:val="0"/>
+        </w:rPr>
+        <w:t xml:space="preserve"> becomes20/20 with spotted </w:t>
+      </w:r>
+      <w:r>
+        <w:rPr>
+          <w:b/>
+        </w:rPr>
+        <w:t>recall</w:t>
+      </w:r>
+      <w:r>
+        <w:rPr>
+          <w:b w:val="0"/>
+        </w:rPr>
+        <w:t xml:space="preserve"> still100% in this toy set. False alarms move from FP to TN; neither TP nor FN changes.</w:t>
+      </w:r>
+    </w:p>
+    <w:p>
+      <w:pPr>
+        <w:pStyle w:val="Heading2"/>
+      </w:pPr>
+      <w:r>
+        <w:t>Repair and keep the record</w:t>
+      </w:r>
+    </w:p>
+    <w:p>
+      <w:pPr>
+        <w:spacing w:line="336" w:lineRule="auto" w:after="180"/>
+      </w:pPr>
+      <w:r>
+        <w:rPr>
+          <w:b w:val="0"/>
+        </w:rPr>
+        <w:t xml:space="preserve">Review Confusion Matrix (ai-4/15). Goal: Build a labelled confusion matrix from matched reference and </w:t>
+      </w:r>
+      <w:r>
+        <w:rPr>
+          <w:b/>
+        </w:rPr>
+        <w:t>prediction</w:t>
+      </w:r>
+      <w:r>
+        <w:rPr>
+          <w:b w:val="0"/>
+        </w:rPr>
+        <w:t xml:space="preserve"> pairs. Short practice: Why is adding TP alone without reducing FN an incorrect revision?</w:t>
+      </w:r>
+    </w:p>
+    <w:p>
+      <w:pPr>
+        <w:spacing w:line="336" w:lineRule="auto" w:after="180"/>
+      </w:pPr>
+      <w:r>
+        <w:rPr>
+          <w:b w:val="0"/>
+        </w:rPr>
+        <w:t xml:space="preserve">Point to the relevant step in the picture, then write the changed result and the rule or </w:t>
+      </w:r>
+      <w:r>
+        <w:rPr>
+          <w:b/>
+        </w:rPr>
+        <w:t>evidence</w:t>
+      </w:r>
+      <w:r>
+        <w:rPr>
+          <w:b w:val="0"/>
+        </w:rPr>
+        <w:t xml:space="preserve"> that supports it.. Return to this week and explain what you changed.</w:t>
+      </w:r>
+    </w:p>
+    <w:p>
+      <w:pPr>
+        <w:spacing w:line="336" w:lineRule="auto" w:after="180"/>
+      </w:pPr>
+      <w:r>
+        <w:rPr>
+          <w:b w:val="0"/>
+        </w:rPr>
+        <w:t xml:space="preserve">Review Train a Classifier (ai-4/13). Goal: Connect </w:t>
+      </w:r>
+      <w:r>
+        <w:rPr>
+          <w:b/>
+        </w:rPr>
+        <w:t>training</w:t>
+      </w:r>
+      <w:r>
+        <w:rPr>
+          <w:b w:val="0"/>
+        </w:rPr>
+        <w:t xml:space="preserve">-only scaling and neighbour </w:t>
+      </w:r>
+      <w:r>
+        <w:rPr>
+          <w:b/>
+        </w:rPr>
+        <w:t>prediction</w:t>
+      </w:r>
+      <w:r>
+        <w:rPr>
+          <w:b w:val="0"/>
+        </w:rPr>
+        <w:t xml:space="preserve"> in one pipeline. Short practice: Which pipeline record would help another team reproduce the result?</w:t>
+      </w:r>
+    </w:p>
+    <w:p>
+      <w:pPr>
+        <w:spacing w:line="336" w:lineRule="auto" w:after="180"/>
+      </w:pPr>
+      <w:r>
+        <w:rPr>
+          <w:b w:val="0"/>
+        </w:rPr>
+        <w:t xml:space="preserve">Point to the relevant step in the picture, then write the changed result and the rule or </w:t>
+      </w:r>
+      <w:r>
+        <w:rPr>
+          <w:b/>
+        </w:rPr>
+        <w:t>evidence</w:t>
+      </w:r>
+      <w:r>
+        <w:rPr>
+          <w:b w:val="0"/>
+        </w:rPr>
+        <w:t xml:space="preserve"> that supports it.. Return to this week and explain what you changed.</w:t>
+      </w:r>
+    </w:p>
+    <w:p>
+      <w:pPr>
+        <w:spacing w:line="336" w:lineRule="auto" w:after="180"/>
+      </w:pPr>
+      <w:r>
+        <w:rPr>
+          <w:b w:val="0"/>
+        </w:rPr>
+        <w:t xml:space="preserve">Review Baselines First (ai-4/10). Goal: Fit a majority label baseline using </w:t>
+      </w:r>
+      <w:r>
+        <w:rPr>
+          <w:b/>
+        </w:rPr>
+        <w:t>training</w:t>
+      </w:r>
+      <w:r>
+        <w:rPr>
+          <w:b w:val="0"/>
+        </w:rPr>
+        <w:t xml:space="preserve"> labels only. Short practice: Can the candidate’s </w:t>
+      </w:r>
+      <w:r>
+        <w:rPr>
+          <w:b/>
+        </w:rPr>
+        <w:t>training</w:t>
+      </w:r>
+      <w:r>
+        <w:rPr>
+          <w:b w:val="0"/>
+        </w:rPr>
+        <w:t xml:space="preserve"> </w:t>
+      </w:r>
+      <w:r>
+        <w:rPr>
+          <w:b/>
+        </w:rPr>
+        <w:t>accuracy</w:t>
+      </w:r>
+      <w:r>
+        <w:rPr>
+          <w:b w:val="0"/>
+        </w:rPr>
+        <w:t xml:space="preserve"> replace this validation comparison?</w:t>
+      </w:r>
+    </w:p>
+    <w:p>
+      <w:pPr>
+        <w:spacing w:line="336" w:lineRule="auto" w:after="180"/>
+      </w:pPr>
+      <w:r>
+        <w:rPr>
+          <w:b w:val="0"/>
+        </w:rPr>
+        <w:t xml:space="preserve">Point to the relevant step in the picture, then write the changed result and the rule or </w:t>
+      </w:r>
+      <w:r>
+        <w:rPr>
+          <w:b/>
+        </w:rPr>
+        <w:t>evidence</w:t>
+      </w:r>
+      <w:r>
+        <w:rPr>
+          <w:b w:val="0"/>
+        </w:rPr>
+        <w:t xml:space="preserve"> that supports it.. Return to this week and explain what you changed.</w:t>
+      </w:r>
+    </w:p>
+    <w:p>
+      <w:pPr>
+        <w:spacing w:line="336" w:lineRule="auto" w:after="180"/>
+      </w:pPr>
+      <w:r>
+        <w:rPr>
+          <w:b w:val="0"/>
+        </w:rPr>
+        <w:t xml:space="preserve">The browser lab lets you edit the supported Python examples already included in this lesson. Predict first, run, inspect the actual </w:t>
+      </w:r>
+      <w:r>
+        <w:rPr>
+          <w:b/>
+        </w:rPr>
+        <w:t>output</w:t>
+      </w:r>
+      <w:r>
+        <w:rPr>
+          <w:b w:val="0"/>
+        </w:rPr>
+        <w:t xml:space="preserve"> or error, change one </w:t>
+      </w:r>
+      <w:r>
+        <w:rPr>
+          <w:b/>
+        </w:rPr>
+        <w:t>input</w:t>
+      </w:r>
+      <w:r>
+        <w:rPr>
+          <w:b w:val="0"/>
+        </w:rPr>
+        <w:t>, then run again.</w:t>
+      </w:r>
+    </w:p>
+    <w:p>
+      <w:pPr>
+        <w:spacing w:line="336" w:lineRule="auto" w:after="180"/>
+      </w:pPr>
+      <w:r>
+        <w:rPr>
+          <w:b w:val="0"/>
+        </w:rPr>
+        <w:t xml:space="preserve">Keep code, </w:t>
+      </w:r>
+      <w:r>
+        <w:rPr>
+          <w:b/>
+        </w:rPr>
+        <w:t>prediction</w:t>
+      </w:r>
+      <w:r>
+        <w:rPr>
+          <w:b w:val="0"/>
+        </w:rPr>
+        <w:t>s, actual results and a reasoned revision together. On paper, label your result as a trace rather than an execution.</w:t>
+      </w:r>
+    </w:p>
+    <w:p>
+      <w:pPr>
+        <w:spacing w:line="336" w:lineRule="auto" w:after="180"/>
+      </w:pPr>
+      <w:r>
+        <w:rPr>
+          <w:b w:val="0"/>
+        </w:rPr>
+        <w:t xml:space="preserve">Use Download completed work in the hosted lesson to export your answers, reflections, practice feedback and code-run </w:t>
+      </w:r>
+      <w:r>
+        <w:rPr>
+          <w:b/>
+        </w:rPr>
+        <w:t>evidence</w:t>
+      </w:r>
+      <w:r>
+        <w:rPr>
+          <w:b w:val="0"/>
+        </w:rPr>
+        <w:t>. Open the HTML copy to read or print it.</w:t>
+      </w:r>
+    </w:p>
+    <w:p>
+      <w:pPr>
+        <w:spacing w:line="336" w:lineRule="auto" w:after="180"/>
+      </w:pPr>
+      <w:r>
+        <w:rPr>
+          <w:b w:val="0"/>
+        </w:rPr>
+        <w:t>Drafts stay in this browser when storage is available; clear drafts on a shared device.</w:t>
+      </w:r>
+    </w:p>
+    <w:p>
+      <w:pPr>
+        <w:pStyle w:val="Heading3"/>
+      </w:pPr>
+      <w:r>
+        <w:t>What I repaired, the evidence I kept and the next test</w:t>
+      </w:r>
+    </w:p>
+    <w:p>
+      <w:r>
+        <w:t>________________________________________________________________</w:t>
+      </w:r>
+    </w:p>
+    <w:p>
+      <w:r>
+        <w:t>________________________________________________________________</w:t>
+      </w:r>
+    </w:p>
+    <w:p>
+      <w:r>
+        <w:t>________________________________________________________________</w:t>
+      </w:r>
+    </w:p>
+    <w:p>
+      <w:r>
+        <w:t>________________________________________________________________</w:t>
+      </w:r>
+    </w:p>
+    <w:p>
+      <w:r>
+        <w:t>________________________________________________________________</w:t>
+      </w:r>
+    </w:p>
+    <w:p>
+      <w:pPr>
+        <w:pStyle w:val="Heading2"/>
+      </w:pPr>
+      <w:r>
+        <w:t>Earlier wording, alternatives and picture transcripts · reference / check after trying</w:t>
       </w:r>
     </w:p>
     <w:p>
@@ -2339,68 +2560,10 @@
     </w:p>
     <w:p>
       <w:pPr>
-        <w:spacing w:line="336" w:lineRule="auto" w:after="180"/>
-      </w:pPr>
-      <w:r>
-        <w:rPr>
-          <w:b w:val="0"/>
-        </w:rPr>
-        <w:t>Show how a common healthy class can hide complete failure to detect spotted leaves.</w:t>
-      </w:r>
-    </w:p>
-    <w:p>
-      <w:pPr>
         <w:pStyle w:val="Heading3"/>
       </w:pPr>
       <w:r>
-        <w:t>Practice 1: explain the deciding evidence</w:t>
-      </w:r>
-    </w:p>
-    <w:p>
-      <w:pPr>
-        <w:spacing w:line="336" w:lineRule="auto" w:after="180"/>
-      </w:pPr>
-      <w:r>
-        <w:rPr>
-          <w:b w:val="0"/>
-        </w:rPr>
-        <w:t>Which labelled step matches this detail? Candidate catches both spotted leaves while producing three false alarms; choose with stated costs and review needs.</w:t>
-      </w:r>
-    </w:p>
-    <w:p>
-      <w:pPr>
-        <w:spacing w:line="336" w:lineRule="auto" w:after="180"/>
-        <w:shd w:fill="F4F9FC"/>
-      </w:pPr>
-      <w:r>
-        <w:rPr>
-          <w:b w:val="0"/>
-        </w:rPr>
-        <w:t>1. Compare consequences</w:t>
-      </w:r>
-    </w:p>
-    <w:p>
-      <w:pPr>
-        <w:spacing w:line="336" w:lineRule="auto" w:after="180"/>
-        <w:shd w:fill="F4F9FC"/>
-      </w:pPr>
-      <w:r>
-        <w:rPr>
-          <w:b w:val="0"/>
-        </w:rPr>
-        <w:t>2. Score candidate</w:t>
-      </w:r>
-    </w:p>
-    <w:p>
-      <w:pPr>
-        <w:spacing w:line="336" w:lineRule="auto" w:after="180"/>
-        <w:shd w:fill="F4F9FC"/>
-      </w:pPr>
-      <w:r>
-        <w:rPr>
-          <w:b w:val="0"/>
-        </w:rPr>
-        <w:t>3. Score trivial baseline</w:t>
+        <w:t>Repair a missing building block</w:t>
       </w:r>
     </w:p>
     <w:p>
@@ -2408,32 +2571,7 @@
         <w:pStyle w:val="Heading3"/>
       </w:pPr>
       <w:r>
-        <w:t>My selected conclusion, deciding fact and explanation</w:t>
-      </w:r>
-    </w:p>
-    <w:p>
-      <w:r>
-        <w:t>________________________________________________________________</w:t>
-      </w:r>
-    </w:p>
-    <w:p>
-      <w:r>
-        <w:t>________________________________________________________________</w:t>
-      </w:r>
-    </w:p>
-    <w:p>
-      <w:r>
-        <w:t>________________________________________________________________</w:t>
-      </w:r>
-    </w:p>
-    <w:p>
-      <w:r>
-        <w:t>________________________________________________________________</w:t>
-      </w:r>
-    </w:p>
-    <w:p>
-      <w:r>
-        <w:t>________________________________________________________________</w:t>
+        <w:t>Predict, run and debug</w:t>
       </w:r>
     </w:p>
     <w:p>
@@ -2441,625 +2579,25 @@
         <w:pStyle w:val="Heading3"/>
       </w:pPr>
       <w:r>
-        <w:t>Hint · try first</w:t>
-      </w:r>
-    </w:p>
-    <w:p>
-      <w:pPr>
-        <w:spacing w:line="336" w:lineRule="auto" w:after="180"/>
-        <w:shd w:fill="F1F6F8"/>
-      </w:pPr>
-      <w:r>
-        <w:rPr>
-          <w:b w:val="0"/>
-        </w:rPr>
-        <w:t>Hint if needed: Read the steps in the pictorial case. Match the supplied detail to the stage that performs or records it.</w:t>
-      </w:r>
-    </w:p>
-    <w:p>
-      <w:pPr>
-        <w:pStyle w:val="Heading3"/>
-      </w:pPr>
-      <w:r>
-        <w:t>Feedback · compare after trying</w:t>
-      </w:r>
-    </w:p>
-    <w:p>
-      <w:pPr>
-        <w:spacing w:line="336" w:lineRule="auto" w:after="180"/>
-        <w:shd w:fill="F1F6FC"/>
-      </w:pPr>
-      <w:r>
-        <w:rPr>
-          <w:b w:val="0"/>
-        </w:rPr>
-        <w:t>After your attempt, compare with the supported explanation: Compare consequences Candidate catches both spotted leaves while producing three false alarms; choose with stated costs and review needs. Read the picture in order.</w:t>
-      </w:r>
-    </w:p>
-    <w:p>
-      <w:pPr>
-        <w:spacing w:line="336" w:lineRule="auto" w:after="180"/>
-        <w:shd w:fill="F1F6FC"/>
-      </w:pPr>
-      <w:r>
-        <w:rPr>
-          <w:b w:val="0"/>
-        </w:rPr>
-        <w:t xml:space="preserve">Candidate catches both spotted leaves while producing three false alarms; choose with stated costs and review needs. The arrows show which recorded </w:t>
-      </w:r>
-      <w:r>
-        <w:rPr>
-          <w:b/>
-        </w:rPr>
-        <w:t>input</w:t>
-      </w:r>
-      <w:r>
-        <w:rPr>
-          <w:b w:val="0"/>
-        </w:rPr>
-        <w:t xml:space="preserve"> or intermediate result each decision uses.</w:t>
-      </w:r>
-    </w:p>
-    <w:p>
-      <w:pPr>
-        <w:spacing w:line="336" w:lineRule="auto" w:after="180"/>
-        <w:shd w:fill="F1F6FC"/>
-      </w:pPr>
-      <w:r>
-        <w:rPr>
-          <w:b w:val="0"/>
-        </w:rPr>
-        <w:t>Explain the deciding step aloud before checking the changed case; pointing to the final answer alone does not show how it follows.</w:t>
-      </w:r>
-    </w:p>
-    <w:p>
-      <w:pPr>
-        <w:pStyle w:val="Heading3"/>
-      </w:pPr>
-      <w:r>
-        <w:t>Practice 2: explain the deciding evidence</w:t>
-      </w:r>
-    </w:p>
-    <w:p>
-      <w:pPr>
-        <w:pStyle w:val="Heading3"/>
-      </w:pPr>
-      <w:r>
-        <w:t>Changed case · predict first</w:t>
-      </w:r>
-    </w:p>
-    <w:p>
-      <w:pPr>
-        <w:spacing w:line="336" w:lineRule="auto" w:after="180"/>
-        <w:shd w:fill="F5F1FB"/>
-      </w:pPr>
-      <w:r>
-        <w:rPr>
-          <w:b w:val="0"/>
-        </w:rPr>
-        <w:t>Changed-case practice: The candidate’s three false alarms are corrected without changing its detections. Which conclusion is supported by the supplied facts?</w:t>
-      </w:r>
-    </w:p>
-    <w:p>
-      <w:pPr>
-        <w:spacing w:line="336" w:lineRule="auto" w:after="180"/>
-        <w:shd w:fill="F4F9FC"/>
-      </w:pPr>
-      <w:r>
-        <w:rPr>
-          <w:b w:val="0"/>
-        </w:rPr>
-        <w:t xml:space="preserve">1. Candidate </w:t>
-      </w:r>
-      <w:r>
-        <w:rPr>
-          <w:b/>
-        </w:rPr>
-        <w:t>accuracy</w:t>
-      </w:r>
-      <w:r>
-        <w:rPr>
-          <w:b w:val="0"/>
-        </w:rPr>
-        <w:t xml:space="preserve"> becomes20/20 with spotted </w:t>
-      </w:r>
-      <w:r>
-        <w:rPr>
-          <w:b/>
-        </w:rPr>
-        <w:t>recall</w:t>
-      </w:r>
-      <w:r>
-        <w:rPr>
-          <w:b w:val="0"/>
-        </w:rPr>
-        <w:t xml:space="preserve"> still100% in this toy set.</w:t>
-      </w:r>
-    </w:p>
-    <w:p>
-      <w:pPr>
-        <w:spacing w:line="336" w:lineRule="auto" w:after="180"/>
-        <w:shd w:fill="F4F9FC"/>
-      </w:pPr>
-      <w:r>
-        <w:rPr>
-          <w:b w:val="0"/>
-        </w:rPr>
-        <w:t xml:space="preserve">2. This one example guarantees correct results for every future </w:t>
-      </w:r>
-      <w:r>
-        <w:rPr>
-          <w:b/>
-        </w:rPr>
-        <w:t>input</w:t>
-      </w:r>
-      <w:r>
-        <w:rPr>
-          <w:b w:val="0"/>
-        </w:rPr>
-        <w:t>.</w:t>
-      </w:r>
-    </w:p>
-    <w:p>
-      <w:pPr>
-        <w:spacing w:line="336" w:lineRule="auto" w:after="180"/>
-        <w:shd w:fill="F4F9FC"/>
-      </w:pPr>
-      <w:r>
-        <w:rPr>
-          <w:b w:val="0"/>
-        </w:rPr>
-        <w:t xml:space="preserve">3. We can decide the result without examining the changed </w:t>
-      </w:r>
-      <w:r>
-        <w:rPr>
-          <w:b/>
-        </w:rPr>
-        <w:t>input</w:t>
-      </w:r>
-      <w:r>
-        <w:rPr>
-          <w:b w:val="0"/>
-        </w:rPr>
-        <w:t xml:space="preserve"> or the procedure.</w:t>
-      </w:r>
-    </w:p>
-    <w:p>
-      <w:pPr>
-        <w:pStyle w:val="Heading3"/>
-      </w:pPr>
-      <w:r>
-        <w:t>My selected conclusion, deciding fact and explanation</w:t>
-      </w:r>
-    </w:p>
-    <w:p>
-      <w:r>
-        <w:t>________________________________________________________________</w:t>
-      </w:r>
-    </w:p>
-    <w:p>
-      <w:r>
-        <w:t>________________________________________________________________</w:t>
-      </w:r>
-    </w:p>
-    <w:p>
-      <w:r>
-        <w:t>________________________________________________________________</w:t>
-      </w:r>
-    </w:p>
-    <w:p>
-      <w:r>
-        <w:t>________________________________________________________________</w:t>
-      </w:r>
-    </w:p>
-    <w:p>
-      <w:r>
-        <w:t>________________________________________________________________</w:t>
-      </w:r>
-    </w:p>
-    <w:p>
-      <w:pPr>
-        <w:pStyle w:val="Heading3"/>
-      </w:pPr>
-      <w:r>
-        <w:t>Hint · try first</w:t>
-      </w:r>
-    </w:p>
-    <w:p>
-      <w:pPr>
-        <w:spacing w:line="336" w:lineRule="auto" w:after="180"/>
-        <w:shd w:fill="F1F6F8"/>
-      </w:pPr>
-      <w:r>
-        <w:rPr>
-          <w:b w:val="0"/>
-        </w:rPr>
-        <w:t>Hint if needed: Use the changed condition and the deciding step in the pictorial trace. The answer must say what follows from those facts.</w:t>
-      </w:r>
-    </w:p>
-    <w:p>
-      <w:pPr>
-        <w:pStyle w:val="Heading3"/>
-      </w:pPr>
-      <w:r>
-        <w:t>Feedback · compare after trying</w:t>
-      </w:r>
-    </w:p>
-    <w:p>
-      <w:pPr>
-        <w:spacing w:line="336" w:lineRule="auto" w:after="180"/>
-        <w:shd w:fill="F1F6FC"/>
-      </w:pPr>
-      <w:r>
-        <w:rPr>
-          <w:b w:val="0"/>
-        </w:rPr>
-        <w:t xml:space="preserve">After your attempt, compare with the supported explanation: Candidate </w:t>
-      </w:r>
-      <w:r>
-        <w:rPr>
-          <w:b/>
-        </w:rPr>
-        <w:t>accuracy</w:t>
-      </w:r>
-      <w:r>
-        <w:rPr>
-          <w:b w:val="0"/>
-        </w:rPr>
-        <w:t xml:space="preserve"> becomes20/20 with spotted </w:t>
-      </w:r>
-      <w:r>
-        <w:rPr>
-          <w:b/>
-        </w:rPr>
-        <w:t>recall</w:t>
-      </w:r>
-      <w:r>
-        <w:rPr>
-          <w:b w:val="0"/>
-        </w:rPr>
-        <w:t xml:space="preserve"> still100% in this toy set. False alarms move from FP to TN; neither TP nor FN changes.</w:t>
-      </w:r>
-    </w:p>
-    <w:p>
-      <w:pPr>
-        <w:pStyle w:val="Heading3"/>
-      </w:pPr>
-      <w:r>
-        <w:t>Repair a missing building block</w:t>
-      </w:r>
-    </w:p>
-    <w:p>
-      <w:pPr>
-        <w:spacing w:line="336" w:lineRule="auto" w:after="180"/>
-      </w:pPr>
-      <w:r>
-        <w:rPr>
-          <w:b w:val="0"/>
-        </w:rPr>
-        <w:t xml:space="preserve">Review Confusion Matrix (ai-4/15). Goal: Build a labelled confusion matrix from matched reference and </w:t>
-      </w:r>
-      <w:r>
-        <w:rPr>
-          <w:b/>
-        </w:rPr>
-        <w:t>prediction</w:t>
-      </w:r>
-      <w:r>
-        <w:rPr>
-          <w:b w:val="0"/>
-        </w:rPr>
-        <w:t xml:space="preserve"> pairs. Short practice: Why is adding TP alone without reducing FN an incorrect revision?</w:t>
-      </w:r>
-    </w:p>
-    <w:p>
-      <w:pPr>
-        <w:spacing w:line="336" w:lineRule="auto" w:after="180"/>
-      </w:pPr>
-      <w:r>
-        <w:rPr>
-          <w:b w:val="0"/>
-        </w:rPr>
-        <w:t xml:space="preserve">Point to the relevant step in the picture, then write the changed result and the rule or </w:t>
-      </w:r>
-      <w:r>
-        <w:rPr>
-          <w:b/>
-        </w:rPr>
-        <w:t>evidence</w:t>
-      </w:r>
-      <w:r>
-        <w:rPr>
-          <w:b w:val="0"/>
-        </w:rPr>
-        <w:t xml:space="preserve"> that supports it.. Return to this week and explain what you changed.</w:t>
-      </w:r>
-    </w:p>
-    <w:p>
-      <w:pPr>
-        <w:spacing w:line="336" w:lineRule="auto" w:after="180"/>
-      </w:pPr>
-      <w:r>
-        <w:rPr>
-          <w:b w:val="0"/>
-        </w:rPr>
-        <w:t xml:space="preserve">Review Train a Classifier (ai-4/13). Goal: Connect </w:t>
-      </w:r>
-      <w:r>
-        <w:rPr>
-          <w:b/>
-        </w:rPr>
-        <w:t>training</w:t>
-      </w:r>
-      <w:r>
-        <w:rPr>
-          <w:b w:val="0"/>
-        </w:rPr>
-        <w:t xml:space="preserve">-only scaling and neighbour </w:t>
-      </w:r>
-      <w:r>
-        <w:rPr>
-          <w:b/>
-        </w:rPr>
-        <w:t>prediction</w:t>
-      </w:r>
-      <w:r>
-        <w:rPr>
-          <w:b w:val="0"/>
-        </w:rPr>
-        <w:t xml:space="preserve"> in one pipeline. Short practice: Which pipeline record would help another team reproduce the result?</w:t>
-      </w:r>
-    </w:p>
-    <w:p>
-      <w:pPr>
-        <w:spacing w:line="336" w:lineRule="auto" w:after="180"/>
-      </w:pPr>
-      <w:r>
-        <w:rPr>
-          <w:b w:val="0"/>
-        </w:rPr>
-        <w:t xml:space="preserve">Point to the relevant step in the picture, then write the changed result and the rule or </w:t>
-      </w:r>
-      <w:r>
-        <w:rPr>
-          <w:b/>
-        </w:rPr>
-        <w:t>evidence</w:t>
-      </w:r>
-      <w:r>
-        <w:rPr>
-          <w:b w:val="0"/>
-        </w:rPr>
-        <w:t xml:space="preserve"> that supports it.. Return to this week and explain what you changed.</w:t>
-      </w:r>
-    </w:p>
-    <w:p>
-      <w:pPr>
-        <w:spacing w:line="336" w:lineRule="auto" w:after="180"/>
-      </w:pPr>
-      <w:r>
-        <w:rPr>
-          <w:b w:val="0"/>
-        </w:rPr>
-        <w:t xml:space="preserve">Review Baselines First (ai-4/10). Goal: Fit a majority label baseline using </w:t>
-      </w:r>
-      <w:r>
-        <w:rPr>
-          <w:b/>
-        </w:rPr>
-        <w:t>training</w:t>
-      </w:r>
-      <w:r>
-        <w:rPr>
-          <w:b w:val="0"/>
-        </w:rPr>
-        <w:t xml:space="preserve"> labels only. Short practice: Can the candidate’s </w:t>
-      </w:r>
-      <w:r>
-        <w:rPr>
-          <w:b/>
-        </w:rPr>
-        <w:t>training</w:t>
-      </w:r>
-      <w:r>
-        <w:rPr>
-          <w:b w:val="0"/>
-        </w:rPr>
-        <w:t xml:space="preserve"> </w:t>
-      </w:r>
-      <w:r>
-        <w:rPr>
-          <w:b/>
-        </w:rPr>
-        <w:t>accuracy</w:t>
-      </w:r>
-      <w:r>
-        <w:rPr>
-          <w:b w:val="0"/>
-        </w:rPr>
-        <w:t xml:space="preserve"> replace this validation comparison?</w:t>
-      </w:r>
-    </w:p>
-    <w:p>
-      <w:pPr>
-        <w:spacing w:line="336" w:lineRule="auto" w:after="180"/>
-      </w:pPr>
-      <w:r>
-        <w:rPr>
-          <w:b w:val="0"/>
-        </w:rPr>
-        <w:t xml:space="preserve">Point to the relevant step in the picture, then write the changed result and the rule or </w:t>
-      </w:r>
-      <w:r>
-        <w:rPr>
-          <w:b/>
-        </w:rPr>
-        <w:t>evidence</w:t>
-      </w:r>
-      <w:r>
-        <w:rPr>
-          <w:b w:val="0"/>
-        </w:rPr>
-        <w:t xml:space="preserve"> that supports it.. Return to this week and explain what you changed.</w:t>
-      </w:r>
-    </w:p>
-    <w:p>
-      <w:pPr>
-        <w:pStyle w:val="Heading3"/>
-      </w:pPr>
-      <w:r>
-        <w:t>Predict, run and debug</w:t>
-      </w:r>
-    </w:p>
-    <w:p>
-      <w:pPr>
-        <w:spacing w:line="336" w:lineRule="auto" w:after="180"/>
-      </w:pPr>
-      <w:r>
-        <w:rPr>
-          <w:b w:val="0"/>
-        </w:rPr>
-        <w:t xml:space="preserve">The browser lab lets you edit the supported Python examples already included in this lesson. Predict first, run, inspect the actual </w:t>
-      </w:r>
-      <w:r>
-        <w:rPr>
-          <w:b/>
-        </w:rPr>
-        <w:t>output</w:t>
-      </w:r>
-      <w:r>
-        <w:rPr>
-          <w:b w:val="0"/>
-        </w:rPr>
-        <w:t xml:space="preserve"> or error, change one </w:t>
-      </w:r>
-      <w:r>
-        <w:rPr>
-          <w:b/>
-        </w:rPr>
-        <w:t>input</w:t>
-      </w:r>
-      <w:r>
-        <w:rPr>
-          <w:b w:val="0"/>
-        </w:rPr>
-        <w:t>, then run again.</w:t>
-      </w:r>
-    </w:p>
-    <w:p>
-      <w:pPr>
-        <w:spacing w:line="336" w:lineRule="auto" w:after="180"/>
-      </w:pPr>
-      <w:r>
-        <w:rPr>
-          <w:b w:val="0"/>
-        </w:rPr>
-        <w:t xml:space="preserve">Keep code, </w:t>
-      </w:r>
-      <w:r>
-        <w:rPr>
-          <w:b/>
-        </w:rPr>
-        <w:t>prediction</w:t>
-      </w:r>
-      <w:r>
-        <w:rPr>
-          <w:b w:val="0"/>
-        </w:rPr>
-        <w:t>s, actual results and a reasoned revision together. On paper, label your result as a trace rather than an execution.</w:t>
-      </w:r>
-    </w:p>
-    <w:p>
-      <w:pPr>
-        <w:pStyle w:val="Heading3"/>
-      </w:pPr>
-      <w:r>
         <w:t>Keep your completed work</w:t>
       </w:r>
     </w:p>
     <w:p>
       <w:pPr>
-        <w:spacing w:line="336" w:lineRule="auto" w:after="180"/>
-      </w:pPr>
-      <w:r>
-        <w:rPr>
-          <w:b w:val="0"/>
-        </w:rPr>
-        <w:t xml:space="preserve">Use Download completed work in the hosted lesson to export your answers, reflections, practice feedback and code-run </w:t>
-      </w:r>
-      <w:r>
-        <w:rPr>
-          <w:b/>
-        </w:rPr>
-        <w:t>evidence</w:t>
-      </w:r>
-      <w:r>
-        <w:rPr>
-          <w:b w:val="0"/>
-        </w:rPr>
-        <w:t>. Open the HTML copy to read or print it.</w:t>
-      </w:r>
-    </w:p>
-    <w:p>
-      <w:pPr>
-        <w:spacing w:line="336" w:lineRule="auto" w:after="180"/>
-      </w:pPr>
-      <w:r>
-        <w:rPr>
-          <w:b w:val="0"/>
-        </w:rPr>
-        <w:t>Drafts stay in this browser when storage is available; clear drafts on a shared device.</w:t>
-      </w:r>
-    </w:p>
-    <w:p>
-      <w:pPr>
-        <w:pStyle w:val="Heading3"/>
-      </w:pPr>
-      <w:r>
-        <w:t>What I repaired, the evidence I kept and the next test</w:t>
-      </w:r>
-    </w:p>
-    <w:p>
-      <w:r>
-        <w:t>________________________________________________________________</w:t>
-      </w:r>
-    </w:p>
-    <w:p>
-      <w:r>
-        <w:t>________________________________________________________________</w:t>
-      </w:r>
-    </w:p>
-    <w:p>
-      <w:r>
-        <w:t>________________________________________________________________</w:t>
-      </w:r>
-    </w:p>
-    <w:p>
-      <w:r>
-        <w:t>________________________________________________________________</w:t>
-      </w:r>
-    </w:p>
-    <w:p>
-      <w:r>
-        <w:t>________________________________________________________________</w:t>
-      </w:r>
-    </w:p>
-    <w:p>
-      <w:pPr>
         <w:pStyle w:val="Heading1"/>
       </w:pPr>
       <w:r>
-        <w:t>21. Visual concept journey</w:t>
-      </w:r>
-    </w:p>
-    <w:p>
-      <w:r>
-        <w:t>Explain each Accuracy and Imbalance picture from its labels, then record a relevant limit.</w:t>
-      </w:r>
-    </w:p>
-    <w:p>
-      <w:pPr>
-        <w:pStyle w:val="Heading3"/>
+        <w:t>21. Reference · Six-picture response sheets</w:t>
+      </w:r>
+    </w:p>
+    <w:p>
+      <w:r>
+        <w:t>Choose the relevant picture instead of repeating every task.</w:t>
+      </w:r>
+    </w:p>
+    <w:p>
+      <w:pPr>
+        <w:pStyle w:val="Heading2"/>
       </w:pPr>
       <w:r>
         <w:t>01. Accuracy and Imbalance: the case</w:t>
@@ -3138,7 +2676,6 @@
     <w:p>
       <w:pPr>
         <w:spacing w:line="336" w:lineRule="auto" w:after="180"/>
-        <w:shd w:fill="F5F1FB"/>
       </w:pPr>
       <w:r>
         <w:rPr>
@@ -3177,7 +2714,7 @@
     </w:p>
     <w:p>
       <w:pPr>
-        <w:pStyle w:val="Heading3"/>
+        <w:pStyle w:val="Heading2"/>
       </w:pPr>
       <w:r>
         <w:t>02. Follow the deciding steps</w:t>
@@ -3257,7 +2794,6 @@
     <w:p>
       <w:pPr>
         <w:spacing w:line="336" w:lineRule="auto" w:after="180"/>
-        <w:shd w:fill="F5F1FB"/>
       </w:pPr>
       <w:r>
         <w:rPr>
@@ -3308,7 +2844,7 @@
     </w:p>
     <w:p>
       <w:pPr>
-        <w:pStyle w:val="Heading3"/>
+        <w:pStyle w:val="Heading2"/>
       </w:pPr>
       <w:r>
         <w:t>03. Candidate decisions</w:t>
@@ -3364,7 +2900,6 @@
     <w:p>
       <w:pPr>
         <w:spacing w:line="336" w:lineRule="auto" w:after="180"/>
-        <w:shd w:fill="F5F1FB"/>
       </w:pPr>
       <w:r>
         <w:rPr>
@@ -3403,7 +2938,7 @@
     </w:p>
     <w:p>
       <w:pPr>
-        <w:pStyle w:val="Heading3"/>
+        <w:pStyle w:val="Heading2"/>
       </w:pPr>
       <w:r>
         <w:t>04. Change one thing. Trace what follows.</w:t>
@@ -3505,7 +3040,6 @@
     <w:p>
       <w:pPr>
         <w:spacing w:line="336" w:lineRule="auto" w:after="180"/>
-        <w:shd w:fill="F5F1FB"/>
       </w:pPr>
       <w:r>
         <w:rPr>
@@ -3544,7 +3078,7 @@
     </w:p>
     <w:p>
       <w:pPr>
-        <w:pStyle w:val="Heading3"/>
+        <w:pStyle w:val="Heading2"/>
       </w:pPr>
       <w:r>
         <w:t>05. Connect the explanation to its limit</w:t>
@@ -3634,7 +3168,6 @@
     <w:p>
       <w:pPr>
         <w:spacing w:line="336" w:lineRule="auto" w:after="180"/>
-        <w:shd w:fill="F5F1FB"/>
       </w:pPr>
       <w:r>
         <w:rPr>
@@ -3673,7 +3206,7 @@
     </w:p>
     <w:p>
       <w:pPr>
-        <w:pStyle w:val="Heading3"/>
+        <w:pStyle w:val="Heading2"/>
       </w:pPr>
       <w:r>
         <w:t>06. Make the idea visible in your project</w:t>
@@ -3787,7 +3320,6 @@
     <w:p>
       <w:pPr>
         <w:spacing w:line="336" w:lineRule="auto" w:after="180"/>
-        <w:shd w:fill="F5F1FB"/>
       </w:pPr>
       <w:r>
         <w:rPr>
@@ -3834,6 +3366,62 @@
     <w:p>
       <w:r>
         <w:t>________________________________________________________________</w:t>
+      </w:r>
+    </w:p>
+    <w:p>
+      <w:pPr>
+        <w:pStyle w:val="Heading2"/>
+      </w:pPr>
+      <w:r>
+        <w:t>Earlier wording, alternatives and picture transcripts · reference / check after trying</w:t>
+      </w:r>
+    </w:p>
+    <w:p>
+      <w:pPr>
+        <w:pStyle w:val="Heading3"/>
+      </w:pPr>
+      <w:r>
+        <w:t>01. Accuracy and Imbalance: the case</w:t>
+      </w:r>
+    </w:p>
+    <w:p>
+      <w:pPr>
+        <w:pStyle w:val="Heading3"/>
+      </w:pPr>
+      <w:r>
+        <w:t>02. Follow the deciding steps</w:t>
+      </w:r>
+    </w:p>
+    <w:p>
+      <w:pPr>
+        <w:pStyle w:val="Heading3"/>
+      </w:pPr>
+      <w:r>
+        <w:t>03. Candidate decisions</w:t>
+      </w:r>
+    </w:p>
+    <w:p>
+      <w:pPr>
+        <w:pStyle w:val="Heading3"/>
+      </w:pPr>
+      <w:r>
+        <w:t>04. Change one thing. Trace what follows.</w:t>
+      </w:r>
+    </w:p>
+    <w:p>
+      <w:pPr>
+        <w:pStyle w:val="Heading3"/>
+      </w:pPr>
+      <w:r>
+        <w:t>05. Connect the explanation to its limit</w:t>
+      </w:r>
+    </w:p>
+    <w:p>
+      <w:pPr>
+        <w:pStyle w:val="Heading3"/>
+      </w:pPr>
+      <w:r>
+        <w:t>06. Make the idea visible in your project</w:t>
       </w:r>
     </w:p>
     <w:sectPr>
